--- a/presentation.docx
+++ b/presentation.docx
@@ -4,29 +4,232 @@
   <w:body>
     <w:p>
       <w:pPr>
-        <w:pStyle w:val="138"/>
+        <w:pStyle w:val="823"/>
         <w:pBdr/>
         <w:spacing/>
         <w:ind/>
         <w:rPr/>
+      </w:pPr>
+      <w:r>
+        <w:t xml:space="preserve">Zeitstempel Stephansdom</w:t>
+      </w:r>
+      <w:r/>
+      <w:r/>
+      <w:r/>
+      <w:r/>
+      <w:r/>
+      <w:r/>
+      <w:r/>
+    </w:p>
+    <w:p>
+      <w:pPr>
+        <w:pBdr/>
+        <w:tabs>
+          <w:tab w:val="center" w:leader="none" w:pos="4677"/>
+        </w:tabs>
+        <w:spacing/>
+        <w:ind/>
+        <w:rPr>
+          <w:highlight w:val="none"/>
+        </w:rPr>
       </w:pPr>
       <w:r>
         <w:rPr>
           <w:lang w:val="undefined"/>
         </w:rPr>
-        <w:t xml:space="preserve">Zeitstempel Stephansdom</w:t>
+        <w:t xml:space="preserve">Eigenen Server mieten? Domain Name egal?</w:t>
+      </w:r>
+      <w:r>
+        <w:tab/>
       </w:r>
       <w:r/>
     </w:p>
     <w:p>
       <w:pPr>
+        <w:pStyle w:val="885"/>
+        <w:numPr>
+          <w:ilvl w:val="0"/>
+          <w:numId w:val="2"/>
+        </w:numPr>
+        <w:pBdr/>
+        <w:tabs>
+          <w:tab w:val="center" w:leader="none" w:pos="4677"/>
+        </w:tabs>
+        <w:spacing/>
+        <w:ind/>
+        <w:rPr>
+          <w:highlight w:val="none"/>
+          <w:lang w:val="undefined"/>
+        </w:rPr>
+      </w:pPr>
+      <w:r>
+        <w:rPr>
+          <w:highlight w:val="none"/>
+          <w:lang w:val="undefined"/>
+        </w:rPr>
+        <w:t xml:space="preserve">Ja Hetzner; Domain-Name: noch nicht ausgesucht. (wird random sein; aber app-name noch auswählbar)</w:t>
+      </w:r>
+      <w:r>
+        <w:rPr>
+          <w:highlight w:val="none"/>
+        </w:rPr>
+      </w:r>
+    </w:p>
+    <w:p>
+      <w:pPr>
+        <w:pBdr/>
+        <w:spacing/>
+        <w:ind/>
+        <w:rPr>
+          <w:highlight w:val="none"/>
+          <w:lang w:val="undefined"/>
+        </w:rPr>
+      </w:pPr>
+      <w:r>
+        <w:rPr>
+          <w:highlight w:val="none"/>
+          <w:lang w:val="undefined"/>
+        </w:rPr>
+        <w:t xml:space="preserve">Verhindern, dass jemand von zu Hause aus einstempelt:</w:t>
+      </w:r>
+      <w:r>
+        <w:rPr>
+          <w:highlight w:val="none"/>
+          <w:lang w:val="undefined"/>
+        </w:rPr>
+      </w:r>
+    </w:p>
+    <w:p>
+      <w:pPr>
+        <w:pStyle w:val="885"/>
+        <w:numPr>
+          <w:ilvl w:val="0"/>
+          <w:numId w:val="1"/>
+        </w:numPr>
         <w:pBdr/>
         <w:spacing/>
         <w:ind/>
         <w:rPr/>
       </w:pPr>
       <w:r>
-        <w:t xml:space="preserve">Questions to ask in the meeting:</w:t>
+        <w:rPr>
+          <w:highlight w:val="none"/>
+          <w:lang w:val="undefined"/>
+        </w:rPr>
+        <w:t xml:space="preserve">WLAN-access (IP Adress limiting) only</w:t>
+      </w:r>
+      <w:r>
+        <w:rPr>
+          <w:highlight w:val="none"/>
+          <w:lang w:val="undefined"/>
+        </w:rPr>
+      </w:r>
+    </w:p>
+    <w:p>
+      <w:pPr>
+        <w:pBdr/>
+        <w:spacing/>
+        <w:ind w:firstLine="0" w:left="0"/>
+        <w:rPr>
+          <w:highlight w:val="none"/>
+          <w:lang w:val="undefined"/>
+        </w:rPr>
+      </w:pPr>
+      <w:r>
+        <w:rPr>
+          <w:highlight w:val="none"/>
+          <w:lang w:val="undefined"/>
+        </w:rPr>
+        <w:t xml:space="preserve">Gibt es eine Datenbank mit Nutzern/ sollen Nutzer neue Accounts anlegen?</w:t>
+      </w:r>
+      <w:r>
+        <w:rPr>
+          <w:highlight w:val="none"/>
+          <w:lang w:val="undefined"/>
+        </w:rPr>
+      </w:r>
+      <w:r>
+        <w:rPr>
+          <w:highlight w:val="none"/>
+          <w:lang w:val="undefined"/>
+        </w:rPr>
+      </w:r>
+      <w:r>
+        <w:rPr>
+          <w:highlight w:val="none"/>
+          <w:lang w:val="undefined"/>
+        </w:rPr>
+        <w:t xml:space="preserve"> Nein</w:t>
+      </w:r>
+      <w:r>
+        <w:rPr>
+          <w:highlight w:val="none"/>
+          <w:lang w:val="undefined"/>
+        </w:rPr>
+      </w:r>
+      <w:r>
+        <w:rPr>
+          <w:highlight w:val="none"/>
+          <w:lang w:val="undefined"/>
+        </w:rPr>
+      </w:r>
+      <w:r>
+        <w:rPr>
+          <w:highlight w:val="none"/>
+          <w:lang w:val="undefined"/>
+        </w:rPr>
+      </w:r>
+      <w:r>
+        <w:rPr>
+          <w:highlight w:val="none"/>
+          <w:lang w:val="undefined"/>
+        </w:rPr>
+      </w:r>
+    </w:p>
+    <w:p>
+      <w:pPr>
+        <w:pStyle w:val="885"/>
+        <w:numPr>
+          <w:ilvl w:val="0"/>
+          <w:numId w:val="7"/>
+        </w:numPr>
+        <w:pBdr/>
+        <w:spacing/>
+        <w:ind/>
+        <w:rPr>
+          <w:highlight w:val="none"/>
+          <w:lang w:val="undefined"/>
+        </w:rPr>
+      </w:pPr>
+      <w:r>
+        <w:rPr>
+          <w:highlight w:val="none"/>
+          <w:lang w:val="undefined"/>
+        </w:rPr>
+        <w:t xml:space="preserve">Werden dann manuell eingespeist.</w:t>
+      </w:r>
+      <w:r>
+        <w:rPr>
+          <w:highlight w:val="none"/>
+          <w:lang w:val="undefined"/>
+        </w:rPr>
+      </w:r>
+    </w:p>
+    <w:p>
+      <w:pPr>
+        <w:pBdr/>
+        <w:spacing/>
+        <w:ind/>
+        <w:rPr>
+          <w:highlight w:val="none"/>
+          <w:lang w:val="undefined"/>
+        </w:rPr>
+      </w:pPr>
+      <w:r>
+        <w:rPr>
+          <w:lang w:val="undefined"/>
+        </w:rPr>
+        <w:t xml:space="preserve">TODO:</w:t>
       </w:r>
       <w:r/>
     </w:p>
@@ -35,192 +238,450 @@
         <w:pBdr/>
         <w:spacing/>
         <w:ind/>
-        <w:rPr/>
+        <w:rPr>
+          <w:highlight w:val="none"/>
+          <w:lang w:val="undefined"/>
+        </w:rPr>
       </w:pPr>
       <w:r>
-        <w:t xml:space="preserve">On infrastructure: Is there an internal server I can deploy to, or should I provision a cloud VM? Is there an existing domain or subdomain I can use (e.g. stempel.firma.at)? Does the company have an IT policy around self-hosted tools or do they prefer a man</w:t>
+        <w:rPr>
+          <w:highlight w:val="none"/>
+          <w:lang w:val="undefined"/>
+        </w:rPr>
+        <w:t xml:space="preserve">Allgemein:</w:t>
       </w:r>
       <w:r>
-        <w:t xml:space="preserve">aged provider? Is there a static IP or do they use dynamic DNS?</w:t>
+        <w:rPr>
+          <w:highlight w:val="none"/>
+          <w:lang w:val="undefined"/>
+        </w:rPr>
+      </w:r>
+    </w:p>
+    <w:p>
+      <w:pPr>
+        <w:pStyle w:val="885"/>
+        <w:numPr>
+          <w:ilvl w:val="0"/>
+          <w:numId w:val="6"/>
+        </w:numPr>
+        <w:pBdr/>
+        <w:spacing/>
+        <w:ind/>
+        <w:rPr>
+          <w:highlight w:val="none"/>
+        </w:rPr>
+      </w:pPr>
+      <w:r>
+        <w:rPr>
+          <w:highlight w:val="none"/>
+          <w:lang w:val="undefined"/>
+        </w:rPr>
+      </w:r>
+      <w:r>
+        <w:rPr>
+          <w:highlight w:val="none"/>
+        </w:rPr>
+        <w:t xml:space="preserve">Zeitzone</w:t>
+      </w:r>
+      <w:r>
+        <w:rPr>
+          <w:highlight w:val="none"/>
+        </w:rPr>
+      </w:r>
+    </w:p>
+    <w:p>
+      <w:pPr>
+        <w:pStyle w:val="885"/>
+        <w:numPr>
+          <w:ilvl w:val="0"/>
+          <w:numId w:val="6"/>
+        </w:numPr>
+        <w:pBdr/>
+        <w:spacing/>
+        <w:ind/>
+        <w:rPr>
+          <w:highlight w:val="none"/>
+        </w:rPr>
+      </w:pPr>
+      <w:r>
+        <w:rPr>
+          <w:highlight w:val="none"/>
+        </w:rPr>
+      </w:r>
+      <w:r>
+        <w:rPr>
+          <w:highlight w:val="none"/>
+        </w:rPr>
+        <w:t xml:space="preserve">SV-Nummer, Stammdaten (Email, Adresse, ...) von Benutzern speichern</w:t>
+      </w:r>
+      <w:r>
+        <w:rPr>
+          <w:highlight w:val="none"/>
+        </w:rPr>
+      </w:r>
+    </w:p>
+    <w:p>
+      <w:pPr>
+        <w:pStyle w:val="885"/>
+        <w:numPr>
+          <w:ilvl w:val="0"/>
+          <w:numId w:val="6"/>
+        </w:numPr>
+        <w:pBdr/>
+        <w:spacing/>
+        <w:ind/>
+        <w:rPr>
+          <w:highlight w:val="none"/>
+        </w:rPr>
+      </w:pPr>
+      <w:r>
+        <w:rPr>
+          <w:highlight w:val="none"/>
+        </w:rPr>
+      </w:r>
+      <w:r>
+        <w:rPr>
+          <w:highlight w:val="none"/>
+        </w:rPr>
+        <w:t xml:space="preserve">Evtl. Zu PostGre migrieren</w:t>
+      </w:r>
+      <w:r>
+        <w:rPr>
+          <w:highlight w:val="none"/>
+        </w:rPr>
+      </w:r>
+    </w:p>
+    <w:p>
+      <w:pPr>
+        <w:pStyle w:val="885"/>
+        <w:numPr>
+          <w:ilvl w:val="0"/>
+          <w:numId w:val="6"/>
+        </w:numPr>
+        <w:pBdr/>
+        <w:spacing/>
+        <w:ind/>
+        <w:rPr>
+          <w:highlight w:val="none"/>
+        </w:rPr>
+      </w:pPr>
+      <w:r>
+        <w:rPr>
+          <w:highlight w:val="none"/>
+        </w:rPr>
+      </w:r>
+      <w:r>
+        <w:rPr>
+          <w:highlight w:val="none"/>
+        </w:rPr>
+        <w:t xml:space="preserve">HTTPS only</w:t>
+      </w:r>
+      <w:r>
+        <w:rPr>
+          <w:highlight w:val="none"/>
+        </w:rPr>
+      </w:r>
+    </w:p>
+    <w:p>
+      <w:pPr>
+        <w:pStyle w:val="885"/>
+        <w:numPr>
+          <w:ilvl w:val="0"/>
+          <w:numId w:val="6"/>
+        </w:numPr>
+        <w:pBdr/>
+        <w:spacing/>
+        <w:ind/>
+        <w:rPr>
+          <w:highlight w:val="none"/>
+        </w:rPr>
+      </w:pPr>
+      <w:r>
+        <w:rPr>
+          <w:highlight w:val="none"/>
+        </w:rPr>
+      </w:r>
+      <w:r>
+        <w:rPr>
+          <w:highlight w:val="none"/>
+        </w:rPr>
+        <w:t xml:space="preserve">Logs</w:t>
+      </w:r>
+      <w:r>
+        <w:rPr>
+          <w:highlight w:val="none"/>
+        </w:rPr>
       </w:r>
       <w:r/>
+      <w:r>
+        <w:rPr>
+          <w:highlight w:val="none"/>
+          <w:lang w:val="undefined"/>
+        </w:rPr>
+      </w:r>
+      <w:r>
+        <w:rPr>
+          <w:highlight w:val="none"/>
+          <w:lang w:val="undefined"/>
+        </w:rPr>
+      </w:r>
+      <w:r>
+        <w:rPr>
+          <w:highlight w:val="none"/>
+        </w:rPr>
+      </w:r>
     </w:p>
     <w:p>
       <w:pPr>
         <w:pBdr/>
         <w:spacing/>
         <w:ind/>
-        <w:rPr/>
+        <w:rPr>
+          <w:highlight w:val="none"/>
+          <w:lang w:val="undefined"/>
+        </w:rPr>
       </w:pPr>
       <w:r>
-        <w:t xml:space="preserve">On users: Where does the existing user database live — is it Active Directory, an HR system, a spreadsheet? Who is responsible for onboarding/offboarding employees (so punch accounts get created/deleted when people join or leave)? Who should have admin acce</w:t>
+        <w:rPr>
+          <w:highlight w:val="none"/>
+          <w:lang w:val="undefined"/>
+        </w:rPr>
+        <w:t xml:space="preserve">Extra Funktion für User:</w:t>
       </w:r>
       <w:r>
-        <w:t xml:space="preserve">ss besides you?</w:t>
+        <w:rPr>
+          <w:highlight w:val="none"/>
+          <w:lang w:val="undefined"/>
+        </w:rPr>
       </w:r>
-      <w:r/>
     </w:p>
     <w:p>
       <w:pPr>
-        <w:pBdr/>
-        <w:spacing/>
-        <w:ind/>
-        <w:rPr/>
+        <w:pStyle w:val="885"/>
+        <w:numPr>
+          <w:ilvl w:val="0"/>
+          <w:numId w:val="3"/>
+        </w:numPr>
+        <w:pBdr/>
+        <w:spacing/>
+        <w:ind/>
+        <w:rPr>
+          <w:highlight w:val="none"/>
+          <w:lang w:val="undefined"/>
+        </w:rPr>
       </w:pPr>
       <w:r>
-        <w:t xml:space="preserve">On availability: What are core business hours — does it need to run 24/7 or just Mon–Fri? What happens if the app goes down mid-shift, is there a paper fallback? Who do employees call if they can't log in?</w:t>
+        <w:rPr>
+          <w:highlight w:val="none"/>
+          <w:lang w:val="undefined"/>
+        </w:rPr>
+        <w:t xml:space="preserve">Krankenstand melden</w:t>
       </w:r>
-      <w:r/>
+      <w:r>
+        <w:rPr>
+          <w:highlight w:val="none"/>
+          <w:lang w:val="undefined"/>
+        </w:rPr>
+      </w:r>
     </w:p>
     <w:p>
       <w:pPr>
-        <w:pBdr/>
-        <w:spacing/>
-        <w:ind/>
-        <w:rPr/>
+        <w:pStyle w:val="885"/>
+        <w:numPr>
+          <w:ilvl w:val="0"/>
+          <w:numId w:val="3"/>
+        </w:numPr>
+        <w:pBdr/>
+        <w:spacing/>
+        <w:ind/>
+        <w:rPr>
+          <w:highlight w:val="none"/>
+          <w:lang w:val="undefined"/>
+        </w:rPr>
       </w:pPr>
       <w:r>
-        <w:t xml:space="preserve">On data: How long should time records be kept? Does Austria's Arbeitszeitgesetz require you to store records for a specific period (it does — 7 years)? Who owns the data, and does it need to be backed up?</w:t>
+        <w:rPr>
+          <w:highlight w:val="none"/>
+          <w:lang w:val="undefined"/>
+        </w:rPr>
+        <w:t xml:space="preserve">Urlaubstand anfragen</w:t>
       </w:r>
-      <w:r/>
+      <w:r>
+        <w:rPr>
+          <w:highlight w:val="none"/>
+          <w:lang w:val="undefined"/>
+        </w:rPr>
+      </w:r>
     </w:p>
     <w:p>
       <w:pPr>
         <w:pBdr/>
         <w:spacing/>
         <w:ind/>
-        <w:rPr/>
-      </w:pPr>
-      <w:r/>
-      <w:r/>
+        <w:rPr>
+          <w:highlight w:val="none"/>
+          <w:lang w:val="undefined"/>
+        </w:rPr>
+      </w:pPr>
+      <w:r>
+        <w:rPr>
+          <w:highlight w:val="none"/>
+          <w:lang w:val="undefined"/>
+        </w:rPr>
+        <w:t xml:space="preserve">Admin Funktionen:</w:t>
+      </w:r>
+      <w:r>
+        <w:rPr>
+          <w:highlight w:val="none"/>
+          <w:lang w:val="undefined"/>
+        </w:rPr>
+      </w:r>
     </w:p>
     <w:p>
       <w:pPr>
-        <w:pBdr/>
-        <w:spacing/>
-        <w:ind/>
-        <w:rPr/>
+        <w:pStyle w:val="885"/>
+        <w:numPr>
+          <w:ilvl w:val="0"/>
+          <w:numId w:val="4"/>
+        </w:numPr>
+        <w:pBdr/>
+        <w:spacing/>
+        <w:ind/>
+        <w:rPr>
+          <w:highlight w:val="none"/>
+          <w:lang w:val="undefined"/>
+        </w:rPr>
       </w:pPr>
       <w:r>
-        <w:t xml:space="preserve">On integrating existing users — it won't be difficult technically, but it depends on what format they're in. The best approach is a one-time import script. If they can give you a spreadsheet with name and username, you can generate a default password for ea</w:t>
+        <w:rPr>
+          <w:highlight w:val="none"/>
+          <w:lang w:val="undefined"/>
+        </w:rPr>
+        <w:t xml:space="preserve">Urlaub genehmigen</w:t>
       </w:r>
       <w:r>
-        <w:t xml:space="preserve">ch person (e.g. their birthday or a random string) and import them all in one run. I can write that script for you when the time comes.</w:t>
+        <w:rPr>
+          <w:highlight w:val="none"/>
+          <w:lang w:val="undefined"/>
+        </w:rPr>
       </w:r>
-      <w:r/>
     </w:p>
     <w:p>
       <w:pPr>
-        <w:pBdr/>
-        <w:spacing/>
-        <w:ind/>
-        <w:rPr/>
-      </w:pPr>
-      <w:r/>
-      <w:r/>
+        <w:pStyle w:val="885"/>
+        <w:numPr>
+          <w:ilvl w:val="0"/>
+          <w:numId w:val="4"/>
+        </w:numPr>
+        <w:pBdr/>
+        <w:spacing/>
+        <w:ind/>
+        <w:rPr>
+          <w:highlight w:val="none"/>
+          <w:lang w:val="undefined"/>
+        </w:rPr>
+      </w:pPr>
+      <w:r>
+        <w:rPr>
+          <w:highlight w:val="none"/>
+          <w:lang w:val="undefined"/>
+        </w:rPr>
+        <w:t xml:space="preserve">Krankenstände und weiteres einsehen</w:t>
+      </w:r>
+      <w:r>
+        <w:rPr>
+          <w:highlight w:val="none"/>
+          <w:lang w:val="undefined"/>
+        </w:rPr>
+      </w:r>
     </w:p>
     <w:p>
       <w:pPr>
         <w:pBdr/>
         <w:spacing/>
         <w:ind/>
-        <w:rPr/>
+        <w:rPr>
+          <w:highlight w:val="none"/>
+          <w:lang w:val="undefined"/>
+        </w:rPr>
       </w:pPr>
       <w:r>
-        <w:t xml:space="preserve">Other problems that could arise:</w:t>
+        <w:rPr>
+          <w:highlight w:val="none"/>
+          <w:lang w:val="undefined"/>
+        </w:rPr>
+        <w:t xml:space="preserve">Extra Fenster für admin und user:</w:t>
       </w:r>
-      <w:r/>
+      <w:r>
+        <w:rPr>
+          <w:highlight w:val="none"/>
+          <w:lang w:val="undefined"/>
+        </w:rPr>
+      </w:r>
     </w:p>
     <w:p>
       <w:pPr>
-        <w:pBdr/>
-        <w:spacing/>
-        <w:ind/>
-        <w:rPr/>
+        <w:pStyle w:val="885"/>
+        <w:numPr>
+          <w:ilvl w:val="0"/>
+          <w:numId w:val="5"/>
+        </w:numPr>
+        <w:pBdr/>
+        <w:spacing/>
+        <w:ind/>
+        <w:rPr>
+          <w:highlight w:val="none"/>
+          <w:lang w:val="undefined"/>
+        </w:rPr>
       </w:pPr>
       <w:r>
-        <w:t xml:space="preserve">The biggest real-world ones for a 50–70 person company:</w:t>
+        <w:rPr>
+          <w:highlight w:val="none"/>
+          <w:lang w:val="undefined"/>
+        </w:rPr>
+        <w:t xml:space="preserve">Dienstplan anzeigen</w:t>
       </w:r>
-      <w:r/>
+      <w:r>
+        <w:rPr>
+          <w:highlight w:val="none"/>
+          <w:lang w:val="undefined"/>
+        </w:rPr>
+      </w:r>
     </w:p>
     <w:p>
       <w:pPr>
-        <w:pBdr/>
-        <w:spacing/>
-        <w:ind/>
-        <w:rPr/>
+        <w:pStyle w:val="885"/>
+        <w:numPr>
+          <w:ilvl w:val="0"/>
+          <w:numId w:val="5"/>
+        </w:numPr>
+        <w:pBdr/>
+        <w:spacing/>
+        <w:ind/>
+        <w:rPr>
+          <w:highlight w:val="none"/>
+          <w:lang w:val="undefined"/>
+        </w:rPr>
       </w:pPr>
       <w:r>
-        <w:t xml:space="preserve">Forgotten passwords — you have no password reset flow yet. Someone will forget their password on day one. You need either a reset mechanism or a simple admin "reset password" button in the admin panel.</w:t>
-      </w:r>
-      <w:r/>
-    </w:p>
-    <w:p>
-      <w:pPr>
-        <w:pBdr/>
-        <w:spacing/>
-        <w:ind/>
-        <w:rPr/>
-      </w:pPr>
-      <w:r>
-        <w:t xml:space="preserve">Timezone issues — your server will likely run in UTC. If it's deployed in Austria that's fine most of the year but daylight saving time (Sommerzeit) can cause punch times to display 1 hour off. Worth testing explicitly.</w:t>
-      </w:r>
-      <w:r/>
-    </w:p>
-    <w:p>
-      <w:pPr>
-        <w:pBdr/>
-        <w:spacing/>
-        <w:ind/>
-        <w:rPr/>
-      </w:pPr>
-      <w:r>
-        <w:t xml:space="preserve">SQLite under load — for 50–70 people punching in around the same time (e.g. 8am shift start), SQLite handles concurrent reads fine but concurrent writes can occasionally lock. It's unlikely to be a real problem at this scale but if you want to be safe, migr</w:t>
+        <w:rPr>
+          <w:highlight w:val="none"/>
+          <w:lang w:val="undefined"/>
+        </w:rPr>
       </w:r>
       <w:r>
-        <w:t xml:space="preserve">ating to PostgreSQL before deployment is straightforward and I can help with that.</w:t>
-      </w:r>
-      <w:r/>
-    </w:p>
-    <w:p>
-      <w:pPr>
-        <w:pBdr/>
-        <w:spacing/>
-        <w:ind/>
-        <w:rPr/>
-      </w:pPr>
-      <w:r>
-        <w:t xml:space="preserve">The app going down — right now if the process crashes, it's just gone. For production you want a process manager like systemd or supervisor that restarts it automatically, plus a simple uptime monitor.</w:t>
-      </w:r>
-      <w:r/>
-    </w:p>
-    <w:p>
-      <w:pPr>
-        <w:pBdr/>
-        <w:spacing/>
-        <w:ind/>
-        <w:rPr/>
-      </w:pPr>
-      <w:r>
-        <w:t xml:space="preserve">HTTPS — right now everything runs over HTTP. On a local network that's acceptable, but if employees access it over the internet (e.g. from their phones on mobile data) passwords and tokens travel in plaintext. You need SSL, which means a domain name and a L</w:t>
+        <w:rPr>
+          <w:highlight w:val="none"/>
+          <w:lang w:val="undefined"/>
+        </w:rPr>
+        <w:t xml:space="preserve">Passwort vergessen</w:t>
       </w:r>
       <w:r>
-        <w:t xml:space="preserve">et's Encrypt certificate. This is free and straightforward with caddy or nginx.</w:t>
+        <w:rPr>
+          <w:highlight w:val="none"/>
+          <w:lang w:val="undefined"/>
+        </w:rPr>
       </w:r>
-      <w:r/>
-    </w:p>
-    <w:p>
-      <w:pPr>
-        <w:pBdr/>
-        <w:spacing/>
-        <w:ind/>
-        <w:rPr/>
-      </w:pPr>
-      <w:r>
-        <w:t xml:space="preserve">No audit trail — if someone disputes their hours, you currently have no log of who changed or deleted what. Worth adding before go-live.</w:t>
-      </w:r>
-      <w:r/>
-      <w:r/>
       <w:r/>
     </w:p>
     <w:sectPr>
@@ -245,7 +706,6 @@
         <w:ind/>
         <w:rPr/>
       </w:pPr>
-      <w:r/>
       <w:r>
         <w:separator/>
       </w:r>
@@ -260,7 +720,6 @@
         <w:ind/>
         <w:rPr/>
       </w:pPr>
-      <w:r/>
       <w:r>
         <w:continuationSeparator/>
       </w:r>
@@ -280,7 +739,6 @@
         <w:ind/>
         <w:rPr/>
       </w:pPr>
-      <w:r/>
       <w:r>
         <w:separator/>
       </w:r>
@@ -295,7 +753,6 @@
         <w:ind/>
         <w:rPr/>
       </w:pPr>
-      <w:r/>
       <w:r>
         <w:continuationSeparator/>
       </w:r>
@@ -303,6 +760,1054 @@
     </w:p>
   </w:footnote>
 </w:footnotes>
+</file>
+
+<file path=word/numbering.xml><?xml version="1.0" encoding="utf-8"?>
+<w:numbering xmlns:wpc="http://schemas.microsoft.com/office/word/2010/wordprocessingCanvas" xmlns:mc="http://schemas.openxmlformats.org/markup-compatibility/2006" xmlns:o="urn:schemas-microsoft-com:office:office" xmlns:r="http://schemas.openxmlformats.org/officeDocument/2006/relationships" xmlns:m="http://schemas.openxmlformats.org/officeDocument/2006/math" xmlns:v="urn:schemas-microsoft-com:vml" xmlns:wp14="http://schemas.microsoft.com/office/word/2010/wordprocessingDrawing" xmlns:wp="http://schemas.openxmlformats.org/drawingml/2006/wordprocessingDrawing" xmlns:w10="urn:schemas-microsoft-com:office:word" xmlns:w="http://schemas.openxmlformats.org/wordprocessingml/2006/main" xmlns:w14="http://schemas.microsoft.com/office/word/2010/wordml" xmlns:w15="http://schemas.microsoft.com/office/word/2012/wordml" xmlns:wpg="http://schemas.microsoft.com/office/word/2010/wordprocessingGroup" xmlns:wpi="http://schemas.microsoft.com/office/word/2010/wordprocessingInk" xmlns:wne="http://schemas.microsoft.com/office/word/2006/wordml" xmlns:wps="http://schemas.microsoft.com/office/word/2010/wordprocessingShape" mc:Ignorable="w14 w15 wp14">
+  <w:abstractNum w:abstractNumId="0">
+    <w:lvl w:ilvl="0">
+      <w:isLgl w:val="false"/>
+      <w:lvlJc w:val="left"/>
+      <w:lvlText w:val="–"/>
+      <w:numFmt w:val="bullet"/>
+      <w:pPr>
+        <w:pBdr/>
+        <w:spacing/>
+        <w:ind w:hanging="360" w:left="709"/>
+      </w:pPr>
+      <w:rPr>
+        <w:rFonts w:hint="default" w:ascii="Arial" w:hAnsi="Arial" w:eastAsia="Arial" w:cs="Arial"/>
+      </w:rPr>
+      <w:start w:val="1"/>
+      <w:suff w:val="tab"/>
+    </w:lvl>
+    <w:lvl w:ilvl="1">
+      <w:isLgl w:val="false"/>
+      <w:lvlJc w:val="left"/>
+      <w:lvlText w:val="o"/>
+      <w:numFmt w:val="bullet"/>
+      <w:pPr>
+        <w:pBdr/>
+        <w:spacing/>
+        <w:ind w:hanging="360" w:left="1429"/>
+      </w:pPr>
+      <w:rPr>
+        <w:rFonts w:hint="default" w:ascii="Courier New" w:hAnsi="Courier New" w:eastAsia="Courier New" w:cs="Courier New"/>
+      </w:rPr>
+      <w:start w:val="1"/>
+      <w:suff w:val="tab"/>
+    </w:lvl>
+    <w:lvl w:ilvl="2">
+      <w:isLgl w:val="false"/>
+      <w:lvlJc w:val="left"/>
+      <w:lvlText w:val="§"/>
+      <w:numFmt w:val="bullet"/>
+      <w:pPr>
+        <w:pBdr/>
+        <w:spacing/>
+        <w:ind w:hanging="360" w:left="2149"/>
+      </w:pPr>
+      <w:rPr>
+        <w:rFonts w:hint="default" w:ascii="Wingdings" w:hAnsi="Wingdings" w:eastAsia="Wingdings" w:cs="Wingdings"/>
+      </w:rPr>
+      <w:start w:val="1"/>
+      <w:suff w:val="tab"/>
+    </w:lvl>
+    <w:lvl w:ilvl="3">
+      <w:isLgl w:val="false"/>
+      <w:lvlJc w:val="left"/>
+      <w:lvlText w:val="·"/>
+      <w:numFmt w:val="bullet"/>
+      <w:pPr>
+        <w:pBdr/>
+        <w:spacing/>
+        <w:ind w:hanging="360" w:left="2869"/>
+      </w:pPr>
+      <w:rPr>
+        <w:rFonts w:hint="default" w:ascii="Symbol" w:hAnsi="Symbol" w:eastAsia="Symbol" w:cs="Symbol"/>
+      </w:rPr>
+      <w:start w:val="1"/>
+      <w:suff w:val="tab"/>
+    </w:lvl>
+    <w:lvl w:ilvl="4">
+      <w:isLgl w:val="false"/>
+      <w:lvlJc w:val="left"/>
+      <w:lvlText w:val="o"/>
+      <w:numFmt w:val="bullet"/>
+      <w:pPr>
+        <w:pBdr/>
+        <w:spacing/>
+        <w:ind w:hanging="360" w:left="3589"/>
+      </w:pPr>
+      <w:rPr>
+        <w:rFonts w:hint="default" w:ascii="Courier New" w:hAnsi="Courier New" w:eastAsia="Courier New" w:cs="Courier New"/>
+      </w:rPr>
+      <w:start w:val="1"/>
+      <w:suff w:val="tab"/>
+    </w:lvl>
+    <w:lvl w:ilvl="5">
+      <w:isLgl w:val="false"/>
+      <w:lvlJc w:val="left"/>
+      <w:lvlText w:val="§"/>
+      <w:numFmt w:val="bullet"/>
+      <w:pPr>
+        <w:pBdr/>
+        <w:spacing/>
+        <w:ind w:hanging="360" w:left="4309"/>
+      </w:pPr>
+      <w:rPr>
+        <w:rFonts w:hint="default" w:ascii="Wingdings" w:hAnsi="Wingdings" w:eastAsia="Wingdings" w:cs="Wingdings"/>
+      </w:rPr>
+      <w:start w:val="1"/>
+      <w:suff w:val="tab"/>
+    </w:lvl>
+    <w:lvl w:ilvl="6">
+      <w:isLgl w:val="false"/>
+      <w:lvlJc w:val="left"/>
+      <w:lvlText w:val="·"/>
+      <w:numFmt w:val="bullet"/>
+      <w:pPr>
+        <w:pBdr/>
+        <w:spacing/>
+        <w:ind w:hanging="360" w:left="5029"/>
+      </w:pPr>
+      <w:rPr>
+        <w:rFonts w:hint="default" w:ascii="Symbol" w:hAnsi="Symbol" w:eastAsia="Symbol" w:cs="Symbol"/>
+      </w:rPr>
+      <w:start w:val="1"/>
+      <w:suff w:val="tab"/>
+    </w:lvl>
+    <w:lvl w:ilvl="7">
+      <w:isLgl w:val="false"/>
+      <w:lvlJc w:val="left"/>
+      <w:lvlText w:val="o"/>
+      <w:numFmt w:val="bullet"/>
+      <w:pPr>
+        <w:pBdr/>
+        <w:spacing/>
+        <w:ind w:hanging="360" w:left="5749"/>
+      </w:pPr>
+      <w:rPr>
+        <w:rFonts w:hint="default" w:ascii="Courier New" w:hAnsi="Courier New" w:eastAsia="Courier New" w:cs="Courier New"/>
+      </w:rPr>
+      <w:start w:val="1"/>
+      <w:suff w:val="tab"/>
+    </w:lvl>
+    <w:lvl w:ilvl="8">
+      <w:isLgl w:val="false"/>
+      <w:lvlJc w:val="left"/>
+      <w:lvlText w:val="§"/>
+      <w:numFmt w:val="bullet"/>
+      <w:pPr>
+        <w:pBdr/>
+        <w:spacing/>
+        <w:ind w:hanging="360" w:left="6469"/>
+      </w:pPr>
+      <w:rPr>
+        <w:rFonts w:hint="default" w:ascii="Wingdings" w:hAnsi="Wingdings" w:eastAsia="Wingdings" w:cs="Wingdings"/>
+      </w:rPr>
+      <w:start w:val="1"/>
+      <w:suff w:val="tab"/>
+    </w:lvl>
+  </w:abstractNum>
+  <w:abstractNum w:abstractNumId="1">
+    <w:lvl w:ilvl="0">
+      <w:isLgl w:val="false"/>
+      <w:lvlJc w:val="left"/>
+      <w:lvlText w:val="–"/>
+      <w:numFmt w:val="bullet"/>
+      <w:pPr>
+        <w:pBdr/>
+        <w:spacing/>
+        <w:ind w:hanging="360" w:left="709"/>
+      </w:pPr>
+      <w:rPr>
+        <w:rFonts w:hint="default" w:ascii="Arial" w:hAnsi="Arial" w:eastAsia="Arial" w:cs="Arial"/>
+      </w:rPr>
+      <w:start w:val="1"/>
+      <w:suff w:val="tab"/>
+    </w:lvl>
+    <w:lvl w:ilvl="1">
+      <w:isLgl w:val="false"/>
+      <w:lvlJc w:val="left"/>
+      <w:lvlText w:val="o"/>
+      <w:numFmt w:val="bullet"/>
+      <w:pPr>
+        <w:pBdr/>
+        <w:spacing/>
+        <w:ind w:hanging="360" w:left="1429"/>
+      </w:pPr>
+      <w:rPr>
+        <w:rFonts w:hint="default" w:ascii="Courier New" w:hAnsi="Courier New" w:eastAsia="Courier New" w:cs="Courier New"/>
+      </w:rPr>
+      <w:start w:val="1"/>
+      <w:suff w:val="tab"/>
+    </w:lvl>
+    <w:lvl w:ilvl="2">
+      <w:isLgl w:val="false"/>
+      <w:lvlJc w:val="left"/>
+      <w:lvlText w:val="§"/>
+      <w:numFmt w:val="bullet"/>
+      <w:pPr>
+        <w:pBdr/>
+        <w:spacing/>
+        <w:ind w:hanging="360" w:left="2149"/>
+      </w:pPr>
+      <w:rPr>
+        <w:rFonts w:hint="default" w:ascii="Wingdings" w:hAnsi="Wingdings" w:eastAsia="Wingdings" w:cs="Wingdings"/>
+      </w:rPr>
+      <w:start w:val="1"/>
+      <w:suff w:val="tab"/>
+    </w:lvl>
+    <w:lvl w:ilvl="3">
+      <w:isLgl w:val="false"/>
+      <w:lvlJc w:val="left"/>
+      <w:lvlText w:val="·"/>
+      <w:numFmt w:val="bullet"/>
+      <w:pPr>
+        <w:pBdr/>
+        <w:spacing/>
+        <w:ind w:hanging="360" w:left="2869"/>
+      </w:pPr>
+      <w:rPr>
+        <w:rFonts w:hint="default" w:ascii="Symbol" w:hAnsi="Symbol" w:eastAsia="Symbol" w:cs="Symbol"/>
+      </w:rPr>
+      <w:start w:val="1"/>
+      <w:suff w:val="tab"/>
+    </w:lvl>
+    <w:lvl w:ilvl="4">
+      <w:isLgl w:val="false"/>
+      <w:lvlJc w:val="left"/>
+      <w:lvlText w:val="o"/>
+      <w:numFmt w:val="bullet"/>
+      <w:pPr>
+        <w:pBdr/>
+        <w:spacing/>
+        <w:ind w:hanging="360" w:left="3589"/>
+      </w:pPr>
+      <w:rPr>
+        <w:rFonts w:hint="default" w:ascii="Courier New" w:hAnsi="Courier New" w:eastAsia="Courier New" w:cs="Courier New"/>
+      </w:rPr>
+      <w:start w:val="1"/>
+      <w:suff w:val="tab"/>
+    </w:lvl>
+    <w:lvl w:ilvl="5">
+      <w:isLgl w:val="false"/>
+      <w:lvlJc w:val="left"/>
+      <w:lvlText w:val="§"/>
+      <w:numFmt w:val="bullet"/>
+      <w:pPr>
+        <w:pBdr/>
+        <w:spacing/>
+        <w:ind w:hanging="360" w:left="4309"/>
+      </w:pPr>
+      <w:rPr>
+        <w:rFonts w:hint="default" w:ascii="Wingdings" w:hAnsi="Wingdings" w:eastAsia="Wingdings" w:cs="Wingdings"/>
+      </w:rPr>
+      <w:start w:val="1"/>
+      <w:suff w:val="tab"/>
+    </w:lvl>
+    <w:lvl w:ilvl="6">
+      <w:isLgl w:val="false"/>
+      <w:lvlJc w:val="left"/>
+      <w:lvlText w:val="·"/>
+      <w:numFmt w:val="bullet"/>
+      <w:pPr>
+        <w:pBdr/>
+        <w:spacing/>
+        <w:ind w:hanging="360" w:left="5029"/>
+      </w:pPr>
+      <w:rPr>
+        <w:rFonts w:hint="default" w:ascii="Symbol" w:hAnsi="Symbol" w:eastAsia="Symbol" w:cs="Symbol"/>
+      </w:rPr>
+      <w:start w:val="1"/>
+      <w:suff w:val="tab"/>
+    </w:lvl>
+    <w:lvl w:ilvl="7">
+      <w:isLgl w:val="false"/>
+      <w:lvlJc w:val="left"/>
+      <w:lvlText w:val="o"/>
+      <w:numFmt w:val="bullet"/>
+      <w:pPr>
+        <w:pBdr/>
+        <w:spacing/>
+        <w:ind w:hanging="360" w:left="5749"/>
+      </w:pPr>
+      <w:rPr>
+        <w:rFonts w:hint="default" w:ascii="Courier New" w:hAnsi="Courier New" w:eastAsia="Courier New" w:cs="Courier New"/>
+      </w:rPr>
+      <w:start w:val="1"/>
+      <w:suff w:val="tab"/>
+    </w:lvl>
+    <w:lvl w:ilvl="8">
+      <w:isLgl w:val="false"/>
+      <w:lvlJc w:val="left"/>
+      <w:lvlText w:val="§"/>
+      <w:numFmt w:val="bullet"/>
+      <w:pPr>
+        <w:pBdr/>
+        <w:spacing/>
+        <w:ind w:hanging="360" w:left="6469"/>
+      </w:pPr>
+      <w:rPr>
+        <w:rFonts w:hint="default" w:ascii="Wingdings" w:hAnsi="Wingdings" w:eastAsia="Wingdings" w:cs="Wingdings"/>
+      </w:rPr>
+      <w:start w:val="1"/>
+      <w:suff w:val="tab"/>
+    </w:lvl>
+  </w:abstractNum>
+  <w:abstractNum w:abstractNumId="2">
+    <w:lvl w:ilvl="0">
+      <w:isLgl w:val="false"/>
+      <w:lvlJc w:val="left"/>
+      <w:lvlText w:val="–"/>
+      <w:numFmt w:val="bullet"/>
+      <w:pPr>
+        <w:pBdr/>
+        <w:spacing/>
+        <w:ind w:hanging="360" w:left="709"/>
+      </w:pPr>
+      <w:rPr>
+        <w:rFonts w:hint="default" w:ascii="Arial" w:hAnsi="Arial" w:eastAsia="Arial" w:cs="Arial"/>
+      </w:rPr>
+      <w:start w:val="1"/>
+      <w:suff w:val="tab"/>
+    </w:lvl>
+    <w:lvl w:ilvl="1">
+      <w:isLgl w:val="false"/>
+      <w:lvlJc w:val="left"/>
+      <w:lvlText w:val="o"/>
+      <w:numFmt w:val="bullet"/>
+      <w:pPr>
+        <w:pBdr/>
+        <w:spacing/>
+        <w:ind w:hanging="360" w:left="1429"/>
+      </w:pPr>
+      <w:rPr>
+        <w:rFonts w:hint="default" w:ascii="Courier New" w:hAnsi="Courier New" w:eastAsia="Courier New" w:cs="Courier New"/>
+      </w:rPr>
+      <w:start w:val="1"/>
+      <w:suff w:val="tab"/>
+    </w:lvl>
+    <w:lvl w:ilvl="2">
+      <w:isLgl w:val="false"/>
+      <w:lvlJc w:val="left"/>
+      <w:lvlText w:val="§"/>
+      <w:numFmt w:val="bullet"/>
+      <w:pPr>
+        <w:pBdr/>
+        <w:spacing/>
+        <w:ind w:hanging="360" w:left="2149"/>
+      </w:pPr>
+      <w:rPr>
+        <w:rFonts w:hint="default" w:ascii="Wingdings" w:hAnsi="Wingdings" w:eastAsia="Wingdings" w:cs="Wingdings"/>
+      </w:rPr>
+      <w:start w:val="1"/>
+      <w:suff w:val="tab"/>
+    </w:lvl>
+    <w:lvl w:ilvl="3">
+      <w:isLgl w:val="false"/>
+      <w:lvlJc w:val="left"/>
+      <w:lvlText w:val="·"/>
+      <w:numFmt w:val="bullet"/>
+      <w:pPr>
+        <w:pBdr/>
+        <w:spacing/>
+        <w:ind w:hanging="360" w:left="2869"/>
+      </w:pPr>
+      <w:rPr>
+        <w:rFonts w:hint="default" w:ascii="Symbol" w:hAnsi="Symbol" w:eastAsia="Symbol" w:cs="Symbol"/>
+      </w:rPr>
+      <w:start w:val="1"/>
+      <w:suff w:val="tab"/>
+    </w:lvl>
+    <w:lvl w:ilvl="4">
+      <w:isLgl w:val="false"/>
+      <w:lvlJc w:val="left"/>
+      <w:lvlText w:val="o"/>
+      <w:numFmt w:val="bullet"/>
+      <w:pPr>
+        <w:pBdr/>
+        <w:spacing/>
+        <w:ind w:hanging="360" w:left="3589"/>
+      </w:pPr>
+      <w:rPr>
+        <w:rFonts w:hint="default" w:ascii="Courier New" w:hAnsi="Courier New" w:eastAsia="Courier New" w:cs="Courier New"/>
+      </w:rPr>
+      <w:start w:val="1"/>
+      <w:suff w:val="tab"/>
+    </w:lvl>
+    <w:lvl w:ilvl="5">
+      <w:isLgl w:val="false"/>
+      <w:lvlJc w:val="left"/>
+      <w:lvlText w:val="§"/>
+      <w:numFmt w:val="bullet"/>
+      <w:pPr>
+        <w:pBdr/>
+        <w:spacing/>
+        <w:ind w:hanging="360" w:left="4309"/>
+      </w:pPr>
+      <w:rPr>
+        <w:rFonts w:hint="default" w:ascii="Wingdings" w:hAnsi="Wingdings" w:eastAsia="Wingdings" w:cs="Wingdings"/>
+      </w:rPr>
+      <w:start w:val="1"/>
+      <w:suff w:val="tab"/>
+    </w:lvl>
+    <w:lvl w:ilvl="6">
+      <w:isLgl w:val="false"/>
+      <w:lvlJc w:val="left"/>
+      <w:lvlText w:val="·"/>
+      <w:numFmt w:val="bullet"/>
+      <w:pPr>
+        <w:pBdr/>
+        <w:spacing/>
+        <w:ind w:hanging="360" w:left="5029"/>
+      </w:pPr>
+      <w:rPr>
+        <w:rFonts w:hint="default" w:ascii="Symbol" w:hAnsi="Symbol" w:eastAsia="Symbol" w:cs="Symbol"/>
+      </w:rPr>
+      <w:start w:val="1"/>
+      <w:suff w:val="tab"/>
+    </w:lvl>
+    <w:lvl w:ilvl="7">
+      <w:isLgl w:val="false"/>
+      <w:lvlJc w:val="left"/>
+      <w:lvlText w:val="o"/>
+      <w:numFmt w:val="bullet"/>
+      <w:pPr>
+        <w:pBdr/>
+        <w:spacing/>
+        <w:ind w:hanging="360" w:left="5749"/>
+      </w:pPr>
+      <w:rPr>
+        <w:rFonts w:hint="default" w:ascii="Courier New" w:hAnsi="Courier New" w:eastAsia="Courier New" w:cs="Courier New"/>
+      </w:rPr>
+      <w:start w:val="1"/>
+      <w:suff w:val="tab"/>
+    </w:lvl>
+    <w:lvl w:ilvl="8">
+      <w:isLgl w:val="false"/>
+      <w:lvlJc w:val="left"/>
+      <w:lvlText w:val="§"/>
+      <w:numFmt w:val="bullet"/>
+      <w:pPr>
+        <w:pBdr/>
+        <w:spacing/>
+        <w:ind w:hanging="360" w:left="6469"/>
+      </w:pPr>
+      <w:rPr>
+        <w:rFonts w:hint="default" w:ascii="Wingdings" w:hAnsi="Wingdings" w:eastAsia="Wingdings" w:cs="Wingdings"/>
+      </w:rPr>
+      <w:start w:val="1"/>
+      <w:suff w:val="tab"/>
+    </w:lvl>
+  </w:abstractNum>
+  <w:abstractNum w:abstractNumId="3">
+    <w:lvl w:ilvl="0">
+      <w:isLgl w:val="false"/>
+      <w:lvlJc w:val="left"/>
+      <w:lvlText w:val="–"/>
+      <w:numFmt w:val="bullet"/>
+      <w:pPr>
+        <w:pBdr/>
+        <w:spacing/>
+        <w:ind w:hanging="360" w:left="709"/>
+      </w:pPr>
+      <w:rPr>
+        <w:rFonts w:hint="default" w:ascii="Arial" w:hAnsi="Arial" w:eastAsia="Arial" w:cs="Arial"/>
+      </w:rPr>
+      <w:start w:val="1"/>
+      <w:suff w:val="tab"/>
+    </w:lvl>
+    <w:lvl w:ilvl="1">
+      <w:isLgl w:val="false"/>
+      <w:lvlJc w:val="left"/>
+      <w:lvlText w:val="o"/>
+      <w:numFmt w:val="bullet"/>
+      <w:pPr>
+        <w:pBdr/>
+        <w:spacing/>
+        <w:ind w:hanging="360" w:left="1429"/>
+      </w:pPr>
+      <w:rPr>
+        <w:rFonts w:hint="default" w:ascii="Courier New" w:hAnsi="Courier New" w:eastAsia="Courier New" w:cs="Courier New"/>
+      </w:rPr>
+      <w:start w:val="1"/>
+      <w:suff w:val="tab"/>
+    </w:lvl>
+    <w:lvl w:ilvl="2">
+      <w:isLgl w:val="false"/>
+      <w:lvlJc w:val="left"/>
+      <w:lvlText w:val="§"/>
+      <w:numFmt w:val="bullet"/>
+      <w:pPr>
+        <w:pBdr/>
+        <w:spacing/>
+        <w:ind w:hanging="360" w:left="2149"/>
+      </w:pPr>
+      <w:rPr>
+        <w:rFonts w:hint="default" w:ascii="Wingdings" w:hAnsi="Wingdings" w:eastAsia="Wingdings" w:cs="Wingdings"/>
+      </w:rPr>
+      <w:start w:val="1"/>
+      <w:suff w:val="tab"/>
+    </w:lvl>
+    <w:lvl w:ilvl="3">
+      <w:isLgl w:val="false"/>
+      <w:lvlJc w:val="left"/>
+      <w:lvlText w:val="·"/>
+      <w:numFmt w:val="bullet"/>
+      <w:pPr>
+        <w:pBdr/>
+        <w:spacing/>
+        <w:ind w:hanging="360" w:left="2869"/>
+      </w:pPr>
+      <w:rPr>
+        <w:rFonts w:hint="default" w:ascii="Symbol" w:hAnsi="Symbol" w:eastAsia="Symbol" w:cs="Symbol"/>
+      </w:rPr>
+      <w:start w:val="1"/>
+      <w:suff w:val="tab"/>
+    </w:lvl>
+    <w:lvl w:ilvl="4">
+      <w:isLgl w:val="false"/>
+      <w:lvlJc w:val="left"/>
+      <w:lvlText w:val="o"/>
+      <w:numFmt w:val="bullet"/>
+      <w:pPr>
+        <w:pBdr/>
+        <w:spacing/>
+        <w:ind w:hanging="360" w:left="3589"/>
+      </w:pPr>
+      <w:rPr>
+        <w:rFonts w:hint="default" w:ascii="Courier New" w:hAnsi="Courier New" w:eastAsia="Courier New" w:cs="Courier New"/>
+      </w:rPr>
+      <w:start w:val="1"/>
+      <w:suff w:val="tab"/>
+    </w:lvl>
+    <w:lvl w:ilvl="5">
+      <w:isLgl w:val="false"/>
+      <w:lvlJc w:val="left"/>
+      <w:lvlText w:val="§"/>
+      <w:numFmt w:val="bullet"/>
+      <w:pPr>
+        <w:pBdr/>
+        <w:spacing/>
+        <w:ind w:hanging="360" w:left="4309"/>
+      </w:pPr>
+      <w:rPr>
+        <w:rFonts w:hint="default" w:ascii="Wingdings" w:hAnsi="Wingdings" w:eastAsia="Wingdings" w:cs="Wingdings"/>
+      </w:rPr>
+      <w:start w:val="1"/>
+      <w:suff w:val="tab"/>
+    </w:lvl>
+    <w:lvl w:ilvl="6">
+      <w:isLgl w:val="false"/>
+      <w:lvlJc w:val="left"/>
+      <w:lvlText w:val="·"/>
+      <w:numFmt w:val="bullet"/>
+      <w:pPr>
+        <w:pBdr/>
+        <w:spacing/>
+        <w:ind w:hanging="360" w:left="5029"/>
+      </w:pPr>
+      <w:rPr>
+        <w:rFonts w:hint="default" w:ascii="Symbol" w:hAnsi="Symbol" w:eastAsia="Symbol" w:cs="Symbol"/>
+      </w:rPr>
+      <w:start w:val="1"/>
+      <w:suff w:val="tab"/>
+    </w:lvl>
+    <w:lvl w:ilvl="7">
+      <w:isLgl w:val="false"/>
+      <w:lvlJc w:val="left"/>
+      <w:lvlText w:val="o"/>
+      <w:numFmt w:val="bullet"/>
+      <w:pPr>
+        <w:pBdr/>
+        <w:spacing/>
+        <w:ind w:hanging="360" w:left="5749"/>
+      </w:pPr>
+      <w:rPr>
+        <w:rFonts w:hint="default" w:ascii="Courier New" w:hAnsi="Courier New" w:eastAsia="Courier New" w:cs="Courier New"/>
+      </w:rPr>
+      <w:start w:val="1"/>
+      <w:suff w:val="tab"/>
+    </w:lvl>
+    <w:lvl w:ilvl="8">
+      <w:isLgl w:val="false"/>
+      <w:lvlJc w:val="left"/>
+      <w:lvlText w:val="§"/>
+      <w:numFmt w:val="bullet"/>
+      <w:pPr>
+        <w:pBdr/>
+        <w:spacing/>
+        <w:ind w:hanging="360" w:left="6469"/>
+      </w:pPr>
+      <w:rPr>
+        <w:rFonts w:hint="default" w:ascii="Wingdings" w:hAnsi="Wingdings" w:eastAsia="Wingdings" w:cs="Wingdings"/>
+      </w:rPr>
+      <w:start w:val="1"/>
+      <w:suff w:val="tab"/>
+    </w:lvl>
+  </w:abstractNum>
+  <w:abstractNum w:abstractNumId="4">
+    <w:lvl w:ilvl="0">
+      <w:isLgl w:val="false"/>
+      <w:lvlJc w:val="left"/>
+      <w:lvlText w:val="–"/>
+      <w:numFmt w:val="bullet"/>
+      <w:pPr>
+        <w:pBdr/>
+        <w:spacing/>
+        <w:ind w:hanging="360" w:left="709"/>
+      </w:pPr>
+      <w:rPr>
+        <w:rFonts w:hint="default" w:ascii="Arial" w:hAnsi="Arial" w:eastAsia="Arial" w:cs="Arial"/>
+      </w:rPr>
+      <w:start w:val="1"/>
+      <w:suff w:val="tab"/>
+    </w:lvl>
+    <w:lvl w:ilvl="1">
+      <w:isLgl w:val="false"/>
+      <w:lvlJc w:val="left"/>
+      <w:lvlText w:val="o"/>
+      <w:numFmt w:val="bullet"/>
+      <w:pPr>
+        <w:pBdr/>
+        <w:spacing/>
+        <w:ind w:hanging="360" w:left="1429"/>
+      </w:pPr>
+      <w:rPr>
+        <w:rFonts w:hint="default" w:ascii="Courier New" w:hAnsi="Courier New" w:eastAsia="Courier New" w:cs="Courier New"/>
+      </w:rPr>
+      <w:start w:val="1"/>
+      <w:suff w:val="tab"/>
+    </w:lvl>
+    <w:lvl w:ilvl="2">
+      <w:isLgl w:val="false"/>
+      <w:lvlJc w:val="left"/>
+      <w:lvlText w:val="§"/>
+      <w:numFmt w:val="bullet"/>
+      <w:pPr>
+        <w:pBdr/>
+        <w:spacing/>
+        <w:ind w:hanging="360" w:left="2149"/>
+      </w:pPr>
+      <w:rPr>
+        <w:rFonts w:hint="default" w:ascii="Wingdings" w:hAnsi="Wingdings" w:eastAsia="Wingdings" w:cs="Wingdings"/>
+      </w:rPr>
+      <w:start w:val="1"/>
+      <w:suff w:val="tab"/>
+    </w:lvl>
+    <w:lvl w:ilvl="3">
+      <w:isLgl w:val="false"/>
+      <w:lvlJc w:val="left"/>
+      <w:lvlText w:val="·"/>
+      <w:numFmt w:val="bullet"/>
+      <w:pPr>
+        <w:pBdr/>
+        <w:spacing/>
+        <w:ind w:hanging="360" w:left="2869"/>
+      </w:pPr>
+      <w:rPr>
+        <w:rFonts w:hint="default" w:ascii="Symbol" w:hAnsi="Symbol" w:eastAsia="Symbol" w:cs="Symbol"/>
+      </w:rPr>
+      <w:start w:val="1"/>
+      <w:suff w:val="tab"/>
+    </w:lvl>
+    <w:lvl w:ilvl="4">
+      <w:isLgl w:val="false"/>
+      <w:lvlJc w:val="left"/>
+      <w:lvlText w:val="o"/>
+      <w:numFmt w:val="bullet"/>
+      <w:pPr>
+        <w:pBdr/>
+        <w:spacing/>
+        <w:ind w:hanging="360" w:left="3589"/>
+      </w:pPr>
+      <w:rPr>
+        <w:rFonts w:hint="default" w:ascii="Courier New" w:hAnsi="Courier New" w:eastAsia="Courier New" w:cs="Courier New"/>
+      </w:rPr>
+      <w:start w:val="1"/>
+      <w:suff w:val="tab"/>
+    </w:lvl>
+    <w:lvl w:ilvl="5">
+      <w:isLgl w:val="false"/>
+      <w:lvlJc w:val="left"/>
+      <w:lvlText w:val="§"/>
+      <w:numFmt w:val="bullet"/>
+      <w:pPr>
+        <w:pBdr/>
+        <w:spacing/>
+        <w:ind w:hanging="360" w:left="4309"/>
+      </w:pPr>
+      <w:rPr>
+        <w:rFonts w:hint="default" w:ascii="Wingdings" w:hAnsi="Wingdings" w:eastAsia="Wingdings" w:cs="Wingdings"/>
+      </w:rPr>
+      <w:start w:val="1"/>
+      <w:suff w:val="tab"/>
+    </w:lvl>
+    <w:lvl w:ilvl="6">
+      <w:isLgl w:val="false"/>
+      <w:lvlJc w:val="left"/>
+      <w:lvlText w:val="·"/>
+      <w:numFmt w:val="bullet"/>
+      <w:pPr>
+        <w:pBdr/>
+        <w:spacing/>
+        <w:ind w:hanging="360" w:left="5029"/>
+      </w:pPr>
+      <w:rPr>
+        <w:rFonts w:hint="default" w:ascii="Symbol" w:hAnsi="Symbol" w:eastAsia="Symbol" w:cs="Symbol"/>
+      </w:rPr>
+      <w:start w:val="1"/>
+      <w:suff w:val="tab"/>
+    </w:lvl>
+    <w:lvl w:ilvl="7">
+      <w:isLgl w:val="false"/>
+      <w:lvlJc w:val="left"/>
+      <w:lvlText w:val="o"/>
+      <w:numFmt w:val="bullet"/>
+      <w:pPr>
+        <w:pBdr/>
+        <w:spacing/>
+        <w:ind w:hanging="360" w:left="5749"/>
+      </w:pPr>
+      <w:rPr>
+        <w:rFonts w:hint="default" w:ascii="Courier New" w:hAnsi="Courier New" w:eastAsia="Courier New" w:cs="Courier New"/>
+      </w:rPr>
+      <w:start w:val="1"/>
+      <w:suff w:val="tab"/>
+    </w:lvl>
+    <w:lvl w:ilvl="8">
+      <w:isLgl w:val="false"/>
+      <w:lvlJc w:val="left"/>
+      <w:lvlText w:val="§"/>
+      <w:numFmt w:val="bullet"/>
+      <w:pPr>
+        <w:pBdr/>
+        <w:spacing/>
+        <w:ind w:hanging="360" w:left="6469"/>
+      </w:pPr>
+      <w:rPr>
+        <w:rFonts w:hint="default" w:ascii="Wingdings" w:hAnsi="Wingdings" w:eastAsia="Wingdings" w:cs="Wingdings"/>
+      </w:rPr>
+      <w:start w:val="1"/>
+      <w:suff w:val="tab"/>
+    </w:lvl>
+  </w:abstractNum>
+  <w:abstractNum w:abstractNumId="5">
+    <w:lvl w:ilvl="0">
+      <w:isLgl w:val="false"/>
+      <w:lvlJc w:val="left"/>
+      <w:lvlText w:val="–"/>
+      <w:numFmt w:val="bullet"/>
+      <w:pPr>
+        <w:pBdr/>
+        <w:spacing/>
+        <w:ind w:hanging="360" w:left="709"/>
+      </w:pPr>
+      <w:rPr>
+        <w:rFonts w:hint="default" w:ascii="Arial" w:hAnsi="Arial" w:eastAsia="Arial" w:cs="Arial"/>
+      </w:rPr>
+      <w:start w:val="1"/>
+      <w:suff w:val="tab"/>
+    </w:lvl>
+    <w:lvl w:ilvl="1">
+      <w:isLgl w:val="false"/>
+      <w:lvlJc w:val="left"/>
+      <w:lvlText w:val="o"/>
+      <w:numFmt w:val="bullet"/>
+      <w:pPr>
+        <w:pBdr/>
+        <w:spacing/>
+        <w:ind w:hanging="360" w:left="1429"/>
+      </w:pPr>
+      <w:rPr>
+        <w:rFonts w:hint="default" w:ascii="Courier New" w:hAnsi="Courier New" w:eastAsia="Courier New" w:cs="Courier New"/>
+      </w:rPr>
+      <w:start w:val="1"/>
+      <w:suff w:val="tab"/>
+    </w:lvl>
+    <w:lvl w:ilvl="2">
+      <w:isLgl w:val="false"/>
+      <w:lvlJc w:val="left"/>
+      <w:lvlText w:val="§"/>
+      <w:numFmt w:val="bullet"/>
+      <w:pPr>
+        <w:pBdr/>
+        <w:spacing/>
+        <w:ind w:hanging="360" w:left="2149"/>
+      </w:pPr>
+      <w:rPr>
+        <w:rFonts w:hint="default" w:ascii="Wingdings" w:hAnsi="Wingdings" w:eastAsia="Wingdings" w:cs="Wingdings"/>
+      </w:rPr>
+      <w:start w:val="1"/>
+      <w:suff w:val="tab"/>
+    </w:lvl>
+    <w:lvl w:ilvl="3">
+      <w:isLgl w:val="false"/>
+      <w:lvlJc w:val="left"/>
+      <w:lvlText w:val="·"/>
+      <w:numFmt w:val="bullet"/>
+      <w:pPr>
+        <w:pBdr/>
+        <w:spacing/>
+        <w:ind w:hanging="360" w:left="2869"/>
+      </w:pPr>
+      <w:rPr>
+        <w:rFonts w:hint="default" w:ascii="Symbol" w:hAnsi="Symbol" w:eastAsia="Symbol" w:cs="Symbol"/>
+      </w:rPr>
+      <w:start w:val="1"/>
+      <w:suff w:val="tab"/>
+    </w:lvl>
+    <w:lvl w:ilvl="4">
+      <w:isLgl w:val="false"/>
+      <w:lvlJc w:val="left"/>
+      <w:lvlText w:val="o"/>
+      <w:numFmt w:val="bullet"/>
+      <w:pPr>
+        <w:pBdr/>
+        <w:spacing/>
+        <w:ind w:hanging="360" w:left="3589"/>
+      </w:pPr>
+      <w:rPr>
+        <w:rFonts w:hint="default" w:ascii="Courier New" w:hAnsi="Courier New" w:eastAsia="Courier New" w:cs="Courier New"/>
+      </w:rPr>
+      <w:start w:val="1"/>
+      <w:suff w:val="tab"/>
+    </w:lvl>
+    <w:lvl w:ilvl="5">
+      <w:isLgl w:val="false"/>
+      <w:lvlJc w:val="left"/>
+      <w:lvlText w:val="§"/>
+      <w:numFmt w:val="bullet"/>
+      <w:pPr>
+        <w:pBdr/>
+        <w:spacing/>
+        <w:ind w:hanging="360" w:left="4309"/>
+      </w:pPr>
+      <w:rPr>
+        <w:rFonts w:hint="default" w:ascii="Wingdings" w:hAnsi="Wingdings" w:eastAsia="Wingdings" w:cs="Wingdings"/>
+      </w:rPr>
+      <w:start w:val="1"/>
+      <w:suff w:val="tab"/>
+    </w:lvl>
+    <w:lvl w:ilvl="6">
+      <w:isLgl w:val="false"/>
+      <w:lvlJc w:val="left"/>
+      <w:lvlText w:val="·"/>
+      <w:numFmt w:val="bullet"/>
+      <w:pPr>
+        <w:pBdr/>
+        <w:spacing/>
+        <w:ind w:hanging="360" w:left="5029"/>
+      </w:pPr>
+      <w:rPr>
+        <w:rFonts w:hint="default" w:ascii="Symbol" w:hAnsi="Symbol" w:eastAsia="Symbol" w:cs="Symbol"/>
+      </w:rPr>
+      <w:start w:val="1"/>
+      <w:suff w:val="tab"/>
+    </w:lvl>
+    <w:lvl w:ilvl="7">
+      <w:isLgl w:val="false"/>
+      <w:lvlJc w:val="left"/>
+      <w:lvlText w:val="o"/>
+      <w:numFmt w:val="bullet"/>
+      <w:pPr>
+        <w:pBdr/>
+        <w:spacing/>
+        <w:ind w:hanging="360" w:left="5749"/>
+      </w:pPr>
+      <w:rPr>
+        <w:rFonts w:hint="default" w:ascii="Courier New" w:hAnsi="Courier New" w:eastAsia="Courier New" w:cs="Courier New"/>
+      </w:rPr>
+      <w:start w:val="1"/>
+      <w:suff w:val="tab"/>
+    </w:lvl>
+    <w:lvl w:ilvl="8">
+      <w:isLgl w:val="false"/>
+      <w:lvlJc w:val="left"/>
+      <w:lvlText w:val="§"/>
+      <w:numFmt w:val="bullet"/>
+      <w:pPr>
+        <w:pBdr/>
+        <w:spacing/>
+        <w:ind w:hanging="360" w:left="6469"/>
+      </w:pPr>
+      <w:rPr>
+        <w:rFonts w:hint="default" w:ascii="Wingdings" w:hAnsi="Wingdings" w:eastAsia="Wingdings" w:cs="Wingdings"/>
+      </w:rPr>
+      <w:start w:val="1"/>
+      <w:suff w:val="tab"/>
+    </w:lvl>
+  </w:abstractNum>
+  <w:abstractNum w:abstractNumId="6">
+    <w:lvl w:ilvl="0">
+      <w:isLgl w:val="false"/>
+      <w:lvlJc w:val="left"/>
+      <w:lvlText w:val="–"/>
+      <w:numFmt w:val="bullet"/>
+      <w:pPr>
+        <w:pBdr/>
+        <w:spacing/>
+        <w:ind w:hanging="360" w:left="709"/>
+      </w:pPr>
+      <w:rPr>
+        <w:rFonts w:hint="default" w:ascii="Arial" w:hAnsi="Arial" w:eastAsia="Arial" w:cs="Arial"/>
+      </w:rPr>
+      <w:start w:val="1"/>
+      <w:suff w:val="tab"/>
+    </w:lvl>
+    <w:lvl w:ilvl="1">
+      <w:isLgl w:val="false"/>
+      <w:lvlJc w:val="left"/>
+      <w:lvlText w:val="o"/>
+      <w:numFmt w:val="bullet"/>
+      <w:pPr>
+        <w:pBdr/>
+        <w:spacing/>
+        <w:ind w:hanging="360" w:left="1429"/>
+      </w:pPr>
+      <w:rPr>
+        <w:rFonts w:hint="default" w:ascii="Courier New" w:hAnsi="Courier New" w:eastAsia="Courier New" w:cs="Courier New"/>
+      </w:rPr>
+      <w:start w:val="1"/>
+      <w:suff w:val="tab"/>
+    </w:lvl>
+    <w:lvl w:ilvl="2">
+      <w:isLgl w:val="false"/>
+      <w:lvlJc w:val="left"/>
+      <w:lvlText w:val="§"/>
+      <w:numFmt w:val="bullet"/>
+      <w:pPr>
+        <w:pBdr/>
+        <w:spacing/>
+        <w:ind w:hanging="360" w:left="2149"/>
+      </w:pPr>
+      <w:rPr>
+        <w:rFonts w:hint="default" w:ascii="Wingdings" w:hAnsi="Wingdings" w:eastAsia="Wingdings" w:cs="Wingdings"/>
+      </w:rPr>
+      <w:start w:val="1"/>
+      <w:suff w:val="tab"/>
+    </w:lvl>
+    <w:lvl w:ilvl="3">
+      <w:isLgl w:val="false"/>
+      <w:lvlJc w:val="left"/>
+      <w:lvlText w:val="·"/>
+      <w:numFmt w:val="bullet"/>
+      <w:pPr>
+        <w:pBdr/>
+        <w:spacing/>
+        <w:ind w:hanging="360" w:left="2869"/>
+      </w:pPr>
+      <w:rPr>
+        <w:rFonts w:hint="default" w:ascii="Symbol" w:hAnsi="Symbol" w:eastAsia="Symbol" w:cs="Symbol"/>
+      </w:rPr>
+      <w:start w:val="1"/>
+      <w:suff w:val="tab"/>
+    </w:lvl>
+    <w:lvl w:ilvl="4">
+      <w:isLgl w:val="false"/>
+      <w:lvlJc w:val="left"/>
+      <w:lvlText w:val="o"/>
+      <w:numFmt w:val="bullet"/>
+      <w:pPr>
+        <w:pBdr/>
+        <w:spacing/>
+        <w:ind w:hanging="360" w:left="3589"/>
+      </w:pPr>
+      <w:rPr>
+        <w:rFonts w:hint="default" w:ascii="Courier New" w:hAnsi="Courier New" w:eastAsia="Courier New" w:cs="Courier New"/>
+      </w:rPr>
+      <w:start w:val="1"/>
+      <w:suff w:val="tab"/>
+    </w:lvl>
+    <w:lvl w:ilvl="5">
+      <w:isLgl w:val="false"/>
+      <w:lvlJc w:val="left"/>
+      <w:lvlText w:val="§"/>
+      <w:numFmt w:val="bullet"/>
+      <w:pPr>
+        <w:pBdr/>
+        <w:spacing/>
+        <w:ind w:hanging="360" w:left="4309"/>
+      </w:pPr>
+      <w:rPr>
+        <w:rFonts w:hint="default" w:ascii="Wingdings" w:hAnsi="Wingdings" w:eastAsia="Wingdings" w:cs="Wingdings"/>
+      </w:rPr>
+      <w:start w:val="1"/>
+      <w:suff w:val="tab"/>
+    </w:lvl>
+    <w:lvl w:ilvl="6">
+      <w:isLgl w:val="false"/>
+      <w:lvlJc w:val="left"/>
+      <w:lvlText w:val="·"/>
+      <w:numFmt w:val="bullet"/>
+      <w:pPr>
+        <w:pBdr/>
+        <w:spacing/>
+        <w:ind w:hanging="360" w:left="5029"/>
+      </w:pPr>
+      <w:rPr>
+        <w:rFonts w:hint="default" w:ascii="Symbol" w:hAnsi="Symbol" w:eastAsia="Symbol" w:cs="Symbol"/>
+      </w:rPr>
+      <w:start w:val="1"/>
+      <w:suff w:val="tab"/>
+    </w:lvl>
+    <w:lvl w:ilvl="7">
+      <w:isLgl w:val="false"/>
+      <w:lvlJc w:val="left"/>
+      <w:lvlText w:val="o"/>
+      <w:numFmt w:val="bullet"/>
+      <w:pPr>
+        <w:pBdr/>
+        <w:spacing/>
+        <w:ind w:hanging="360" w:left="5749"/>
+      </w:pPr>
+      <w:rPr>
+        <w:rFonts w:hint="default" w:ascii="Courier New" w:hAnsi="Courier New" w:eastAsia="Courier New" w:cs="Courier New"/>
+      </w:rPr>
+      <w:start w:val="1"/>
+      <w:suff w:val="tab"/>
+    </w:lvl>
+    <w:lvl w:ilvl="8">
+      <w:isLgl w:val="false"/>
+      <w:lvlJc w:val="left"/>
+      <w:lvlText w:val="§"/>
+      <w:numFmt w:val="bullet"/>
+      <w:pPr>
+        <w:pBdr/>
+        <w:spacing/>
+        <w:ind w:hanging="360" w:left="6469"/>
+      </w:pPr>
+      <w:rPr>
+        <w:rFonts w:hint="default" w:ascii="Wingdings" w:hAnsi="Wingdings" w:eastAsia="Wingdings" w:cs="Wingdings"/>
+      </w:rPr>
+      <w:start w:val="1"/>
+      <w:suff w:val="tab"/>
+    </w:lvl>
+  </w:abstractNum>
+  <w:num w:numId="1">
+    <w:abstractNumId w:val="0"/>
+  </w:num>
+  <w:num w:numId="2">
+    <w:abstractNumId w:val="1"/>
+  </w:num>
+  <w:num w:numId="3">
+    <w:abstractNumId w:val="2"/>
+  </w:num>
+  <w:num w:numId="4">
+    <w:abstractNumId w:val="3"/>
+  </w:num>
+  <w:num w:numId="5">
+    <w:abstractNumId w:val="4"/>
+  </w:num>
+  <w:num w:numId="6">
+    <w:abstractNumId w:val="5"/>
+  </w:num>
+  <w:num w:numId="7">
+    <w:abstractNumId w:val="6"/>
+  </w:num>
+</w:numbering>
 </file>
 
 <file path=word/styles.xml><?xml version="1.0" encoding="utf-8"?>
@@ -463,9 +1968,9 @@
     <w:lsdException w:name="Bibliography" w:uiPriority="37"/>
     <w:lsdException w:name="TOC Heading" w:uiPriority="39" w:qFormat="1"/>
   </w:latentStyles>
-  <w:style w:type="table" w:styleId="11">
+  <w:style w:type="table" w:styleId="697">
     <w:name w:val="Table Grid"/>
-    <w:basedOn w:val="661"/>
+    <w:basedOn w:val="882"/>
     <w:uiPriority w:val="59"/>
     <w:pPr>
       <w:pBdr/>
@@ -662,9 +2167,9 @@
       </w:tcPr>
     </w:tblStylePr>
   </w:style>
-  <w:style w:type="table" w:styleId="12">
+  <w:style w:type="table" w:styleId="698">
     <w:name w:val="Table Grid Light"/>
-    <w:basedOn w:val="661"/>
+    <w:basedOn w:val="882"/>
     <w:uiPriority w:val="59"/>
     <w:pPr>
       <w:pBdr/>
@@ -861,9 +2366,9 @@
       </w:tcPr>
     </w:tblStylePr>
   </w:style>
-  <w:style w:type="table" w:styleId="13">
+  <w:style w:type="table" w:styleId="699">
     <w:name w:val="Plain Table 1"/>
-    <w:basedOn w:val="661"/>
+    <w:basedOn w:val="882"/>
     <w:uiPriority w:val="59"/>
     <w:pPr>
       <w:pBdr/>
@@ -1086,9 +2591,9 @@
       </w:tcPr>
     </w:tblStylePr>
   </w:style>
-  <w:style w:type="table" w:styleId="14">
+  <w:style w:type="table" w:styleId="700">
     <w:name w:val="Plain Table 2"/>
-    <w:basedOn w:val="661"/>
+    <w:basedOn w:val="882"/>
     <w:uiPriority w:val="59"/>
     <w:pPr>
       <w:pBdr/>
@@ -1319,9 +2824,9 @@
       </w:tcPr>
     </w:tblStylePr>
   </w:style>
-  <w:style w:type="table" w:styleId="15">
+  <w:style w:type="table" w:styleId="701">
     <w:name w:val="Plain Table 3"/>
-    <w:basedOn w:val="661"/>
+    <w:basedOn w:val="882"/>
     <w:uiPriority w:val="99"/>
     <w:pPr>
       <w:pBdr/>
@@ -1549,9 +3054,9 @@
       </w:tcPr>
     </w:tblStylePr>
   </w:style>
-  <w:style w:type="table" w:styleId="16">
+  <w:style w:type="table" w:styleId="702">
     <w:name w:val="Plain Table 4"/>
-    <w:basedOn w:val="661"/>
+    <w:basedOn w:val="882"/>
     <w:uiPriority w:val="99"/>
     <w:pPr>
       <w:pBdr/>
@@ -1765,9 +3270,9 @@
       </w:tcPr>
     </w:tblStylePr>
   </w:style>
-  <w:style w:type="table" w:styleId="17">
+  <w:style w:type="table" w:styleId="703">
     <w:name w:val="Plain Table 5"/>
-    <w:basedOn w:val="661"/>
+    <w:basedOn w:val="882"/>
     <w:uiPriority w:val="99"/>
     <w:pPr>
       <w:pBdr/>
@@ -1998,9 +3503,9 @@
       </w:tcPr>
     </w:tblStylePr>
   </w:style>
-  <w:style w:type="table" w:styleId="18">
+  <w:style w:type="table" w:styleId="704">
     <w:name w:val="Grid Table 1 Light"/>
-    <w:basedOn w:val="661"/>
+    <w:basedOn w:val="882"/>
     <w:uiPriority w:val="99"/>
     <w:pPr>
       <w:pBdr/>
@@ -2221,9 +3726,9 @@
       </w:tcPr>
     </w:tblStylePr>
   </w:style>
-  <w:style w:type="table" w:styleId="19">
+  <w:style w:type="table" w:styleId="705">
     <w:name w:val="Grid Table 1 Light - Accent 1"/>
-    <w:basedOn w:val="661"/>
+    <w:basedOn w:val="882"/>
     <w:uiPriority w:val="99"/>
     <w:pPr>
       <w:pBdr/>
@@ -2444,9 +3949,9 @@
       </w:tcPr>
     </w:tblStylePr>
   </w:style>
-  <w:style w:type="table" w:styleId="20">
+  <w:style w:type="table" w:styleId="706">
     <w:name w:val="Grid Table 1 Light - Accent 2"/>
-    <w:basedOn w:val="661"/>
+    <w:basedOn w:val="882"/>
     <w:uiPriority w:val="99"/>
     <w:pPr>
       <w:pBdr/>
@@ -2667,9 +4172,9 @@
       </w:tcPr>
     </w:tblStylePr>
   </w:style>
-  <w:style w:type="table" w:styleId="21">
+  <w:style w:type="table" w:styleId="707">
     <w:name w:val="Grid Table 1 Light - Accent 3"/>
-    <w:basedOn w:val="661"/>
+    <w:basedOn w:val="882"/>
     <w:uiPriority w:val="99"/>
     <w:pPr>
       <w:pBdr/>
@@ -2890,9 +4395,9 @@
       </w:tcPr>
     </w:tblStylePr>
   </w:style>
-  <w:style w:type="table" w:styleId="22">
+  <w:style w:type="table" w:styleId="708">
     <w:name w:val="Grid Table 1 Light - Accent 4"/>
-    <w:basedOn w:val="661"/>
+    <w:basedOn w:val="882"/>
     <w:uiPriority w:val="99"/>
     <w:pPr>
       <w:pBdr/>
@@ -3113,9 +4618,9 @@
       </w:tcPr>
     </w:tblStylePr>
   </w:style>
-  <w:style w:type="table" w:styleId="23">
+  <w:style w:type="table" w:styleId="709">
     <w:name w:val="Grid Table 1 Light - Accent 5"/>
-    <w:basedOn w:val="661"/>
+    <w:basedOn w:val="882"/>
     <w:uiPriority w:val="99"/>
     <w:pPr>
       <w:pBdr/>
@@ -3336,9 +4841,9 @@
       </w:tcPr>
     </w:tblStylePr>
   </w:style>
-  <w:style w:type="table" w:styleId="24">
+  <w:style w:type="table" w:styleId="710">
     <w:name w:val="Grid Table 1 Light - Accent 6"/>
-    <w:basedOn w:val="661"/>
+    <w:basedOn w:val="882"/>
     <w:uiPriority w:val="99"/>
     <w:pPr>
       <w:pBdr/>
@@ -3559,9 +5064,9 @@
       </w:tcPr>
     </w:tblStylePr>
   </w:style>
-  <w:style w:type="table" w:styleId="25">
+  <w:style w:type="table" w:styleId="711">
     <w:name w:val="Grid Table 2"/>
-    <w:basedOn w:val="661"/>
+    <w:basedOn w:val="882"/>
     <w:uiPriority w:val="99"/>
     <w:pPr>
       <w:pBdr/>
@@ -3791,9 +5296,9 @@
       </w:tcPr>
     </w:tblStylePr>
   </w:style>
-  <w:style w:type="table" w:styleId="26">
+  <w:style w:type="table" w:styleId="712">
     <w:name w:val="Grid Table 2 - Accent 1"/>
-    <w:basedOn w:val="661"/>
+    <w:basedOn w:val="882"/>
     <w:uiPriority w:val="99"/>
     <w:pPr>
       <w:pBdr/>
@@ -4023,9 +5528,9 @@
       </w:tcPr>
     </w:tblStylePr>
   </w:style>
-  <w:style w:type="table" w:styleId="27">
+  <w:style w:type="table" w:styleId="713">
     <w:name w:val="Grid Table 2 - Accent 2"/>
-    <w:basedOn w:val="661"/>
+    <w:basedOn w:val="882"/>
     <w:uiPriority w:val="99"/>
     <w:pPr>
       <w:pBdr/>
@@ -4255,9 +5760,9 @@
       </w:tcPr>
     </w:tblStylePr>
   </w:style>
-  <w:style w:type="table" w:styleId="28">
+  <w:style w:type="table" w:styleId="714">
     <w:name w:val="Grid Table 2 - Accent 3"/>
-    <w:basedOn w:val="661"/>
+    <w:basedOn w:val="882"/>
     <w:uiPriority w:val="99"/>
     <w:pPr>
       <w:pBdr/>
@@ -4487,9 +5992,9 @@
       </w:tcPr>
     </w:tblStylePr>
   </w:style>
-  <w:style w:type="table" w:styleId="29">
+  <w:style w:type="table" w:styleId="715">
     <w:name w:val="Grid Table 2 - Accent 4"/>
-    <w:basedOn w:val="661"/>
+    <w:basedOn w:val="882"/>
     <w:uiPriority w:val="99"/>
     <w:pPr>
       <w:pBdr/>
@@ -4719,9 +6224,9 @@
       </w:tcPr>
     </w:tblStylePr>
   </w:style>
-  <w:style w:type="table" w:styleId="30">
+  <w:style w:type="table" w:styleId="716">
     <w:name w:val="Grid Table 2 - Accent 5"/>
-    <w:basedOn w:val="661"/>
+    <w:basedOn w:val="882"/>
     <w:uiPriority w:val="99"/>
     <w:pPr>
       <w:pBdr/>
@@ -4951,9 +6456,9 @@
       </w:tcPr>
     </w:tblStylePr>
   </w:style>
-  <w:style w:type="table" w:styleId="31">
+  <w:style w:type="table" w:styleId="717">
     <w:name w:val="Grid Table 2 - Accent 6"/>
-    <w:basedOn w:val="661"/>
+    <w:basedOn w:val="882"/>
     <w:uiPriority w:val="99"/>
     <w:pPr>
       <w:pBdr/>
@@ -5183,9 +6688,9 @@
       </w:tcPr>
     </w:tblStylePr>
   </w:style>
-  <w:style w:type="table" w:styleId="32">
+  <w:style w:type="table" w:styleId="718">
     <w:name w:val="Grid Table 3"/>
-    <w:basedOn w:val="661"/>
+    <w:basedOn w:val="882"/>
     <w:uiPriority w:val="99"/>
     <w:pPr>
       <w:pBdr/>
@@ -5284,29 +6789,6 @@
         <w:tblBorders/>
       </w:tblPr>
       <w:tcPr>
-        <w:shd w:color="ffffff"/>
-        <w:tcBorders>
-          <w:top w:val="none" w:color="000000" w:sz="4" w:space="0"/>
-          <w:left w:val="none" w:color="000000" w:sz="4" w:space="0"/>
-          <w:bottom w:val="none" w:color="000000" w:sz="4" w:space="0"/>
-          <w:right w:val="none" w:color="000000" w:sz="4" w:space="0"/>
-        </w:tcBorders>
-      </w:tcPr>
-    </w:tblStylePr>
-    <w:tblStylePr w:type="firstRow">
-      <w:rPr>
-        <w:b/>
-        <w:color w:val="404040"/>
-      </w:rPr>
-      <w:pPr>
-        <w:pBdr/>
-        <w:spacing/>
-        <w:ind/>
-      </w:pPr>
-      <w:tblPr>
-        <w:tblBorders/>
-      </w:tblPr>
-      <w:tcPr>
         <w:shd w:val="clear" w:color="ffffff"/>
         <w:tcBorders>
           <w:top w:val="none" w:color="000000" w:sz="4" w:space="0"/>
@@ -5316,30 +6798,7 @@
         </w:tcBorders>
       </w:tcPr>
     </w:tblStylePr>
-    <w:tblStylePr w:type="lastCol">
-      <w:rPr>
-        <w:i/>
-        <w:color w:val="404040"/>
-      </w:rPr>
-      <w:pPr>
-        <w:pBdr/>
-        <w:spacing/>
-        <w:ind/>
-      </w:pPr>
-      <w:tblPr>
-        <w:tblBorders/>
-      </w:tblPr>
-      <w:tcPr>
-        <w:shd w:color="ffffff"/>
-        <w:tcBorders>
-          <w:top w:val="none" w:color="000000" w:sz="4" w:space="0"/>
-          <w:left w:val="none" w:color="000000" w:sz="4" w:space="0"/>
-          <w:bottom w:val="none" w:color="000000" w:sz="4" w:space="0"/>
-          <w:right w:val="none" w:color="000000" w:sz="4" w:space="0"/>
-        </w:tcBorders>
-      </w:tcPr>
-    </w:tblStylePr>
-    <w:tblStylePr w:type="lastRow">
+    <w:tblStylePr w:type="firstRow">
       <w:rPr>
         <w:b/>
         <w:color w:val="404040"/>
@@ -5362,6 +6821,52 @@
         </w:tcBorders>
       </w:tcPr>
     </w:tblStylePr>
+    <w:tblStylePr w:type="lastCol">
+      <w:rPr>
+        <w:i/>
+        <w:color w:val="404040"/>
+      </w:rPr>
+      <w:pPr>
+        <w:pBdr/>
+        <w:spacing/>
+        <w:ind/>
+      </w:pPr>
+      <w:tblPr>
+        <w:tblBorders/>
+      </w:tblPr>
+      <w:tcPr>
+        <w:shd w:val="clear" w:color="ffffff"/>
+        <w:tcBorders>
+          <w:top w:val="none" w:color="000000" w:sz="4" w:space="0"/>
+          <w:left w:val="none" w:color="000000" w:sz="4" w:space="0"/>
+          <w:bottom w:val="none" w:color="000000" w:sz="4" w:space="0"/>
+          <w:right w:val="none" w:color="000000" w:sz="4" w:space="0"/>
+        </w:tcBorders>
+      </w:tcPr>
+    </w:tblStylePr>
+    <w:tblStylePr w:type="lastRow">
+      <w:rPr>
+        <w:b/>
+        <w:color w:val="404040"/>
+      </w:rPr>
+      <w:pPr>
+        <w:pBdr/>
+        <w:spacing/>
+        <w:ind/>
+      </w:pPr>
+      <w:tblPr>
+        <w:tblBorders/>
+      </w:tblPr>
+      <w:tcPr>
+        <w:shd w:val="clear" w:color="ffffff"/>
+        <w:tcBorders>
+          <w:top w:val="none" w:color="000000" w:sz="4" w:space="0"/>
+          <w:left w:val="none" w:color="000000" w:sz="4" w:space="0"/>
+          <w:bottom w:val="none" w:color="000000" w:sz="4" w:space="0"/>
+          <w:right w:val="none" w:color="000000" w:sz="4" w:space="0"/>
+        </w:tcBorders>
+      </w:tcPr>
+    </w:tblStylePr>
     <w:tblStylePr w:type="nwCell">
       <w:pPr>
         <w:pBdr/>
@@ -5428,9 +6933,9 @@
       </w:tcPr>
     </w:tblStylePr>
   </w:style>
-  <w:style w:type="table" w:styleId="33">
+  <w:style w:type="table" w:styleId="719">
     <w:name w:val="Grid Table 3 - Accent 1"/>
-    <w:basedOn w:val="661"/>
+    <w:basedOn w:val="882"/>
     <w:uiPriority w:val="99"/>
     <w:pPr>
       <w:pBdr/>
@@ -5529,29 +7034,6 @@
         <w:tblBorders/>
       </w:tblPr>
       <w:tcPr>
-        <w:shd w:color="ffffff"/>
-        <w:tcBorders>
-          <w:top w:val="none" w:color="000000" w:sz="4" w:space="0"/>
-          <w:left w:val="none" w:color="000000" w:sz="4" w:space="0"/>
-          <w:bottom w:val="none" w:color="000000" w:sz="4" w:space="0"/>
-          <w:right w:val="none" w:color="000000" w:sz="4" w:space="0"/>
-        </w:tcBorders>
-      </w:tcPr>
-    </w:tblStylePr>
-    <w:tblStylePr w:type="firstRow">
-      <w:rPr>
-        <w:b/>
-        <w:color w:val="404040"/>
-      </w:rPr>
-      <w:pPr>
-        <w:pBdr/>
-        <w:spacing/>
-        <w:ind/>
-      </w:pPr>
-      <w:tblPr>
-        <w:tblBorders/>
-      </w:tblPr>
-      <w:tcPr>
         <w:shd w:val="clear" w:color="ffffff"/>
         <w:tcBorders>
           <w:top w:val="none" w:color="000000" w:sz="4" w:space="0"/>
@@ -5561,30 +7043,7 @@
         </w:tcBorders>
       </w:tcPr>
     </w:tblStylePr>
-    <w:tblStylePr w:type="lastCol">
-      <w:rPr>
-        <w:i/>
-        <w:color w:val="404040"/>
-      </w:rPr>
-      <w:pPr>
-        <w:pBdr/>
-        <w:spacing/>
-        <w:ind/>
-      </w:pPr>
-      <w:tblPr>
-        <w:tblBorders/>
-      </w:tblPr>
-      <w:tcPr>
-        <w:shd w:color="ffffff"/>
-        <w:tcBorders>
-          <w:top w:val="none" w:color="000000" w:sz="4" w:space="0"/>
-          <w:left w:val="none" w:color="000000" w:sz="4" w:space="0"/>
-          <w:bottom w:val="none" w:color="000000" w:sz="4" w:space="0"/>
-          <w:right w:val="none" w:color="000000" w:sz="4" w:space="0"/>
-        </w:tcBorders>
-      </w:tcPr>
-    </w:tblStylePr>
-    <w:tblStylePr w:type="lastRow">
+    <w:tblStylePr w:type="firstRow">
       <w:rPr>
         <w:b/>
         <w:color w:val="404040"/>
@@ -5607,6 +7066,52 @@
         </w:tcBorders>
       </w:tcPr>
     </w:tblStylePr>
+    <w:tblStylePr w:type="lastCol">
+      <w:rPr>
+        <w:i/>
+        <w:color w:val="404040"/>
+      </w:rPr>
+      <w:pPr>
+        <w:pBdr/>
+        <w:spacing/>
+        <w:ind/>
+      </w:pPr>
+      <w:tblPr>
+        <w:tblBorders/>
+      </w:tblPr>
+      <w:tcPr>
+        <w:shd w:val="clear" w:color="ffffff"/>
+        <w:tcBorders>
+          <w:top w:val="none" w:color="000000" w:sz="4" w:space="0"/>
+          <w:left w:val="none" w:color="000000" w:sz="4" w:space="0"/>
+          <w:bottom w:val="none" w:color="000000" w:sz="4" w:space="0"/>
+          <w:right w:val="none" w:color="000000" w:sz="4" w:space="0"/>
+        </w:tcBorders>
+      </w:tcPr>
+    </w:tblStylePr>
+    <w:tblStylePr w:type="lastRow">
+      <w:rPr>
+        <w:b/>
+        <w:color w:val="404040"/>
+      </w:rPr>
+      <w:pPr>
+        <w:pBdr/>
+        <w:spacing/>
+        <w:ind/>
+      </w:pPr>
+      <w:tblPr>
+        <w:tblBorders/>
+      </w:tblPr>
+      <w:tcPr>
+        <w:shd w:val="clear" w:color="ffffff"/>
+        <w:tcBorders>
+          <w:top w:val="none" w:color="000000" w:sz="4" w:space="0"/>
+          <w:left w:val="none" w:color="000000" w:sz="4" w:space="0"/>
+          <w:bottom w:val="none" w:color="000000" w:sz="4" w:space="0"/>
+          <w:right w:val="none" w:color="000000" w:sz="4" w:space="0"/>
+        </w:tcBorders>
+      </w:tcPr>
+    </w:tblStylePr>
     <w:tblStylePr w:type="nwCell">
       <w:pPr>
         <w:pBdr/>
@@ -5673,9 +7178,9 @@
       </w:tcPr>
     </w:tblStylePr>
   </w:style>
-  <w:style w:type="table" w:styleId="34">
+  <w:style w:type="table" w:styleId="720">
     <w:name w:val="Grid Table 3 - Accent 2"/>
-    <w:basedOn w:val="661"/>
+    <w:basedOn w:val="882"/>
     <w:uiPriority w:val="99"/>
     <w:pPr>
       <w:pBdr/>
@@ -5774,29 +7279,6 @@
         <w:tblBorders/>
       </w:tblPr>
       <w:tcPr>
-        <w:shd w:color="ffffff"/>
-        <w:tcBorders>
-          <w:top w:val="none" w:color="000000" w:sz="4" w:space="0"/>
-          <w:left w:val="none" w:color="000000" w:sz="4" w:space="0"/>
-          <w:bottom w:val="none" w:color="000000" w:sz="4" w:space="0"/>
-          <w:right w:val="none" w:color="000000" w:sz="4" w:space="0"/>
-        </w:tcBorders>
-      </w:tcPr>
-    </w:tblStylePr>
-    <w:tblStylePr w:type="firstRow">
-      <w:rPr>
-        <w:b/>
-        <w:color w:val="404040"/>
-      </w:rPr>
-      <w:pPr>
-        <w:pBdr/>
-        <w:spacing/>
-        <w:ind/>
-      </w:pPr>
-      <w:tblPr>
-        <w:tblBorders/>
-      </w:tblPr>
-      <w:tcPr>
         <w:shd w:val="clear" w:color="ffffff"/>
         <w:tcBorders>
           <w:top w:val="none" w:color="000000" w:sz="4" w:space="0"/>
@@ -5806,30 +7288,7 @@
         </w:tcBorders>
       </w:tcPr>
     </w:tblStylePr>
-    <w:tblStylePr w:type="lastCol">
-      <w:rPr>
-        <w:i/>
-        <w:color w:val="404040"/>
-      </w:rPr>
-      <w:pPr>
-        <w:pBdr/>
-        <w:spacing/>
-        <w:ind/>
-      </w:pPr>
-      <w:tblPr>
-        <w:tblBorders/>
-      </w:tblPr>
-      <w:tcPr>
-        <w:shd w:color="ffffff"/>
-        <w:tcBorders>
-          <w:top w:val="none" w:color="000000" w:sz="4" w:space="0"/>
-          <w:left w:val="none" w:color="000000" w:sz="4" w:space="0"/>
-          <w:bottom w:val="none" w:color="000000" w:sz="4" w:space="0"/>
-          <w:right w:val="none" w:color="000000" w:sz="4" w:space="0"/>
-        </w:tcBorders>
-      </w:tcPr>
-    </w:tblStylePr>
-    <w:tblStylePr w:type="lastRow">
+    <w:tblStylePr w:type="firstRow">
       <w:rPr>
         <w:b/>
         <w:color w:val="404040"/>
@@ -5852,6 +7311,52 @@
         </w:tcBorders>
       </w:tcPr>
     </w:tblStylePr>
+    <w:tblStylePr w:type="lastCol">
+      <w:rPr>
+        <w:i/>
+        <w:color w:val="404040"/>
+      </w:rPr>
+      <w:pPr>
+        <w:pBdr/>
+        <w:spacing/>
+        <w:ind/>
+      </w:pPr>
+      <w:tblPr>
+        <w:tblBorders/>
+      </w:tblPr>
+      <w:tcPr>
+        <w:shd w:val="clear" w:color="ffffff"/>
+        <w:tcBorders>
+          <w:top w:val="none" w:color="000000" w:sz="4" w:space="0"/>
+          <w:left w:val="none" w:color="000000" w:sz="4" w:space="0"/>
+          <w:bottom w:val="none" w:color="000000" w:sz="4" w:space="0"/>
+          <w:right w:val="none" w:color="000000" w:sz="4" w:space="0"/>
+        </w:tcBorders>
+      </w:tcPr>
+    </w:tblStylePr>
+    <w:tblStylePr w:type="lastRow">
+      <w:rPr>
+        <w:b/>
+        <w:color w:val="404040"/>
+      </w:rPr>
+      <w:pPr>
+        <w:pBdr/>
+        <w:spacing/>
+        <w:ind/>
+      </w:pPr>
+      <w:tblPr>
+        <w:tblBorders/>
+      </w:tblPr>
+      <w:tcPr>
+        <w:shd w:val="clear" w:color="ffffff"/>
+        <w:tcBorders>
+          <w:top w:val="none" w:color="000000" w:sz="4" w:space="0"/>
+          <w:left w:val="none" w:color="000000" w:sz="4" w:space="0"/>
+          <w:bottom w:val="none" w:color="000000" w:sz="4" w:space="0"/>
+          <w:right w:val="none" w:color="000000" w:sz="4" w:space="0"/>
+        </w:tcBorders>
+      </w:tcPr>
+    </w:tblStylePr>
     <w:tblStylePr w:type="nwCell">
       <w:pPr>
         <w:pBdr/>
@@ -5918,9 +7423,9 @@
       </w:tcPr>
     </w:tblStylePr>
   </w:style>
-  <w:style w:type="table" w:styleId="35">
+  <w:style w:type="table" w:styleId="721">
     <w:name w:val="Grid Table 3 - Accent 3"/>
-    <w:basedOn w:val="661"/>
+    <w:basedOn w:val="882"/>
     <w:uiPriority w:val="99"/>
     <w:pPr>
       <w:pBdr/>
@@ -6019,29 +7524,6 @@
         <w:tblBorders/>
       </w:tblPr>
       <w:tcPr>
-        <w:shd w:color="ffffff"/>
-        <w:tcBorders>
-          <w:top w:val="none" w:color="000000" w:sz="4" w:space="0"/>
-          <w:left w:val="none" w:color="000000" w:sz="4" w:space="0"/>
-          <w:bottom w:val="none" w:color="000000" w:sz="4" w:space="0"/>
-          <w:right w:val="none" w:color="000000" w:sz="4" w:space="0"/>
-        </w:tcBorders>
-      </w:tcPr>
-    </w:tblStylePr>
-    <w:tblStylePr w:type="firstRow">
-      <w:rPr>
-        <w:b/>
-        <w:color w:val="404040"/>
-      </w:rPr>
-      <w:pPr>
-        <w:pBdr/>
-        <w:spacing/>
-        <w:ind/>
-      </w:pPr>
-      <w:tblPr>
-        <w:tblBorders/>
-      </w:tblPr>
-      <w:tcPr>
         <w:shd w:val="clear" w:color="ffffff"/>
         <w:tcBorders>
           <w:top w:val="none" w:color="000000" w:sz="4" w:space="0"/>
@@ -6051,30 +7533,7 @@
         </w:tcBorders>
       </w:tcPr>
     </w:tblStylePr>
-    <w:tblStylePr w:type="lastCol">
-      <w:rPr>
-        <w:i/>
-        <w:color w:val="404040"/>
-      </w:rPr>
-      <w:pPr>
-        <w:pBdr/>
-        <w:spacing/>
-        <w:ind/>
-      </w:pPr>
-      <w:tblPr>
-        <w:tblBorders/>
-      </w:tblPr>
-      <w:tcPr>
-        <w:shd w:color="ffffff"/>
-        <w:tcBorders>
-          <w:top w:val="none" w:color="000000" w:sz="4" w:space="0"/>
-          <w:left w:val="none" w:color="000000" w:sz="4" w:space="0"/>
-          <w:bottom w:val="none" w:color="000000" w:sz="4" w:space="0"/>
-          <w:right w:val="none" w:color="000000" w:sz="4" w:space="0"/>
-        </w:tcBorders>
-      </w:tcPr>
-    </w:tblStylePr>
-    <w:tblStylePr w:type="lastRow">
+    <w:tblStylePr w:type="firstRow">
       <w:rPr>
         <w:b/>
         <w:color w:val="404040"/>
@@ -6097,6 +7556,52 @@
         </w:tcBorders>
       </w:tcPr>
     </w:tblStylePr>
+    <w:tblStylePr w:type="lastCol">
+      <w:rPr>
+        <w:i/>
+        <w:color w:val="404040"/>
+      </w:rPr>
+      <w:pPr>
+        <w:pBdr/>
+        <w:spacing/>
+        <w:ind/>
+      </w:pPr>
+      <w:tblPr>
+        <w:tblBorders/>
+      </w:tblPr>
+      <w:tcPr>
+        <w:shd w:val="clear" w:color="ffffff"/>
+        <w:tcBorders>
+          <w:top w:val="none" w:color="000000" w:sz="4" w:space="0"/>
+          <w:left w:val="none" w:color="000000" w:sz="4" w:space="0"/>
+          <w:bottom w:val="none" w:color="000000" w:sz="4" w:space="0"/>
+          <w:right w:val="none" w:color="000000" w:sz="4" w:space="0"/>
+        </w:tcBorders>
+      </w:tcPr>
+    </w:tblStylePr>
+    <w:tblStylePr w:type="lastRow">
+      <w:rPr>
+        <w:b/>
+        <w:color w:val="404040"/>
+      </w:rPr>
+      <w:pPr>
+        <w:pBdr/>
+        <w:spacing/>
+        <w:ind/>
+      </w:pPr>
+      <w:tblPr>
+        <w:tblBorders/>
+      </w:tblPr>
+      <w:tcPr>
+        <w:shd w:val="clear" w:color="ffffff"/>
+        <w:tcBorders>
+          <w:top w:val="none" w:color="000000" w:sz="4" w:space="0"/>
+          <w:left w:val="none" w:color="000000" w:sz="4" w:space="0"/>
+          <w:bottom w:val="none" w:color="000000" w:sz="4" w:space="0"/>
+          <w:right w:val="none" w:color="000000" w:sz="4" w:space="0"/>
+        </w:tcBorders>
+      </w:tcPr>
+    </w:tblStylePr>
     <w:tblStylePr w:type="nwCell">
       <w:pPr>
         <w:pBdr/>
@@ -6163,9 +7668,9 @@
       </w:tcPr>
     </w:tblStylePr>
   </w:style>
-  <w:style w:type="table" w:styleId="36">
+  <w:style w:type="table" w:styleId="722">
     <w:name w:val="Grid Table 3 - Accent 4"/>
-    <w:basedOn w:val="661"/>
+    <w:basedOn w:val="882"/>
     <w:uiPriority w:val="99"/>
     <w:pPr>
       <w:pBdr/>
@@ -6264,29 +7769,6 @@
         <w:tblBorders/>
       </w:tblPr>
       <w:tcPr>
-        <w:shd w:color="ffffff"/>
-        <w:tcBorders>
-          <w:top w:val="none" w:color="000000" w:sz="4" w:space="0"/>
-          <w:left w:val="none" w:color="000000" w:sz="4" w:space="0"/>
-          <w:bottom w:val="none" w:color="000000" w:sz="4" w:space="0"/>
-          <w:right w:val="none" w:color="000000" w:sz="4" w:space="0"/>
-        </w:tcBorders>
-      </w:tcPr>
-    </w:tblStylePr>
-    <w:tblStylePr w:type="firstRow">
-      <w:rPr>
-        <w:b/>
-        <w:color w:val="404040"/>
-      </w:rPr>
-      <w:pPr>
-        <w:pBdr/>
-        <w:spacing/>
-        <w:ind/>
-      </w:pPr>
-      <w:tblPr>
-        <w:tblBorders/>
-      </w:tblPr>
-      <w:tcPr>
         <w:shd w:val="clear" w:color="ffffff"/>
         <w:tcBorders>
           <w:top w:val="none" w:color="000000" w:sz="4" w:space="0"/>
@@ -6296,30 +7778,7 @@
         </w:tcBorders>
       </w:tcPr>
     </w:tblStylePr>
-    <w:tblStylePr w:type="lastCol">
-      <w:rPr>
-        <w:i/>
-        <w:color w:val="404040"/>
-      </w:rPr>
-      <w:pPr>
-        <w:pBdr/>
-        <w:spacing/>
-        <w:ind/>
-      </w:pPr>
-      <w:tblPr>
-        <w:tblBorders/>
-      </w:tblPr>
-      <w:tcPr>
-        <w:shd w:color="ffffff"/>
-        <w:tcBorders>
-          <w:top w:val="none" w:color="000000" w:sz="4" w:space="0"/>
-          <w:left w:val="none" w:color="000000" w:sz="4" w:space="0"/>
-          <w:bottom w:val="none" w:color="000000" w:sz="4" w:space="0"/>
-          <w:right w:val="none" w:color="000000" w:sz="4" w:space="0"/>
-        </w:tcBorders>
-      </w:tcPr>
-    </w:tblStylePr>
-    <w:tblStylePr w:type="lastRow">
+    <w:tblStylePr w:type="firstRow">
       <w:rPr>
         <w:b/>
         <w:color w:val="404040"/>
@@ -6342,6 +7801,52 @@
         </w:tcBorders>
       </w:tcPr>
     </w:tblStylePr>
+    <w:tblStylePr w:type="lastCol">
+      <w:rPr>
+        <w:i/>
+        <w:color w:val="404040"/>
+      </w:rPr>
+      <w:pPr>
+        <w:pBdr/>
+        <w:spacing/>
+        <w:ind/>
+      </w:pPr>
+      <w:tblPr>
+        <w:tblBorders/>
+      </w:tblPr>
+      <w:tcPr>
+        <w:shd w:val="clear" w:color="ffffff"/>
+        <w:tcBorders>
+          <w:top w:val="none" w:color="000000" w:sz="4" w:space="0"/>
+          <w:left w:val="none" w:color="000000" w:sz="4" w:space="0"/>
+          <w:bottom w:val="none" w:color="000000" w:sz="4" w:space="0"/>
+          <w:right w:val="none" w:color="000000" w:sz="4" w:space="0"/>
+        </w:tcBorders>
+      </w:tcPr>
+    </w:tblStylePr>
+    <w:tblStylePr w:type="lastRow">
+      <w:rPr>
+        <w:b/>
+        <w:color w:val="404040"/>
+      </w:rPr>
+      <w:pPr>
+        <w:pBdr/>
+        <w:spacing/>
+        <w:ind/>
+      </w:pPr>
+      <w:tblPr>
+        <w:tblBorders/>
+      </w:tblPr>
+      <w:tcPr>
+        <w:shd w:val="clear" w:color="ffffff"/>
+        <w:tcBorders>
+          <w:top w:val="none" w:color="000000" w:sz="4" w:space="0"/>
+          <w:left w:val="none" w:color="000000" w:sz="4" w:space="0"/>
+          <w:bottom w:val="none" w:color="000000" w:sz="4" w:space="0"/>
+          <w:right w:val="none" w:color="000000" w:sz="4" w:space="0"/>
+        </w:tcBorders>
+      </w:tcPr>
+    </w:tblStylePr>
     <w:tblStylePr w:type="nwCell">
       <w:pPr>
         <w:pBdr/>
@@ -6408,9 +7913,9 @@
       </w:tcPr>
     </w:tblStylePr>
   </w:style>
-  <w:style w:type="table" w:styleId="37">
+  <w:style w:type="table" w:styleId="723">
     <w:name w:val="Grid Table 3 - Accent 5"/>
-    <w:basedOn w:val="661"/>
+    <w:basedOn w:val="882"/>
     <w:uiPriority w:val="99"/>
     <w:pPr>
       <w:pBdr/>
@@ -6509,29 +8014,6 @@
         <w:tblBorders/>
       </w:tblPr>
       <w:tcPr>
-        <w:shd w:color="ffffff"/>
-        <w:tcBorders>
-          <w:top w:val="none" w:color="000000" w:sz="4" w:space="0"/>
-          <w:left w:val="none" w:color="000000" w:sz="4" w:space="0"/>
-          <w:bottom w:val="none" w:color="000000" w:sz="4" w:space="0"/>
-          <w:right w:val="none" w:color="000000" w:sz="4" w:space="0"/>
-        </w:tcBorders>
-      </w:tcPr>
-    </w:tblStylePr>
-    <w:tblStylePr w:type="firstRow">
-      <w:rPr>
-        <w:b/>
-        <w:color w:val="404040"/>
-      </w:rPr>
-      <w:pPr>
-        <w:pBdr/>
-        <w:spacing/>
-        <w:ind/>
-      </w:pPr>
-      <w:tblPr>
-        <w:tblBorders/>
-      </w:tblPr>
-      <w:tcPr>
         <w:shd w:val="clear" w:color="ffffff"/>
         <w:tcBorders>
           <w:top w:val="none" w:color="000000" w:sz="4" w:space="0"/>
@@ -6541,30 +8023,7 @@
         </w:tcBorders>
       </w:tcPr>
     </w:tblStylePr>
-    <w:tblStylePr w:type="lastCol">
-      <w:rPr>
-        <w:i/>
-        <w:color w:val="404040"/>
-      </w:rPr>
-      <w:pPr>
-        <w:pBdr/>
-        <w:spacing/>
-        <w:ind/>
-      </w:pPr>
-      <w:tblPr>
-        <w:tblBorders/>
-      </w:tblPr>
-      <w:tcPr>
-        <w:shd w:color="ffffff"/>
-        <w:tcBorders>
-          <w:top w:val="none" w:color="000000" w:sz="4" w:space="0"/>
-          <w:left w:val="none" w:color="000000" w:sz="4" w:space="0"/>
-          <w:bottom w:val="none" w:color="000000" w:sz="4" w:space="0"/>
-          <w:right w:val="none" w:color="000000" w:sz="4" w:space="0"/>
-        </w:tcBorders>
-      </w:tcPr>
-    </w:tblStylePr>
-    <w:tblStylePr w:type="lastRow">
+    <w:tblStylePr w:type="firstRow">
       <w:rPr>
         <w:b/>
         <w:color w:val="404040"/>
@@ -6587,6 +8046,52 @@
         </w:tcBorders>
       </w:tcPr>
     </w:tblStylePr>
+    <w:tblStylePr w:type="lastCol">
+      <w:rPr>
+        <w:i/>
+        <w:color w:val="404040"/>
+      </w:rPr>
+      <w:pPr>
+        <w:pBdr/>
+        <w:spacing/>
+        <w:ind/>
+      </w:pPr>
+      <w:tblPr>
+        <w:tblBorders/>
+      </w:tblPr>
+      <w:tcPr>
+        <w:shd w:val="clear" w:color="ffffff"/>
+        <w:tcBorders>
+          <w:top w:val="none" w:color="000000" w:sz="4" w:space="0"/>
+          <w:left w:val="none" w:color="000000" w:sz="4" w:space="0"/>
+          <w:bottom w:val="none" w:color="000000" w:sz="4" w:space="0"/>
+          <w:right w:val="none" w:color="000000" w:sz="4" w:space="0"/>
+        </w:tcBorders>
+      </w:tcPr>
+    </w:tblStylePr>
+    <w:tblStylePr w:type="lastRow">
+      <w:rPr>
+        <w:b/>
+        <w:color w:val="404040"/>
+      </w:rPr>
+      <w:pPr>
+        <w:pBdr/>
+        <w:spacing/>
+        <w:ind/>
+      </w:pPr>
+      <w:tblPr>
+        <w:tblBorders/>
+      </w:tblPr>
+      <w:tcPr>
+        <w:shd w:val="clear" w:color="ffffff"/>
+        <w:tcBorders>
+          <w:top w:val="none" w:color="000000" w:sz="4" w:space="0"/>
+          <w:left w:val="none" w:color="000000" w:sz="4" w:space="0"/>
+          <w:bottom w:val="none" w:color="000000" w:sz="4" w:space="0"/>
+          <w:right w:val="none" w:color="000000" w:sz="4" w:space="0"/>
+        </w:tcBorders>
+      </w:tcPr>
+    </w:tblStylePr>
     <w:tblStylePr w:type="nwCell">
       <w:pPr>
         <w:pBdr/>
@@ -6653,9 +8158,9 @@
       </w:tcPr>
     </w:tblStylePr>
   </w:style>
-  <w:style w:type="table" w:styleId="38">
+  <w:style w:type="table" w:styleId="724">
     <w:name w:val="Grid Table 3 - Accent 6"/>
-    <w:basedOn w:val="661"/>
+    <w:basedOn w:val="882"/>
     <w:uiPriority w:val="99"/>
     <w:pPr>
       <w:pBdr/>
@@ -6754,29 +8259,6 @@
         <w:tblBorders/>
       </w:tblPr>
       <w:tcPr>
-        <w:shd w:color="ffffff"/>
-        <w:tcBorders>
-          <w:top w:val="none" w:color="000000" w:sz="4" w:space="0"/>
-          <w:left w:val="none" w:color="000000" w:sz="4" w:space="0"/>
-          <w:bottom w:val="none" w:color="000000" w:sz="4" w:space="0"/>
-          <w:right w:val="none" w:color="000000" w:sz="4" w:space="0"/>
-        </w:tcBorders>
-      </w:tcPr>
-    </w:tblStylePr>
-    <w:tblStylePr w:type="firstRow">
-      <w:rPr>
-        <w:b/>
-        <w:color w:val="404040"/>
-      </w:rPr>
-      <w:pPr>
-        <w:pBdr/>
-        <w:spacing/>
-        <w:ind/>
-      </w:pPr>
-      <w:tblPr>
-        <w:tblBorders/>
-      </w:tblPr>
-      <w:tcPr>
         <w:shd w:val="clear" w:color="ffffff"/>
         <w:tcBorders>
           <w:top w:val="none" w:color="000000" w:sz="4" w:space="0"/>
@@ -6786,30 +8268,7 @@
         </w:tcBorders>
       </w:tcPr>
     </w:tblStylePr>
-    <w:tblStylePr w:type="lastCol">
-      <w:rPr>
-        <w:i/>
-        <w:color w:val="404040"/>
-      </w:rPr>
-      <w:pPr>
-        <w:pBdr/>
-        <w:spacing/>
-        <w:ind/>
-      </w:pPr>
-      <w:tblPr>
-        <w:tblBorders/>
-      </w:tblPr>
-      <w:tcPr>
-        <w:shd w:color="ffffff"/>
-        <w:tcBorders>
-          <w:top w:val="none" w:color="000000" w:sz="4" w:space="0"/>
-          <w:left w:val="none" w:color="000000" w:sz="4" w:space="0"/>
-          <w:bottom w:val="none" w:color="000000" w:sz="4" w:space="0"/>
-          <w:right w:val="none" w:color="000000" w:sz="4" w:space="0"/>
-        </w:tcBorders>
-      </w:tcPr>
-    </w:tblStylePr>
-    <w:tblStylePr w:type="lastRow">
+    <w:tblStylePr w:type="firstRow">
       <w:rPr>
         <w:b/>
         <w:color w:val="404040"/>
@@ -6832,6 +8291,52 @@
         </w:tcBorders>
       </w:tcPr>
     </w:tblStylePr>
+    <w:tblStylePr w:type="lastCol">
+      <w:rPr>
+        <w:i/>
+        <w:color w:val="404040"/>
+      </w:rPr>
+      <w:pPr>
+        <w:pBdr/>
+        <w:spacing/>
+        <w:ind/>
+      </w:pPr>
+      <w:tblPr>
+        <w:tblBorders/>
+      </w:tblPr>
+      <w:tcPr>
+        <w:shd w:val="clear" w:color="ffffff"/>
+        <w:tcBorders>
+          <w:top w:val="none" w:color="000000" w:sz="4" w:space="0"/>
+          <w:left w:val="none" w:color="000000" w:sz="4" w:space="0"/>
+          <w:bottom w:val="none" w:color="000000" w:sz="4" w:space="0"/>
+          <w:right w:val="none" w:color="000000" w:sz="4" w:space="0"/>
+        </w:tcBorders>
+      </w:tcPr>
+    </w:tblStylePr>
+    <w:tblStylePr w:type="lastRow">
+      <w:rPr>
+        <w:b/>
+        <w:color w:val="404040"/>
+      </w:rPr>
+      <w:pPr>
+        <w:pBdr/>
+        <w:spacing/>
+        <w:ind/>
+      </w:pPr>
+      <w:tblPr>
+        <w:tblBorders/>
+      </w:tblPr>
+      <w:tcPr>
+        <w:shd w:val="clear" w:color="ffffff"/>
+        <w:tcBorders>
+          <w:top w:val="none" w:color="000000" w:sz="4" w:space="0"/>
+          <w:left w:val="none" w:color="000000" w:sz="4" w:space="0"/>
+          <w:bottom w:val="none" w:color="000000" w:sz="4" w:space="0"/>
+          <w:right w:val="none" w:color="000000" w:sz="4" w:space="0"/>
+        </w:tcBorders>
+      </w:tcPr>
+    </w:tblStylePr>
     <w:tblStylePr w:type="nwCell">
       <w:pPr>
         <w:pBdr/>
@@ -6898,9 +8403,9 @@
       </w:tcPr>
     </w:tblStylePr>
   </w:style>
-  <w:style w:type="table" w:styleId="39">
+  <w:style w:type="table" w:styleId="725">
     <w:name w:val="Grid Table 4"/>
-    <w:basedOn w:val="661"/>
+    <w:basedOn w:val="882"/>
     <w:uiPriority w:val="59"/>
     <w:pPr>
       <w:pBdr/>
@@ -7131,9 +8636,9 @@
       </w:tcPr>
     </w:tblStylePr>
   </w:style>
-  <w:style w:type="table" w:styleId="40">
+  <w:style w:type="table" w:styleId="726">
     <w:name w:val="Grid Table 4 - Accent 1"/>
-    <w:basedOn w:val="661"/>
+    <w:basedOn w:val="882"/>
     <w:uiPriority w:val="59"/>
     <w:pPr>
       <w:pBdr/>
@@ -7364,9 +8869,9 @@
       </w:tcPr>
     </w:tblStylePr>
   </w:style>
-  <w:style w:type="table" w:styleId="41">
+  <w:style w:type="table" w:styleId="727">
     <w:name w:val="Grid Table 4 - Accent 2"/>
-    <w:basedOn w:val="661"/>
+    <w:basedOn w:val="882"/>
     <w:uiPriority w:val="59"/>
     <w:pPr>
       <w:pBdr/>
@@ -7597,9 +9102,9 @@
       </w:tcPr>
     </w:tblStylePr>
   </w:style>
-  <w:style w:type="table" w:styleId="42">
+  <w:style w:type="table" w:styleId="728">
     <w:name w:val="Grid Table 4 - Accent 3"/>
-    <w:basedOn w:val="661"/>
+    <w:basedOn w:val="882"/>
     <w:uiPriority w:val="59"/>
     <w:pPr>
       <w:pBdr/>
@@ -7830,9 +9335,9 @@
       </w:tcPr>
     </w:tblStylePr>
   </w:style>
-  <w:style w:type="table" w:styleId="43">
+  <w:style w:type="table" w:styleId="729">
     <w:name w:val="Grid Table 4 - Accent 4"/>
-    <w:basedOn w:val="661"/>
+    <w:basedOn w:val="882"/>
     <w:uiPriority w:val="59"/>
     <w:pPr>
       <w:pBdr/>
@@ -8063,9 +9568,9 @@
       </w:tcPr>
     </w:tblStylePr>
   </w:style>
-  <w:style w:type="table" w:styleId="44">
+  <w:style w:type="table" w:styleId="730">
     <w:name w:val="Grid Table 4 - Accent 5"/>
-    <w:basedOn w:val="661"/>
+    <w:basedOn w:val="882"/>
     <w:uiPriority w:val="59"/>
     <w:pPr>
       <w:pBdr/>
@@ -8296,9 +9801,9 @@
       </w:tcPr>
     </w:tblStylePr>
   </w:style>
-  <w:style w:type="table" w:styleId="45">
+  <w:style w:type="table" w:styleId="731">
     <w:name w:val="Grid Table 4 - Accent 6"/>
-    <w:basedOn w:val="661"/>
+    <w:basedOn w:val="882"/>
     <w:uiPriority w:val="59"/>
     <w:pPr>
       <w:pBdr/>
@@ -8529,9 +10034,9 @@
       </w:tcPr>
     </w:tblStylePr>
   </w:style>
-  <w:style w:type="table" w:styleId="46">
+  <w:style w:type="table" w:styleId="732">
     <w:name w:val="Grid Table 5 Dark"/>
-    <w:basedOn w:val="661"/>
+    <w:basedOn w:val="882"/>
     <w:uiPriority w:val="99"/>
     <w:pPr>
       <w:pBdr/>
@@ -8757,9 +10262,9 @@
       </w:tcPr>
     </w:tblStylePr>
   </w:style>
-  <w:style w:type="table" w:styleId="47">
+  <w:style w:type="table" w:styleId="733">
     <w:name w:val="Grid Table 5 Dark- Accent 1"/>
-    <w:basedOn w:val="661"/>
+    <w:basedOn w:val="882"/>
     <w:uiPriority w:val="99"/>
     <w:pPr>
       <w:pBdr/>
@@ -8985,9 +10490,9 @@
       </w:tcPr>
     </w:tblStylePr>
   </w:style>
-  <w:style w:type="table" w:styleId="48">
+  <w:style w:type="table" w:styleId="734">
     <w:name w:val="Grid Table 5 Dark - Accent 2"/>
-    <w:basedOn w:val="661"/>
+    <w:basedOn w:val="882"/>
     <w:uiPriority w:val="99"/>
     <w:pPr>
       <w:pBdr/>
@@ -9213,9 +10718,9 @@
       </w:tcPr>
     </w:tblStylePr>
   </w:style>
-  <w:style w:type="table" w:styleId="49">
+  <w:style w:type="table" w:styleId="735">
     <w:name w:val="Grid Table 5 Dark - Accent 3"/>
-    <w:basedOn w:val="661"/>
+    <w:basedOn w:val="882"/>
     <w:uiPriority w:val="99"/>
     <w:pPr>
       <w:pBdr/>
@@ -9441,9 +10946,9 @@
       </w:tcPr>
     </w:tblStylePr>
   </w:style>
-  <w:style w:type="table" w:styleId="50">
+  <w:style w:type="table" w:styleId="736">
     <w:name w:val="Grid Table 5 Dark- Accent 4"/>
-    <w:basedOn w:val="661"/>
+    <w:basedOn w:val="882"/>
     <w:uiPriority w:val="99"/>
     <w:pPr>
       <w:pBdr/>
@@ -9669,9 +11174,9 @@
       </w:tcPr>
     </w:tblStylePr>
   </w:style>
-  <w:style w:type="table" w:styleId="51">
+  <w:style w:type="table" w:styleId="737">
     <w:name w:val="Grid Table 5 Dark - Accent 5"/>
-    <w:basedOn w:val="661"/>
+    <w:basedOn w:val="882"/>
     <w:uiPriority w:val="99"/>
     <w:pPr>
       <w:pBdr/>
@@ -9897,9 +11402,9 @@
       </w:tcPr>
     </w:tblStylePr>
   </w:style>
-  <w:style w:type="table" w:styleId="52">
+  <w:style w:type="table" w:styleId="738">
     <w:name w:val="Grid Table 5 Dark - Accent 6"/>
-    <w:basedOn w:val="661"/>
+    <w:basedOn w:val="882"/>
     <w:uiPriority w:val="99"/>
     <w:pPr>
       <w:pBdr/>
@@ -10125,9 +11630,9 @@
       </w:tcPr>
     </w:tblStylePr>
   </w:style>
-  <w:style w:type="table" w:styleId="53">
+  <w:style w:type="table" w:styleId="739">
     <w:name w:val="Grid Table 6 Colorful"/>
-    <w:basedOn w:val="661"/>
+    <w:basedOn w:val="882"/>
     <w:uiPriority w:val="99"/>
     <w:pPr>
       <w:pBdr/>
@@ -10355,9 +11860,9 @@
       </w:tcPr>
     </w:tblStylePr>
   </w:style>
-  <w:style w:type="table" w:styleId="54">
+  <w:style w:type="table" w:styleId="740">
     <w:name w:val="Grid Table 6 Colorful - Accent 1"/>
-    <w:basedOn w:val="661"/>
+    <w:basedOn w:val="882"/>
     <w:uiPriority w:val="99"/>
     <w:pPr>
       <w:pBdr/>
@@ -10585,9 +12090,9 @@
       </w:tcPr>
     </w:tblStylePr>
   </w:style>
-  <w:style w:type="table" w:styleId="55">
+  <w:style w:type="table" w:styleId="741">
     <w:name w:val="Grid Table 6 Colorful - Accent 2"/>
-    <w:basedOn w:val="661"/>
+    <w:basedOn w:val="882"/>
     <w:uiPriority w:val="99"/>
     <w:pPr>
       <w:pBdr/>
@@ -10815,9 +12320,9 @@
       </w:tcPr>
     </w:tblStylePr>
   </w:style>
-  <w:style w:type="table" w:styleId="56">
+  <w:style w:type="table" w:styleId="742">
     <w:name w:val="Grid Table 6 Colorful - Accent 3"/>
-    <w:basedOn w:val="661"/>
+    <w:basedOn w:val="882"/>
     <w:uiPriority w:val="99"/>
     <w:pPr>
       <w:pBdr/>
@@ -11045,9 +12550,9 @@
       </w:tcPr>
     </w:tblStylePr>
   </w:style>
-  <w:style w:type="table" w:styleId="57">
+  <w:style w:type="table" w:styleId="743">
     <w:name w:val="Grid Table 6 Colorful - Accent 4"/>
-    <w:basedOn w:val="661"/>
+    <w:basedOn w:val="882"/>
     <w:uiPriority w:val="99"/>
     <w:pPr>
       <w:pBdr/>
@@ -11275,9 +12780,9 @@
       </w:tcPr>
     </w:tblStylePr>
   </w:style>
-  <w:style w:type="table" w:styleId="58">
+  <w:style w:type="table" w:styleId="744">
     <w:name w:val="Grid Table 6 Colorful - Accent 5"/>
-    <w:basedOn w:val="661"/>
+    <w:basedOn w:val="882"/>
     <w:uiPriority w:val="99"/>
     <w:pPr>
       <w:pBdr/>
@@ -11505,9 +13010,9 @@
       </w:tcPr>
     </w:tblStylePr>
   </w:style>
-  <w:style w:type="table" w:styleId="59">
+  <w:style w:type="table" w:styleId="745">
     <w:name w:val="Grid Table 6 Colorful - Accent 6"/>
-    <w:basedOn w:val="661"/>
+    <w:basedOn w:val="882"/>
     <w:uiPriority w:val="99"/>
     <w:pPr>
       <w:pBdr/>
@@ -11735,9 +13240,9 @@
       </w:tcPr>
     </w:tblStylePr>
   </w:style>
-  <w:style w:type="table" w:styleId="60">
+  <w:style w:type="table" w:styleId="746">
     <w:name w:val="Grid Table 7 Colorful"/>
-    <w:basedOn w:val="661"/>
+    <w:basedOn w:val="882"/>
     <w:uiPriority w:val="99"/>
     <w:pPr>
       <w:pBdr/>
@@ -11839,11 +13344,11 @@
         <w:tblBorders/>
       </w:tblPr>
       <w:tcPr>
-        <w:shd w:color="ffffff"/>
+        <w:shd w:val="clear" w:color="ffffff"/>
         <w:tcBorders>
-          <w:top w:val="none"/>
-          <w:left w:val="none"/>
-          <w:bottom w:val="none"/>
+          <w:top w:val="none" w:color="000000" w:sz="4" w:space="0"/>
+          <w:left w:val="none" w:color="000000" w:sz="4" w:space="0"/>
+          <w:bottom w:val="none" w:color="000000" w:sz="4" w:space="0"/>
           <w:right w:val="single" w:color="000000" w:themeColor="text1" w:themeTint="80" w:sz="4" w:space="0"/>
         </w:tcBorders>
       </w:tcPr>
@@ -11866,10 +13371,10 @@
       <w:tcPr>
         <w:shd w:val="clear" w:color="ffffff" w:themeColor="light1" w:fill="ffffff" w:themeFill="light1"/>
         <w:tcBorders>
-          <w:top w:val="none"/>
-          <w:left w:val="none"/>
+          <w:top w:val="none" w:color="000000" w:sz="4" w:space="0"/>
+          <w:left w:val="none" w:color="000000" w:sz="4" w:space="0"/>
           <w:bottom w:val="single" w:color="000000" w:themeColor="text1" w:themeTint="80" w:sz="4" w:space="0"/>
-          <w:right w:val="none"/>
+          <w:right w:val="none" w:color="000000" w:sz="4" w:space="0"/>
         </w:tcBorders>
       </w:tcPr>
     </w:tblStylePr>
@@ -11889,12 +13394,12 @@
         <w:tblBorders/>
       </w:tblPr>
       <w:tcPr>
-        <w:shd w:color="ffffff"/>
+        <w:shd w:val="clear" w:color="ffffff"/>
         <w:tcBorders>
-          <w:top w:val="none"/>
+          <w:top w:val="none" w:color="000000" w:sz="4" w:space="0"/>
           <w:left w:val="single" w:color="000000" w:themeColor="text1" w:themeTint="80" w:sz="4" w:space="0"/>
-          <w:bottom w:val="none"/>
-          <w:right w:val="none"/>
+          <w:bottom w:val="none" w:color="000000" w:sz="4" w:space="0"/>
+          <w:right w:val="none" w:color="000000" w:sz="4" w:space="0"/>
         </w:tcBorders>
       </w:tcPr>
     </w:tblStylePr>
@@ -11917,9 +13422,9 @@
         <w:shd w:val="clear" w:color="ffffff" w:themeColor="light1" w:fill="ffffff" w:themeFill="light1"/>
         <w:tcBorders>
           <w:top w:val="single" w:color="000000" w:themeColor="text1" w:themeTint="80" w:sz="4" w:space="0"/>
-          <w:left w:val="none"/>
-          <w:bottom w:val="none"/>
-          <w:right w:val="none"/>
+          <w:left w:val="none" w:color="000000" w:sz="4" w:space="0"/>
+          <w:bottom w:val="none" w:color="000000" w:sz="4" w:space="0"/>
+          <w:right w:val="none" w:color="000000" w:sz="4" w:space="0"/>
         </w:tcBorders>
       </w:tcPr>
     </w:tblStylePr>
@@ -11989,9 +13494,9 @@
       </w:tcPr>
     </w:tblStylePr>
   </w:style>
-  <w:style w:type="table" w:styleId="61">
+  <w:style w:type="table" w:styleId="747">
     <w:name w:val="Grid Table 7 Colorful - Accent 1"/>
-    <w:basedOn w:val="661"/>
+    <w:basedOn w:val="882"/>
     <w:uiPriority w:val="99"/>
     <w:pPr>
       <w:pBdr/>
@@ -12093,11 +13598,11 @@
         <w:tblBorders/>
       </w:tblPr>
       <w:tcPr>
-        <w:shd w:color="ffffff"/>
+        <w:shd w:val="clear" w:color="ffffff"/>
         <w:tcBorders>
-          <w:top w:val="none"/>
-          <w:left w:val="none"/>
-          <w:bottom w:val="none"/>
+          <w:top w:val="none" w:color="000000" w:sz="4" w:space="0"/>
+          <w:left w:val="none" w:color="000000" w:sz="4" w:space="0"/>
+          <w:bottom w:val="none" w:color="000000" w:sz="4" w:space="0"/>
           <w:right w:val="single" w:color="000000" w:themeColor="accent1" w:themeTint="80" w:sz="4" w:space="0"/>
         </w:tcBorders>
       </w:tcPr>
@@ -12120,10 +13625,10 @@
       <w:tcPr>
         <w:shd w:val="clear" w:color="ffffff" w:themeColor="light1" w:fill="ffffff" w:themeFill="light1"/>
         <w:tcBorders>
-          <w:top w:val="none"/>
-          <w:left w:val="none"/>
+          <w:top w:val="none" w:color="000000" w:sz="4" w:space="0"/>
+          <w:left w:val="none" w:color="000000" w:sz="4" w:space="0"/>
           <w:bottom w:val="single" w:color="000000" w:themeColor="accent1" w:themeTint="80" w:sz="4" w:space="0"/>
-          <w:right w:val="none"/>
+          <w:right w:val="none" w:color="000000" w:sz="4" w:space="0"/>
         </w:tcBorders>
       </w:tcPr>
     </w:tblStylePr>
@@ -12143,12 +13648,12 @@
         <w:tblBorders/>
       </w:tblPr>
       <w:tcPr>
-        <w:shd w:color="ffffff"/>
+        <w:shd w:val="clear" w:color="ffffff"/>
         <w:tcBorders>
-          <w:top w:val="none"/>
+          <w:top w:val="none" w:color="000000" w:sz="4" w:space="0"/>
           <w:left w:val="single" w:color="000000" w:themeColor="accent1" w:themeTint="80" w:sz="4" w:space="0"/>
-          <w:bottom w:val="none"/>
-          <w:right w:val="none"/>
+          <w:bottom w:val="none" w:color="000000" w:sz="4" w:space="0"/>
+          <w:right w:val="none" w:color="000000" w:sz="4" w:space="0"/>
         </w:tcBorders>
       </w:tcPr>
     </w:tblStylePr>
@@ -12171,9 +13676,9 @@
         <w:shd w:val="clear" w:color="ffffff" w:themeColor="light1" w:fill="ffffff" w:themeFill="light1"/>
         <w:tcBorders>
           <w:top w:val="single" w:color="000000" w:themeColor="accent1" w:themeTint="80" w:sz="4" w:space="0"/>
-          <w:left w:val="none"/>
-          <w:bottom w:val="none"/>
-          <w:right w:val="none"/>
+          <w:left w:val="none" w:color="000000" w:sz="4" w:space="0"/>
+          <w:bottom w:val="none" w:color="000000" w:sz="4" w:space="0"/>
+          <w:right w:val="none" w:color="000000" w:sz="4" w:space="0"/>
         </w:tcBorders>
       </w:tcPr>
     </w:tblStylePr>
@@ -12243,9 +13748,9 @@
       </w:tcPr>
     </w:tblStylePr>
   </w:style>
-  <w:style w:type="table" w:styleId="62">
+  <w:style w:type="table" w:styleId="748">
     <w:name w:val="Grid Table 7 Colorful - Accent 2"/>
-    <w:basedOn w:val="661"/>
+    <w:basedOn w:val="882"/>
     <w:uiPriority w:val="99"/>
     <w:pPr>
       <w:pBdr/>
@@ -12347,11 +13852,11 @@
         <w:tblBorders/>
       </w:tblPr>
       <w:tcPr>
-        <w:shd w:color="ffffff"/>
+        <w:shd w:val="clear" w:color="ffffff"/>
         <w:tcBorders>
-          <w:top w:val="none"/>
-          <w:left w:val="none"/>
-          <w:bottom w:val="none"/>
+          <w:top w:val="none" w:color="000000" w:sz="4" w:space="0"/>
+          <w:left w:val="none" w:color="000000" w:sz="4" w:space="0"/>
+          <w:bottom w:val="none" w:color="000000" w:sz="4" w:space="0"/>
           <w:right w:val="single" w:color="000000" w:themeColor="accent2" w:themeTint="97" w:sz="4" w:space="0"/>
         </w:tcBorders>
       </w:tcPr>
@@ -12374,10 +13879,10 @@
       <w:tcPr>
         <w:shd w:val="clear" w:color="ffffff" w:themeColor="light1" w:fill="ffffff" w:themeFill="light1"/>
         <w:tcBorders>
-          <w:top w:val="none"/>
-          <w:left w:val="none"/>
+          <w:top w:val="none" w:color="000000" w:sz="4" w:space="0"/>
+          <w:left w:val="none" w:color="000000" w:sz="4" w:space="0"/>
           <w:bottom w:val="single" w:color="000000" w:themeColor="accent2" w:themeTint="97" w:sz="4" w:space="0"/>
-          <w:right w:val="none"/>
+          <w:right w:val="none" w:color="000000" w:sz="4" w:space="0"/>
         </w:tcBorders>
       </w:tcPr>
     </w:tblStylePr>
@@ -12397,12 +13902,12 @@
         <w:tblBorders/>
       </w:tblPr>
       <w:tcPr>
-        <w:shd w:color="ffffff"/>
+        <w:shd w:val="clear" w:color="ffffff"/>
         <w:tcBorders>
-          <w:top w:val="none"/>
+          <w:top w:val="none" w:color="000000" w:sz="4" w:space="0"/>
           <w:left w:val="single" w:color="000000" w:themeColor="accent2" w:themeTint="97" w:sz="4" w:space="0"/>
-          <w:bottom w:val="none"/>
-          <w:right w:val="none"/>
+          <w:bottom w:val="none" w:color="000000" w:sz="4" w:space="0"/>
+          <w:right w:val="none" w:color="000000" w:sz="4" w:space="0"/>
         </w:tcBorders>
       </w:tcPr>
     </w:tblStylePr>
@@ -12425,9 +13930,9 @@
         <w:shd w:val="clear" w:color="ffffff" w:themeColor="light1" w:fill="ffffff" w:themeFill="light1"/>
         <w:tcBorders>
           <w:top w:val="single" w:color="000000" w:themeColor="accent2" w:themeTint="97" w:sz="4" w:space="0"/>
-          <w:left w:val="none"/>
-          <w:bottom w:val="none"/>
-          <w:right w:val="none"/>
+          <w:left w:val="none" w:color="000000" w:sz="4" w:space="0"/>
+          <w:bottom w:val="none" w:color="000000" w:sz="4" w:space="0"/>
+          <w:right w:val="none" w:color="000000" w:sz="4" w:space="0"/>
         </w:tcBorders>
       </w:tcPr>
     </w:tblStylePr>
@@ -12497,9 +14002,9 @@
       </w:tcPr>
     </w:tblStylePr>
   </w:style>
-  <w:style w:type="table" w:styleId="63">
+  <w:style w:type="table" w:styleId="749">
     <w:name w:val="Grid Table 7 Colorful - Accent 3"/>
-    <w:basedOn w:val="661"/>
+    <w:basedOn w:val="882"/>
     <w:uiPriority w:val="99"/>
     <w:pPr>
       <w:pBdr/>
@@ -12601,11 +14106,11 @@
         <w:tblBorders/>
       </w:tblPr>
       <w:tcPr>
-        <w:shd w:color="ffffff"/>
+        <w:shd w:val="clear" w:color="ffffff"/>
         <w:tcBorders>
-          <w:top w:val="none"/>
-          <w:left w:val="none"/>
-          <w:bottom w:val="none"/>
+          <w:top w:val="none" w:color="000000" w:sz="4" w:space="0"/>
+          <w:left w:val="none" w:color="000000" w:sz="4" w:space="0"/>
+          <w:bottom w:val="none" w:color="000000" w:sz="4" w:space="0"/>
           <w:right w:val="single" w:color="000000" w:themeColor="accent3" w:themeTint="FE" w:sz="4" w:space="0"/>
         </w:tcBorders>
       </w:tcPr>
@@ -12628,10 +14133,10 @@
       <w:tcPr>
         <w:shd w:val="clear" w:color="ffffff" w:themeColor="light1" w:fill="ffffff" w:themeFill="light1"/>
         <w:tcBorders>
-          <w:top w:val="none"/>
-          <w:left w:val="none"/>
+          <w:top w:val="none" w:color="000000" w:sz="4" w:space="0"/>
+          <w:left w:val="none" w:color="000000" w:sz="4" w:space="0"/>
           <w:bottom w:val="single" w:color="000000" w:themeColor="accent3" w:themeTint="FE" w:sz="4" w:space="0"/>
-          <w:right w:val="none"/>
+          <w:right w:val="none" w:color="000000" w:sz="4" w:space="0"/>
         </w:tcBorders>
       </w:tcPr>
     </w:tblStylePr>
@@ -12651,12 +14156,12 @@
         <w:tblBorders/>
       </w:tblPr>
       <w:tcPr>
-        <w:shd w:color="ffffff"/>
+        <w:shd w:val="clear" w:color="ffffff"/>
         <w:tcBorders>
-          <w:top w:val="none"/>
+          <w:top w:val="none" w:color="000000" w:sz="4" w:space="0"/>
           <w:left w:val="single" w:color="000000" w:themeColor="accent3" w:themeTint="FE" w:sz="4" w:space="0"/>
-          <w:bottom w:val="none"/>
-          <w:right w:val="none"/>
+          <w:bottom w:val="none" w:color="000000" w:sz="4" w:space="0"/>
+          <w:right w:val="none" w:color="000000" w:sz="4" w:space="0"/>
         </w:tcBorders>
       </w:tcPr>
     </w:tblStylePr>
@@ -12679,9 +14184,9 @@
         <w:shd w:val="clear" w:color="ffffff" w:themeColor="light1" w:fill="ffffff" w:themeFill="light1"/>
         <w:tcBorders>
           <w:top w:val="single" w:color="000000" w:themeColor="accent3" w:themeTint="FE" w:sz="4" w:space="0"/>
-          <w:left w:val="none"/>
-          <w:bottom w:val="none"/>
-          <w:right w:val="none"/>
+          <w:left w:val="none" w:color="000000" w:sz="4" w:space="0"/>
+          <w:bottom w:val="none" w:color="000000" w:sz="4" w:space="0"/>
+          <w:right w:val="none" w:color="000000" w:sz="4" w:space="0"/>
         </w:tcBorders>
       </w:tcPr>
     </w:tblStylePr>
@@ -12751,9 +14256,9 @@
       </w:tcPr>
     </w:tblStylePr>
   </w:style>
-  <w:style w:type="table" w:styleId="64">
+  <w:style w:type="table" w:styleId="750">
     <w:name w:val="Grid Table 7 Colorful - Accent 4"/>
-    <w:basedOn w:val="661"/>
+    <w:basedOn w:val="882"/>
     <w:uiPriority w:val="99"/>
     <w:pPr>
       <w:pBdr/>
@@ -12855,11 +14360,11 @@
         <w:tblBorders/>
       </w:tblPr>
       <w:tcPr>
-        <w:shd w:color="ffffff"/>
+        <w:shd w:val="clear" w:color="ffffff"/>
         <w:tcBorders>
-          <w:top w:val="none"/>
-          <w:left w:val="none"/>
-          <w:bottom w:val="none"/>
+          <w:top w:val="none" w:color="000000" w:sz="4" w:space="0"/>
+          <w:left w:val="none" w:color="000000" w:sz="4" w:space="0"/>
+          <w:bottom w:val="none" w:color="000000" w:sz="4" w:space="0"/>
           <w:right w:val="single" w:color="000000" w:themeColor="accent4" w:themeTint="9A" w:sz="4" w:space="0"/>
         </w:tcBorders>
       </w:tcPr>
@@ -12882,10 +14387,10 @@
       <w:tcPr>
         <w:shd w:val="clear" w:color="ffffff" w:themeColor="light1" w:fill="ffffff" w:themeFill="light1"/>
         <w:tcBorders>
-          <w:top w:val="none"/>
-          <w:left w:val="none"/>
+          <w:top w:val="none" w:color="000000" w:sz="4" w:space="0"/>
+          <w:left w:val="none" w:color="000000" w:sz="4" w:space="0"/>
           <w:bottom w:val="single" w:color="000000" w:themeColor="accent4" w:themeTint="9A" w:sz="4" w:space="0"/>
-          <w:right w:val="none"/>
+          <w:right w:val="none" w:color="000000" w:sz="4" w:space="0"/>
         </w:tcBorders>
       </w:tcPr>
     </w:tblStylePr>
@@ -12905,12 +14410,12 @@
         <w:tblBorders/>
       </w:tblPr>
       <w:tcPr>
-        <w:shd w:color="ffffff"/>
+        <w:shd w:val="clear" w:color="ffffff"/>
         <w:tcBorders>
-          <w:top w:val="none"/>
+          <w:top w:val="none" w:color="000000" w:sz="4" w:space="0"/>
           <w:left w:val="single" w:color="000000" w:themeColor="accent4" w:themeTint="9A" w:sz="4" w:space="0"/>
-          <w:bottom w:val="none"/>
-          <w:right w:val="none"/>
+          <w:bottom w:val="none" w:color="000000" w:sz="4" w:space="0"/>
+          <w:right w:val="none" w:color="000000" w:sz="4" w:space="0"/>
         </w:tcBorders>
       </w:tcPr>
     </w:tblStylePr>
@@ -12933,9 +14438,9 @@
         <w:shd w:val="clear" w:color="ffffff" w:themeColor="light1" w:fill="ffffff" w:themeFill="light1"/>
         <w:tcBorders>
           <w:top w:val="single" w:color="000000" w:themeColor="accent4" w:themeTint="9A" w:sz="4" w:space="0"/>
-          <w:left w:val="none"/>
-          <w:bottom w:val="none"/>
-          <w:right w:val="none"/>
+          <w:left w:val="none" w:color="000000" w:sz="4" w:space="0"/>
+          <w:bottom w:val="none" w:color="000000" w:sz="4" w:space="0"/>
+          <w:right w:val="none" w:color="000000" w:sz="4" w:space="0"/>
         </w:tcBorders>
       </w:tcPr>
     </w:tblStylePr>
@@ -13005,9 +14510,9 @@
       </w:tcPr>
     </w:tblStylePr>
   </w:style>
-  <w:style w:type="table" w:styleId="65">
+  <w:style w:type="table" w:styleId="751">
     <w:name w:val="Grid Table 7 Colorful - Accent 5"/>
-    <w:basedOn w:val="661"/>
+    <w:basedOn w:val="882"/>
     <w:uiPriority w:val="99"/>
     <w:pPr>
       <w:pBdr/>
@@ -13109,11 +14614,11 @@
         <w:tblBorders/>
       </w:tblPr>
       <w:tcPr>
-        <w:shd w:color="ffffff"/>
+        <w:shd w:val="clear" w:color="ffffff"/>
         <w:tcBorders>
-          <w:top w:val="none"/>
-          <w:left w:val="none"/>
-          <w:bottom w:val="none"/>
+          <w:top w:val="none" w:color="000000" w:sz="4" w:space="0"/>
+          <w:left w:val="none" w:color="000000" w:sz="4" w:space="0"/>
+          <w:bottom w:val="none" w:color="000000" w:sz="4" w:space="0"/>
           <w:right w:val="single" w:color="000000" w:themeColor="accent5" w:themeTint="90" w:sz="4" w:space="0"/>
         </w:tcBorders>
       </w:tcPr>
@@ -13136,10 +14641,10 @@
       <w:tcPr>
         <w:shd w:val="clear" w:color="ffffff" w:themeColor="light1" w:fill="ffffff" w:themeFill="light1"/>
         <w:tcBorders>
-          <w:top w:val="none"/>
-          <w:left w:val="none"/>
+          <w:top w:val="none" w:color="000000" w:sz="4" w:space="0"/>
+          <w:left w:val="none" w:color="000000" w:sz="4" w:space="0"/>
           <w:bottom w:val="single" w:color="000000" w:themeColor="accent5" w:themeTint="90" w:sz="4" w:space="0"/>
-          <w:right w:val="none"/>
+          <w:right w:val="none" w:color="000000" w:sz="4" w:space="0"/>
         </w:tcBorders>
       </w:tcPr>
     </w:tblStylePr>
@@ -13159,12 +14664,12 @@
         <w:tblBorders/>
       </w:tblPr>
       <w:tcPr>
-        <w:shd w:color="ffffff"/>
+        <w:shd w:val="clear" w:color="ffffff"/>
         <w:tcBorders>
-          <w:top w:val="none"/>
+          <w:top w:val="none" w:color="000000" w:sz="4" w:space="0"/>
           <w:left w:val="single" w:color="000000" w:themeColor="accent5" w:themeTint="90" w:sz="4" w:space="0"/>
-          <w:bottom w:val="none"/>
-          <w:right w:val="none"/>
+          <w:bottom w:val="none" w:color="000000" w:sz="4" w:space="0"/>
+          <w:right w:val="none" w:color="000000" w:sz="4" w:space="0"/>
         </w:tcBorders>
       </w:tcPr>
     </w:tblStylePr>
@@ -13187,9 +14692,9 @@
         <w:shd w:val="clear" w:color="ffffff" w:themeColor="light1" w:fill="ffffff" w:themeFill="light1"/>
         <w:tcBorders>
           <w:top w:val="single" w:color="000000" w:themeColor="accent5" w:themeTint="90" w:sz="4" w:space="0"/>
-          <w:left w:val="none"/>
-          <w:bottom w:val="none"/>
-          <w:right w:val="none"/>
+          <w:left w:val="none" w:color="000000" w:sz="4" w:space="0"/>
+          <w:bottom w:val="none" w:color="000000" w:sz="4" w:space="0"/>
+          <w:right w:val="none" w:color="000000" w:sz="4" w:space="0"/>
         </w:tcBorders>
       </w:tcPr>
     </w:tblStylePr>
@@ -13259,9 +14764,9 @@
       </w:tcPr>
     </w:tblStylePr>
   </w:style>
-  <w:style w:type="table" w:styleId="66">
+  <w:style w:type="table" w:styleId="752">
     <w:name w:val="Grid Table 7 Colorful - Accent 6"/>
-    <w:basedOn w:val="661"/>
+    <w:basedOn w:val="882"/>
     <w:uiPriority w:val="99"/>
     <w:pPr>
       <w:pBdr/>
@@ -13363,11 +14868,11 @@
         <w:tblBorders/>
       </w:tblPr>
       <w:tcPr>
-        <w:shd w:color="ffffff"/>
+        <w:shd w:val="clear" w:color="ffffff"/>
         <w:tcBorders>
-          <w:top w:val="none"/>
-          <w:left w:val="none"/>
-          <w:bottom w:val="none"/>
+          <w:top w:val="none" w:color="000000" w:sz="4" w:space="0"/>
+          <w:left w:val="none" w:color="000000" w:sz="4" w:space="0"/>
+          <w:bottom w:val="none" w:color="000000" w:sz="4" w:space="0"/>
           <w:right w:val="single" w:color="000000" w:themeColor="accent6" w:themeTint="90" w:sz="4" w:space="0"/>
         </w:tcBorders>
       </w:tcPr>
@@ -13390,10 +14895,10 @@
       <w:tcPr>
         <w:shd w:val="clear" w:color="ffffff" w:themeColor="light1" w:fill="ffffff" w:themeFill="light1"/>
         <w:tcBorders>
-          <w:top w:val="none"/>
-          <w:left w:val="none"/>
+          <w:top w:val="none" w:color="000000" w:sz="4" w:space="0"/>
+          <w:left w:val="none" w:color="000000" w:sz="4" w:space="0"/>
           <w:bottom w:val="single" w:color="000000" w:themeColor="accent6" w:themeTint="90" w:sz="4" w:space="0"/>
-          <w:right w:val="none"/>
+          <w:right w:val="none" w:color="000000" w:sz="4" w:space="0"/>
         </w:tcBorders>
       </w:tcPr>
     </w:tblStylePr>
@@ -13413,12 +14918,12 @@
         <w:tblBorders/>
       </w:tblPr>
       <w:tcPr>
-        <w:shd w:color="ffffff"/>
+        <w:shd w:val="clear" w:color="ffffff"/>
         <w:tcBorders>
-          <w:top w:val="none"/>
+          <w:top w:val="none" w:color="000000" w:sz="4" w:space="0"/>
           <w:left w:val="single" w:color="000000" w:themeColor="accent6" w:themeTint="90" w:sz="4" w:space="0"/>
-          <w:bottom w:val="none"/>
-          <w:right w:val="none"/>
+          <w:bottom w:val="none" w:color="000000" w:sz="4" w:space="0"/>
+          <w:right w:val="none" w:color="000000" w:sz="4" w:space="0"/>
         </w:tcBorders>
       </w:tcPr>
     </w:tblStylePr>
@@ -13441,9 +14946,9 @@
         <w:shd w:val="clear" w:color="ffffff" w:themeColor="light1" w:fill="ffffff" w:themeFill="light1"/>
         <w:tcBorders>
           <w:top w:val="single" w:color="000000" w:themeColor="accent6" w:themeTint="90" w:sz="4" w:space="0"/>
-          <w:left w:val="none"/>
-          <w:bottom w:val="none"/>
-          <w:right w:val="none"/>
+          <w:left w:val="none" w:color="000000" w:sz="4" w:space="0"/>
+          <w:bottom w:val="none" w:color="000000" w:sz="4" w:space="0"/>
+          <w:right w:val="none" w:color="000000" w:sz="4" w:space="0"/>
         </w:tcBorders>
       </w:tcPr>
     </w:tblStylePr>
@@ -13513,9 +15018,9 @@
       </w:tcPr>
     </w:tblStylePr>
   </w:style>
-  <w:style w:type="table" w:styleId="67">
+  <w:style w:type="table" w:styleId="753">
     <w:name w:val="List Table 1 Light"/>
-    <w:basedOn w:val="661"/>
+    <w:basedOn w:val="882"/>
     <w:uiPriority w:val="99"/>
     <w:pPr>
       <w:pBdr/>
@@ -13729,9 +15234,9 @@
       </w:tcPr>
     </w:tblStylePr>
   </w:style>
-  <w:style w:type="table" w:styleId="68">
+  <w:style w:type="table" w:styleId="754">
     <w:name w:val="List Table 1 Light - Accent 1"/>
-    <w:basedOn w:val="661"/>
+    <w:basedOn w:val="882"/>
     <w:uiPriority w:val="99"/>
     <w:pPr>
       <w:pBdr/>
@@ -13945,9 +15450,9 @@
       </w:tcPr>
     </w:tblStylePr>
   </w:style>
-  <w:style w:type="table" w:styleId="69">
+  <w:style w:type="table" w:styleId="755">
     <w:name w:val="List Table 1 Light - Accent 2"/>
-    <w:basedOn w:val="661"/>
+    <w:basedOn w:val="882"/>
     <w:uiPriority w:val="99"/>
     <w:pPr>
       <w:pBdr/>
@@ -14161,9 +15666,9 @@
       </w:tcPr>
     </w:tblStylePr>
   </w:style>
-  <w:style w:type="table" w:styleId="70">
+  <w:style w:type="table" w:styleId="756">
     <w:name w:val="List Table 1 Light - Accent 3"/>
-    <w:basedOn w:val="661"/>
+    <w:basedOn w:val="882"/>
     <w:uiPriority w:val="99"/>
     <w:pPr>
       <w:pBdr/>
@@ -14377,9 +15882,9 @@
       </w:tcPr>
     </w:tblStylePr>
   </w:style>
-  <w:style w:type="table" w:styleId="71">
+  <w:style w:type="table" w:styleId="757">
     <w:name w:val="List Table 1 Light - Accent 4"/>
-    <w:basedOn w:val="661"/>
+    <w:basedOn w:val="882"/>
     <w:uiPriority w:val="99"/>
     <w:pPr>
       <w:pBdr/>
@@ -14593,9 +16098,9 @@
       </w:tcPr>
     </w:tblStylePr>
   </w:style>
-  <w:style w:type="table" w:styleId="72">
+  <w:style w:type="table" w:styleId="758">
     <w:name w:val="List Table 1 Light - Accent 5"/>
-    <w:basedOn w:val="661"/>
+    <w:basedOn w:val="882"/>
     <w:uiPriority w:val="99"/>
     <w:pPr>
       <w:pBdr/>
@@ -14809,9 +16314,9 @@
       </w:tcPr>
     </w:tblStylePr>
   </w:style>
-  <w:style w:type="table" w:styleId="73">
+  <w:style w:type="table" w:styleId="759">
     <w:name w:val="List Table 1 Light - Accent 6"/>
-    <w:basedOn w:val="661"/>
+    <w:basedOn w:val="882"/>
     <w:uiPriority w:val="99"/>
     <w:pPr>
       <w:pBdr/>
@@ -15025,9 +16530,9 @@
       </w:tcPr>
     </w:tblStylePr>
   </w:style>
-  <w:style w:type="table" w:styleId="74">
+  <w:style w:type="table" w:styleId="760">
     <w:name w:val="List Table 2"/>
-    <w:basedOn w:val="661"/>
+    <w:basedOn w:val="882"/>
     <w:uiPriority w:val="99"/>
     <w:pPr>
       <w:pBdr/>
@@ -15263,9 +16768,9 @@
       </w:tcPr>
     </w:tblStylePr>
   </w:style>
-  <w:style w:type="table" w:styleId="75">
+  <w:style w:type="table" w:styleId="761">
     <w:name w:val="List Table 2 - Accent 1"/>
-    <w:basedOn w:val="661"/>
+    <w:basedOn w:val="882"/>
     <w:uiPriority w:val="99"/>
     <w:pPr>
       <w:pBdr/>
@@ -15501,9 +17006,9 @@
       </w:tcPr>
     </w:tblStylePr>
   </w:style>
-  <w:style w:type="table" w:styleId="76">
+  <w:style w:type="table" w:styleId="762">
     <w:name w:val="List Table 2 - Accent 2"/>
-    <w:basedOn w:val="661"/>
+    <w:basedOn w:val="882"/>
     <w:uiPriority w:val="99"/>
     <w:pPr>
       <w:pBdr/>
@@ -15739,9 +17244,9 @@
       </w:tcPr>
     </w:tblStylePr>
   </w:style>
-  <w:style w:type="table" w:styleId="77">
+  <w:style w:type="table" w:styleId="763">
     <w:name w:val="List Table 2 - Accent 3"/>
-    <w:basedOn w:val="661"/>
+    <w:basedOn w:val="882"/>
     <w:uiPriority w:val="99"/>
     <w:pPr>
       <w:pBdr/>
@@ -15977,9 +17482,9 @@
       </w:tcPr>
     </w:tblStylePr>
   </w:style>
-  <w:style w:type="table" w:styleId="78">
+  <w:style w:type="table" w:styleId="764">
     <w:name w:val="List Table 2 - Accent 4"/>
-    <w:basedOn w:val="661"/>
+    <w:basedOn w:val="882"/>
     <w:uiPriority w:val="99"/>
     <w:pPr>
       <w:pBdr/>
@@ -16215,9 +17720,9 @@
       </w:tcPr>
     </w:tblStylePr>
   </w:style>
-  <w:style w:type="table" w:styleId="79">
+  <w:style w:type="table" w:styleId="765">
     <w:name w:val="List Table 2 - Accent 5"/>
-    <w:basedOn w:val="661"/>
+    <w:basedOn w:val="882"/>
     <w:uiPriority w:val="99"/>
     <w:pPr>
       <w:pBdr/>
@@ -16453,9 +17958,9 @@
       </w:tcPr>
     </w:tblStylePr>
   </w:style>
-  <w:style w:type="table" w:styleId="80">
+  <w:style w:type="table" w:styleId="766">
     <w:name w:val="List Table 2 - Accent 6"/>
-    <w:basedOn w:val="661"/>
+    <w:basedOn w:val="882"/>
     <w:uiPriority w:val="99"/>
     <w:pPr>
       <w:pBdr/>
@@ -16691,9 +18196,9 @@
       </w:tcPr>
     </w:tblStylePr>
   </w:style>
-  <w:style w:type="table" w:styleId="81">
+  <w:style w:type="table" w:styleId="767">
     <w:name w:val="List Table 3"/>
-    <w:basedOn w:val="661"/>
+    <w:basedOn w:val="882"/>
     <w:uiPriority w:val="99"/>
     <w:pPr>
       <w:pBdr/>
@@ -16919,9 +18424,9 @@
       </w:tcPr>
     </w:tblStylePr>
   </w:style>
-  <w:style w:type="table" w:styleId="82">
+  <w:style w:type="table" w:styleId="768">
     <w:name w:val="List Table 3 - Accent 1"/>
-    <w:basedOn w:val="661"/>
+    <w:basedOn w:val="882"/>
     <w:uiPriority w:val="99"/>
     <w:pPr>
       <w:pBdr/>
@@ -17147,9 +18652,9 @@
       </w:tcPr>
     </w:tblStylePr>
   </w:style>
-  <w:style w:type="table" w:styleId="83">
+  <w:style w:type="table" w:styleId="769">
     <w:name w:val="List Table 3 - Accent 2"/>
-    <w:basedOn w:val="661"/>
+    <w:basedOn w:val="882"/>
     <w:uiPriority w:val="99"/>
     <w:pPr>
       <w:pBdr/>
@@ -17375,9 +18880,9 @@
       </w:tcPr>
     </w:tblStylePr>
   </w:style>
-  <w:style w:type="table" w:styleId="84">
+  <w:style w:type="table" w:styleId="770">
     <w:name w:val="List Table 3 - Accent 3"/>
-    <w:basedOn w:val="661"/>
+    <w:basedOn w:val="882"/>
     <w:uiPriority w:val="99"/>
     <w:pPr>
       <w:pBdr/>
@@ -17603,9 +19108,9 @@
       </w:tcPr>
     </w:tblStylePr>
   </w:style>
-  <w:style w:type="table" w:styleId="85">
+  <w:style w:type="table" w:styleId="771">
     <w:name w:val="List Table 3 - Accent 4"/>
-    <w:basedOn w:val="661"/>
+    <w:basedOn w:val="882"/>
     <w:uiPriority w:val="99"/>
     <w:pPr>
       <w:pBdr/>
@@ -17831,9 +19336,9 @@
       </w:tcPr>
     </w:tblStylePr>
   </w:style>
-  <w:style w:type="table" w:styleId="86">
+  <w:style w:type="table" w:styleId="772">
     <w:name w:val="List Table 3 - Accent 5"/>
-    <w:basedOn w:val="661"/>
+    <w:basedOn w:val="882"/>
     <w:uiPriority w:val="99"/>
     <w:pPr>
       <w:pBdr/>
@@ -18059,9 +19564,9 @@
       </w:tcPr>
     </w:tblStylePr>
   </w:style>
-  <w:style w:type="table" w:styleId="87">
+  <w:style w:type="table" w:styleId="773">
     <w:name w:val="List Table 3 - Accent 6"/>
-    <w:basedOn w:val="661"/>
+    <w:basedOn w:val="882"/>
     <w:uiPriority w:val="99"/>
     <w:pPr>
       <w:pBdr/>
@@ -18287,9 +19792,9 @@
       </w:tcPr>
     </w:tblStylePr>
   </w:style>
-  <w:style w:type="table" w:styleId="88">
+  <w:style w:type="table" w:styleId="774">
     <w:name w:val="List Table 4"/>
-    <w:basedOn w:val="661"/>
+    <w:basedOn w:val="882"/>
     <w:uiPriority w:val="99"/>
     <w:pPr>
       <w:pBdr/>
@@ -18512,9 +20017,9 @@
       </w:tcPr>
     </w:tblStylePr>
   </w:style>
-  <w:style w:type="table" w:styleId="89">
+  <w:style w:type="table" w:styleId="775">
     <w:name w:val="List Table 4 - Accent 1"/>
-    <w:basedOn w:val="661"/>
+    <w:basedOn w:val="882"/>
     <w:uiPriority w:val="99"/>
     <w:pPr>
       <w:pBdr/>
@@ -18737,9 +20242,9 @@
       </w:tcPr>
     </w:tblStylePr>
   </w:style>
-  <w:style w:type="table" w:styleId="90">
+  <w:style w:type="table" w:styleId="776">
     <w:name w:val="List Table 4 - Accent 2"/>
-    <w:basedOn w:val="661"/>
+    <w:basedOn w:val="882"/>
     <w:uiPriority w:val="99"/>
     <w:pPr>
       <w:pBdr/>
@@ -18962,9 +20467,9 @@
       </w:tcPr>
     </w:tblStylePr>
   </w:style>
-  <w:style w:type="table" w:styleId="91">
+  <w:style w:type="table" w:styleId="777">
     <w:name w:val="List Table 4 - Accent 3"/>
-    <w:basedOn w:val="661"/>
+    <w:basedOn w:val="882"/>
     <w:uiPriority w:val="99"/>
     <w:pPr>
       <w:pBdr/>
@@ -19187,9 +20692,9 @@
       </w:tcPr>
     </w:tblStylePr>
   </w:style>
-  <w:style w:type="table" w:styleId="92">
+  <w:style w:type="table" w:styleId="778">
     <w:name w:val="List Table 4 - Accent 4"/>
-    <w:basedOn w:val="661"/>
+    <w:basedOn w:val="882"/>
     <w:uiPriority w:val="99"/>
     <w:pPr>
       <w:pBdr/>
@@ -19412,9 +20917,9 @@
       </w:tcPr>
     </w:tblStylePr>
   </w:style>
-  <w:style w:type="table" w:styleId="93">
+  <w:style w:type="table" w:styleId="779">
     <w:name w:val="List Table 4 - Accent 5"/>
-    <w:basedOn w:val="661"/>
+    <w:basedOn w:val="882"/>
     <w:uiPriority w:val="99"/>
     <w:pPr>
       <w:pBdr/>
@@ -19637,9 +21142,9 @@
       </w:tcPr>
     </w:tblStylePr>
   </w:style>
-  <w:style w:type="table" w:styleId="94">
+  <w:style w:type="table" w:styleId="780">
     <w:name w:val="List Table 4 - Accent 6"/>
-    <w:basedOn w:val="661"/>
+    <w:basedOn w:val="882"/>
     <w:uiPriority w:val="99"/>
     <w:pPr>
       <w:pBdr/>
@@ -19862,9 +21367,9 @@
       </w:tcPr>
     </w:tblStylePr>
   </w:style>
-  <w:style w:type="table" w:styleId="95">
+  <w:style w:type="table" w:styleId="781">
     <w:name w:val="List Table 5 Dark"/>
-    <w:basedOn w:val="661"/>
+    <w:basedOn w:val="882"/>
     <w:uiPriority w:val="99"/>
     <w:pPr>
       <w:pBdr/>
@@ -20104,9 +21609,9 @@
       </w:tcPr>
     </w:tblStylePr>
   </w:style>
-  <w:style w:type="table" w:styleId="96">
+  <w:style w:type="table" w:styleId="782">
     <w:name w:val="List Table 5 Dark - Accent 1"/>
-    <w:basedOn w:val="661"/>
+    <w:basedOn w:val="882"/>
     <w:uiPriority w:val="99"/>
     <w:pPr>
       <w:pBdr/>
@@ -20346,9 +21851,9 @@
       </w:tcPr>
     </w:tblStylePr>
   </w:style>
-  <w:style w:type="table" w:styleId="97">
+  <w:style w:type="table" w:styleId="783">
     <w:name w:val="List Table 5 Dark - Accent 2"/>
-    <w:basedOn w:val="661"/>
+    <w:basedOn w:val="882"/>
     <w:uiPriority w:val="99"/>
     <w:pPr>
       <w:pBdr/>
@@ -20588,9 +22093,9 @@
       </w:tcPr>
     </w:tblStylePr>
   </w:style>
-  <w:style w:type="table" w:styleId="98">
+  <w:style w:type="table" w:styleId="784">
     <w:name w:val="List Table 5 Dark - Accent 3"/>
-    <w:basedOn w:val="661"/>
+    <w:basedOn w:val="882"/>
     <w:uiPriority w:val="99"/>
     <w:pPr>
       <w:pBdr/>
@@ -20830,9 +22335,9 @@
       </w:tcPr>
     </w:tblStylePr>
   </w:style>
-  <w:style w:type="table" w:styleId="99">
+  <w:style w:type="table" w:styleId="785">
     <w:name w:val="List Table 5 Dark - Accent 4"/>
-    <w:basedOn w:val="661"/>
+    <w:basedOn w:val="882"/>
     <w:uiPriority w:val="99"/>
     <w:pPr>
       <w:pBdr/>
@@ -21072,9 +22577,9 @@
       </w:tcPr>
     </w:tblStylePr>
   </w:style>
-  <w:style w:type="table" w:styleId="100">
+  <w:style w:type="table" w:styleId="786">
     <w:name w:val="List Table 5 Dark - Accent 5"/>
-    <w:basedOn w:val="661"/>
+    <w:basedOn w:val="882"/>
     <w:uiPriority w:val="99"/>
     <w:pPr>
       <w:pBdr/>
@@ -21314,9 +22819,9 @@
       </w:tcPr>
     </w:tblStylePr>
   </w:style>
-  <w:style w:type="table" w:styleId="101">
+  <w:style w:type="table" w:styleId="787">
     <w:name w:val="List Table 5 Dark - Accent 6"/>
-    <w:basedOn w:val="661"/>
+    <w:basedOn w:val="882"/>
     <w:uiPriority w:val="99"/>
     <w:pPr>
       <w:pBdr/>
@@ -21556,9 +23061,9 @@
       </w:tcPr>
     </w:tblStylePr>
   </w:style>
-  <w:style w:type="table" w:styleId="102">
+  <w:style w:type="table" w:styleId="788">
     <w:name w:val="List Table 6 Colorful"/>
-    <w:basedOn w:val="661"/>
+    <w:basedOn w:val="882"/>
     <w:uiPriority w:val="99"/>
     <w:pPr>
       <w:pBdr/>
@@ -21779,9 +23284,9 @@
       </w:tcPr>
     </w:tblStylePr>
   </w:style>
-  <w:style w:type="table" w:styleId="103">
+  <w:style w:type="table" w:styleId="789">
     <w:name w:val="List Table 6 Colorful - Accent 1"/>
-    <w:basedOn w:val="661"/>
+    <w:basedOn w:val="882"/>
     <w:uiPriority w:val="99"/>
     <w:pPr>
       <w:pBdr/>
@@ -22002,9 +23507,9 @@
       </w:tcPr>
     </w:tblStylePr>
   </w:style>
-  <w:style w:type="table" w:styleId="104">
+  <w:style w:type="table" w:styleId="790">
     <w:name w:val="List Table 6 Colorful - Accent 2"/>
-    <w:basedOn w:val="661"/>
+    <w:basedOn w:val="882"/>
     <w:uiPriority w:val="99"/>
     <w:pPr>
       <w:pBdr/>
@@ -22225,9 +23730,9 @@
       </w:tcPr>
     </w:tblStylePr>
   </w:style>
-  <w:style w:type="table" w:styleId="105">
+  <w:style w:type="table" w:styleId="791">
     <w:name w:val="List Table 6 Colorful - Accent 3"/>
-    <w:basedOn w:val="661"/>
+    <w:basedOn w:val="882"/>
     <w:uiPriority w:val="99"/>
     <w:pPr>
       <w:pBdr/>
@@ -22448,9 +23953,9 @@
       </w:tcPr>
     </w:tblStylePr>
   </w:style>
-  <w:style w:type="table" w:styleId="106">
+  <w:style w:type="table" w:styleId="792">
     <w:name w:val="List Table 6 Colorful - Accent 4"/>
-    <w:basedOn w:val="661"/>
+    <w:basedOn w:val="882"/>
     <w:uiPriority w:val="99"/>
     <w:pPr>
       <w:pBdr/>
@@ -22671,9 +24176,9 @@
       </w:tcPr>
     </w:tblStylePr>
   </w:style>
-  <w:style w:type="table" w:styleId="107">
+  <w:style w:type="table" w:styleId="793">
     <w:name w:val="List Table 6 Colorful - Accent 5"/>
-    <w:basedOn w:val="661"/>
+    <w:basedOn w:val="882"/>
     <w:uiPriority w:val="99"/>
     <w:pPr>
       <w:pBdr/>
@@ -22894,9 +24399,9 @@
       </w:tcPr>
     </w:tblStylePr>
   </w:style>
-  <w:style w:type="table" w:styleId="108">
+  <w:style w:type="table" w:styleId="794">
     <w:name w:val="List Table 6 Colorful - Accent 6"/>
-    <w:basedOn w:val="661"/>
+    <w:basedOn w:val="882"/>
     <w:uiPriority w:val="99"/>
     <w:pPr>
       <w:pBdr/>
@@ -23117,9 +24622,9 @@
       </w:tcPr>
     </w:tblStylePr>
   </w:style>
-  <w:style w:type="table" w:styleId="109">
+  <w:style w:type="table" w:styleId="795">
     <w:name w:val="List Table 7 Colorful"/>
-    <w:basedOn w:val="661"/>
+    <w:basedOn w:val="882"/>
     <w:uiPriority w:val="99"/>
     <w:pPr>
       <w:pBdr/>
@@ -23218,11 +24723,11 @@
         <w:tblBorders/>
       </w:tblPr>
       <w:tcPr>
-        <w:shd w:color="ffffff"/>
+        <w:shd w:val="clear" w:color="ffffff"/>
         <w:tcBorders>
-          <w:top w:val="none"/>
-          <w:left w:val="none"/>
-          <w:bottom w:val="none"/>
+          <w:top w:val="none" w:color="000000" w:sz="4" w:space="0"/>
+          <w:left w:val="none" w:color="000000" w:sz="4" w:space="0"/>
+          <w:bottom w:val="none" w:color="000000" w:sz="4" w:space="0"/>
           <w:right w:val="single" w:color="000000" w:themeColor="text1" w:themeTint="80" w:sz="4" w:space="0"/>
         </w:tcBorders>
       </w:tcPr>
@@ -23245,10 +24750,10 @@
       <w:tcPr>
         <w:shd w:val="clear" w:color="ffffff" w:themeColor="light1" w:fill="ffffff" w:themeFill="light1"/>
         <w:tcBorders>
-          <w:top w:val="none"/>
-          <w:left w:val="none"/>
+          <w:top w:val="none" w:color="000000" w:sz="4" w:space="0"/>
+          <w:left w:val="none" w:color="000000" w:sz="4" w:space="0"/>
           <w:bottom w:val="single" w:color="000000" w:themeColor="text1" w:themeTint="80" w:sz="4" w:space="0"/>
-          <w:right w:val="none"/>
+          <w:right w:val="none" w:color="000000" w:sz="4" w:space="0"/>
         </w:tcBorders>
       </w:tcPr>
     </w:tblStylePr>
@@ -23268,12 +24773,12 @@
         <w:tblBorders/>
       </w:tblPr>
       <w:tcPr>
-        <w:shd w:color="ffffff"/>
+        <w:shd w:val="clear" w:color="ffffff"/>
         <w:tcBorders>
-          <w:top w:val="none"/>
+          <w:top w:val="none" w:color="000000" w:sz="4" w:space="0"/>
           <w:left w:val="single" w:color="000000" w:themeColor="text1" w:themeTint="80" w:sz="4" w:space="0"/>
-          <w:bottom w:val="none"/>
-          <w:right w:val="none"/>
+          <w:bottom w:val="none" w:color="000000" w:sz="4" w:space="0"/>
+          <w:right w:val="none" w:color="000000" w:sz="4" w:space="0"/>
         </w:tcBorders>
       </w:tcPr>
     </w:tblStylePr>
@@ -23296,9 +24801,9 @@
         <w:shd w:val="clear" w:color="ffffff" w:themeColor="light1" w:fill="ffffff" w:themeFill="light1"/>
         <w:tcBorders>
           <w:top w:val="single" w:color="000000" w:themeColor="text1" w:themeTint="80" w:sz="4" w:space="0"/>
-          <w:left w:val="none"/>
-          <w:bottom w:val="none"/>
-          <w:right w:val="none"/>
+          <w:left w:val="none" w:color="000000" w:sz="4" w:space="0"/>
+          <w:bottom w:val="none" w:color="000000" w:sz="4" w:space="0"/>
+          <w:right w:val="none" w:color="000000" w:sz="4" w:space="0"/>
         </w:tcBorders>
       </w:tcPr>
     </w:tblStylePr>
@@ -23373,9 +24878,9 @@
       </w:tcPr>
     </w:tblStylePr>
   </w:style>
-  <w:style w:type="table" w:styleId="110">
+  <w:style w:type="table" w:styleId="796">
     <w:name w:val="List Table 7 Colorful - Accent 1"/>
-    <w:basedOn w:val="661"/>
+    <w:basedOn w:val="882"/>
     <w:uiPriority w:val="99"/>
     <w:pPr>
       <w:pBdr/>
@@ -23474,11 +24979,11 @@
         <w:tblBorders/>
       </w:tblPr>
       <w:tcPr>
-        <w:shd w:color="ffffff"/>
+        <w:shd w:val="clear" w:color="ffffff"/>
         <w:tcBorders>
-          <w:top w:val="none"/>
-          <w:left w:val="none"/>
-          <w:bottom w:val="none"/>
+          <w:top w:val="none" w:color="000000" w:sz="4" w:space="0"/>
+          <w:left w:val="none" w:color="000000" w:sz="4" w:space="0"/>
+          <w:bottom w:val="none" w:color="000000" w:sz="4" w:space="0"/>
           <w:right w:val="single" w:color="000000" w:themeColor="accent1" w:sz="4" w:space="0"/>
         </w:tcBorders>
       </w:tcPr>
@@ -23501,10 +25006,10 @@
       <w:tcPr>
         <w:shd w:val="clear" w:color="ffffff" w:themeColor="light1" w:fill="ffffff" w:themeFill="light1"/>
         <w:tcBorders>
-          <w:top w:val="none"/>
-          <w:left w:val="none"/>
+          <w:top w:val="none" w:color="000000" w:sz="4" w:space="0"/>
+          <w:left w:val="none" w:color="000000" w:sz="4" w:space="0"/>
           <w:bottom w:val="single" w:color="000000" w:themeColor="accent1" w:sz="4" w:space="0"/>
-          <w:right w:val="none"/>
+          <w:right w:val="none" w:color="000000" w:sz="4" w:space="0"/>
         </w:tcBorders>
       </w:tcPr>
     </w:tblStylePr>
@@ -23524,12 +25029,12 @@
         <w:tblBorders/>
       </w:tblPr>
       <w:tcPr>
-        <w:shd w:color="ffffff"/>
+        <w:shd w:val="clear" w:color="ffffff"/>
         <w:tcBorders>
-          <w:top w:val="none"/>
+          <w:top w:val="none" w:color="000000" w:sz="4" w:space="0"/>
           <w:left w:val="single" w:color="000000" w:themeColor="accent1" w:sz="4" w:space="0"/>
-          <w:bottom w:val="none"/>
-          <w:right w:val="none"/>
+          <w:bottom w:val="none" w:color="000000" w:sz="4" w:space="0"/>
+          <w:right w:val="none" w:color="000000" w:sz="4" w:space="0"/>
         </w:tcBorders>
       </w:tcPr>
     </w:tblStylePr>
@@ -23552,9 +25057,9 @@
         <w:shd w:val="clear" w:color="ffffff" w:themeColor="light1" w:fill="ffffff" w:themeFill="light1"/>
         <w:tcBorders>
           <w:top w:val="single" w:color="000000" w:themeColor="accent1" w:sz="4" w:space="0"/>
-          <w:left w:val="none"/>
-          <w:bottom w:val="none"/>
-          <w:right w:val="none"/>
+          <w:left w:val="none" w:color="000000" w:sz="4" w:space="0"/>
+          <w:bottom w:val="none" w:color="000000" w:sz="4" w:space="0"/>
+          <w:right w:val="none" w:color="000000" w:sz="4" w:space="0"/>
         </w:tcBorders>
       </w:tcPr>
     </w:tblStylePr>
@@ -23629,9 +25134,9 @@
       </w:tcPr>
     </w:tblStylePr>
   </w:style>
-  <w:style w:type="table" w:styleId="111">
+  <w:style w:type="table" w:styleId="797">
     <w:name w:val="List Table 7 Colorful - Accent 2"/>
-    <w:basedOn w:val="661"/>
+    <w:basedOn w:val="882"/>
     <w:uiPriority w:val="99"/>
     <w:pPr>
       <w:pBdr/>
@@ -23730,11 +25235,11 @@
         <w:tblBorders/>
       </w:tblPr>
       <w:tcPr>
-        <w:shd w:color="ffffff"/>
+        <w:shd w:val="clear" w:color="ffffff"/>
         <w:tcBorders>
-          <w:top w:val="none"/>
-          <w:left w:val="none"/>
-          <w:bottom w:val="none"/>
+          <w:top w:val="none" w:color="000000" w:sz="4" w:space="0"/>
+          <w:left w:val="none" w:color="000000" w:sz="4" w:space="0"/>
+          <w:bottom w:val="none" w:color="000000" w:sz="4" w:space="0"/>
           <w:right w:val="single" w:color="000000" w:themeColor="accent2" w:themeTint="97" w:sz="4" w:space="0"/>
         </w:tcBorders>
       </w:tcPr>
@@ -23757,10 +25262,10 @@
       <w:tcPr>
         <w:shd w:val="clear" w:color="ffffff" w:themeColor="light1" w:fill="ffffff" w:themeFill="light1"/>
         <w:tcBorders>
-          <w:top w:val="none"/>
-          <w:left w:val="none"/>
+          <w:top w:val="none" w:color="000000" w:sz="4" w:space="0"/>
+          <w:left w:val="none" w:color="000000" w:sz="4" w:space="0"/>
           <w:bottom w:val="single" w:color="000000" w:themeColor="accent2" w:themeTint="97" w:sz="4" w:space="0"/>
-          <w:right w:val="none"/>
+          <w:right w:val="none" w:color="000000" w:sz="4" w:space="0"/>
         </w:tcBorders>
       </w:tcPr>
     </w:tblStylePr>
@@ -23780,12 +25285,12 @@
         <w:tblBorders/>
       </w:tblPr>
       <w:tcPr>
-        <w:shd w:color="ffffff"/>
+        <w:shd w:val="clear" w:color="ffffff"/>
         <w:tcBorders>
-          <w:top w:val="none"/>
+          <w:top w:val="none" w:color="000000" w:sz="4" w:space="0"/>
           <w:left w:val="single" w:color="000000" w:themeColor="accent2" w:themeTint="97" w:sz="4" w:space="0"/>
-          <w:bottom w:val="none"/>
-          <w:right w:val="none"/>
+          <w:bottom w:val="none" w:color="000000" w:sz="4" w:space="0"/>
+          <w:right w:val="none" w:color="000000" w:sz="4" w:space="0"/>
         </w:tcBorders>
       </w:tcPr>
     </w:tblStylePr>
@@ -23808,9 +25313,9 @@
         <w:shd w:val="clear" w:color="ffffff" w:themeColor="light1" w:fill="ffffff" w:themeFill="light1"/>
         <w:tcBorders>
           <w:top w:val="single" w:color="000000" w:themeColor="accent2" w:themeTint="97" w:sz="4" w:space="0"/>
-          <w:left w:val="none"/>
-          <w:bottom w:val="none"/>
-          <w:right w:val="none"/>
+          <w:left w:val="none" w:color="000000" w:sz="4" w:space="0"/>
+          <w:bottom w:val="none" w:color="000000" w:sz="4" w:space="0"/>
+          <w:right w:val="none" w:color="000000" w:sz="4" w:space="0"/>
         </w:tcBorders>
       </w:tcPr>
     </w:tblStylePr>
@@ -23885,9 +25390,9 @@
       </w:tcPr>
     </w:tblStylePr>
   </w:style>
-  <w:style w:type="table" w:styleId="112">
+  <w:style w:type="table" w:styleId="798">
     <w:name w:val="List Table 7 Colorful - Accent 3"/>
-    <w:basedOn w:val="661"/>
+    <w:basedOn w:val="882"/>
     <w:uiPriority w:val="99"/>
     <w:pPr>
       <w:pBdr/>
@@ -23986,11 +25491,11 @@
         <w:tblBorders/>
       </w:tblPr>
       <w:tcPr>
-        <w:shd w:color="ffffff"/>
+        <w:shd w:val="clear" w:color="ffffff"/>
         <w:tcBorders>
-          <w:top w:val="none"/>
-          <w:left w:val="none"/>
-          <w:bottom w:val="none"/>
+          <w:top w:val="none" w:color="000000" w:sz="4" w:space="0"/>
+          <w:left w:val="none" w:color="000000" w:sz="4" w:space="0"/>
+          <w:bottom w:val="none" w:color="000000" w:sz="4" w:space="0"/>
           <w:right w:val="single" w:color="000000" w:themeColor="accent3" w:themeTint="98" w:sz="4" w:space="0"/>
         </w:tcBorders>
       </w:tcPr>
@@ -24013,10 +25518,10 @@
       <w:tcPr>
         <w:shd w:val="clear" w:color="ffffff" w:themeColor="light1" w:fill="ffffff" w:themeFill="light1"/>
         <w:tcBorders>
-          <w:top w:val="none"/>
-          <w:left w:val="none"/>
+          <w:top w:val="none" w:color="000000" w:sz="4" w:space="0"/>
+          <w:left w:val="none" w:color="000000" w:sz="4" w:space="0"/>
           <w:bottom w:val="single" w:color="000000" w:themeColor="accent3" w:themeTint="98" w:sz="4" w:space="0"/>
-          <w:right w:val="none"/>
+          <w:right w:val="none" w:color="000000" w:sz="4" w:space="0"/>
         </w:tcBorders>
       </w:tcPr>
     </w:tblStylePr>
@@ -24036,12 +25541,12 @@
         <w:tblBorders/>
       </w:tblPr>
       <w:tcPr>
-        <w:shd w:color="ffffff"/>
+        <w:shd w:val="clear" w:color="ffffff"/>
         <w:tcBorders>
-          <w:top w:val="none"/>
+          <w:top w:val="none" w:color="000000" w:sz="4" w:space="0"/>
           <w:left w:val="single" w:color="000000" w:themeColor="accent3" w:themeTint="98" w:sz="4" w:space="0"/>
-          <w:bottom w:val="none"/>
-          <w:right w:val="none"/>
+          <w:bottom w:val="none" w:color="000000" w:sz="4" w:space="0"/>
+          <w:right w:val="none" w:color="000000" w:sz="4" w:space="0"/>
         </w:tcBorders>
       </w:tcPr>
     </w:tblStylePr>
@@ -24064,9 +25569,9 @@
         <w:shd w:val="clear" w:color="ffffff" w:themeColor="light1" w:fill="ffffff" w:themeFill="light1"/>
         <w:tcBorders>
           <w:top w:val="single" w:color="000000" w:themeColor="accent3" w:themeTint="98" w:sz="4" w:space="0"/>
-          <w:left w:val="none"/>
-          <w:bottom w:val="none"/>
-          <w:right w:val="none"/>
+          <w:left w:val="none" w:color="000000" w:sz="4" w:space="0"/>
+          <w:bottom w:val="none" w:color="000000" w:sz="4" w:space="0"/>
+          <w:right w:val="none" w:color="000000" w:sz="4" w:space="0"/>
         </w:tcBorders>
       </w:tcPr>
     </w:tblStylePr>
@@ -24141,9 +25646,9 @@
       </w:tcPr>
     </w:tblStylePr>
   </w:style>
-  <w:style w:type="table" w:styleId="113">
+  <w:style w:type="table" w:styleId="799">
     <w:name w:val="List Table 7 Colorful - Accent 4"/>
-    <w:basedOn w:val="661"/>
+    <w:basedOn w:val="882"/>
     <w:uiPriority w:val="99"/>
     <w:pPr>
       <w:pBdr/>
@@ -24242,11 +25747,11 @@
         <w:tblBorders/>
       </w:tblPr>
       <w:tcPr>
-        <w:shd w:color="ffffff"/>
+        <w:shd w:val="clear" w:color="ffffff"/>
         <w:tcBorders>
-          <w:top w:val="none"/>
-          <w:left w:val="none"/>
-          <w:bottom w:val="none"/>
+          <w:top w:val="none" w:color="000000" w:sz="4" w:space="0"/>
+          <w:left w:val="none" w:color="000000" w:sz="4" w:space="0"/>
+          <w:bottom w:val="none" w:color="000000" w:sz="4" w:space="0"/>
           <w:right w:val="single" w:color="000000" w:themeColor="accent4" w:themeTint="9A" w:sz="4" w:space="0"/>
         </w:tcBorders>
       </w:tcPr>
@@ -24269,10 +25774,10 @@
       <w:tcPr>
         <w:shd w:val="clear" w:color="ffffff" w:themeColor="light1" w:fill="ffffff" w:themeFill="light1"/>
         <w:tcBorders>
-          <w:top w:val="none"/>
-          <w:left w:val="none"/>
+          <w:top w:val="none" w:color="000000" w:sz="4" w:space="0"/>
+          <w:left w:val="none" w:color="000000" w:sz="4" w:space="0"/>
           <w:bottom w:val="single" w:color="000000" w:themeColor="accent4" w:themeTint="9A" w:sz="4" w:space="0"/>
-          <w:right w:val="none"/>
+          <w:right w:val="none" w:color="000000" w:sz="4" w:space="0"/>
         </w:tcBorders>
       </w:tcPr>
     </w:tblStylePr>
@@ -24292,12 +25797,12 @@
         <w:tblBorders/>
       </w:tblPr>
       <w:tcPr>
-        <w:shd w:color="ffffff"/>
+        <w:shd w:val="clear" w:color="ffffff"/>
         <w:tcBorders>
-          <w:top w:val="none"/>
+          <w:top w:val="none" w:color="000000" w:sz="4" w:space="0"/>
           <w:left w:val="single" w:color="000000" w:themeColor="accent4" w:themeTint="9A" w:sz="4" w:space="0"/>
-          <w:bottom w:val="none"/>
-          <w:right w:val="none"/>
+          <w:bottom w:val="none" w:color="000000" w:sz="4" w:space="0"/>
+          <w:right w:val="none" w:color="000000" w:sz="4" w:space="0"/>
         </w:tcBorders>
       </w:tcPr>
     </w:tblStylePr>
@@ -24320,9 +25825,9 @@
         <w:shd w:val="clear" w:color="ffffff" w:themeColor="light1" w:fill="ffffff" w:themeFill="light1"/>
         <w:tcBorders>
           <w:top w:val="single" w:color="000000" w:themeColor="accent4" w:themeTint="9A" w:sz="4" w:space="0"/>
-          <w:left w:val="none"/>
-          <w:bottom w:val="none"/>
-          <w:right w:val="none"/>
+          <w:left w:val="none" w:color="000000" w:sz="4" w:space="0"/>
+          <w:bottom w:val="none" w:color="000000" w:sz="4" w:space="0"/>
+          <w:right w:val="none" w:color="000000" w:sz="4" w:space="0"/>
         </w:tcBorders>
       </w:tcPr>
     </w:tblStylePr>
@@ -24397,9 +25902,9 @@
       </w:tcPr>
     </w:tblStylePr>
   </w:style>
-  <w:style w:type="table" w:styleId="114">
+  <w:style w:type="table" w:styleId="800">
     <w:name w:val="List Table 7 Colorful - Accent 5"/>
-    <w:basedOn w:val="661"/>
+    <w:basedOn w:val="882"/>
     <w:uiPriority w:val="99"/>
     <w:pPr>
       <w:pBdr/>
@@ -24498,11 +26003,11 @@
         <w:tblBorders/>
       </w:tblPr>
       <w:tcPr>
-        <w:shd w:color="ffffff"/>
+        <w:shd w:val="clear" w:color="ffffff"/>
         <w:tcBorders>
-          <w:top w:val="none"/>
-          <w:left w:val="none"/>
-          <w:bottom w:val="none"/>
+          <w:top w:val="none" w:color="000000" w:sz="4" w:space="0"/>
+          <w:left w:val="none" w:color="000000" w:sz="4" w:space="0"/>
+          <w:bottom w:val="none" w:color="000000" w:sz="4" w:space="0"/>
           <w:right w:val="single" w:color="000000" w:themeColor="accent5" w:themeTint="9A" w:sz="4" w:space="0"/>
         </w:tcBorders>
       </w:tcPr>
@@ -24525,10 +26030,10 @@
       <w:tcPr>
         <w:shd w:val="clear" w:color="ffffff" w:themeColor="light1" w:fill="ffffff" w:themeFill="light1"/>
         <w:tcBorders>
-          <w:top w:val="none"/>
-          <w:left w:val="none"/>
+          <w:top w:val="none" w:color="000000" w:sz="4" w:space="0"/>
+          <w:left w:val="none" w:color="000000" w:sz="4" w:space="0"/>
           <w:bottom w:val="single" w:color="000000" w:themeColor="accent5" w:themeTint="9A" w:sz="4" w:space="0"/>
-          <w:right w:val="none"/>
+          <w:right w:val="none" w:color="000000" w:sz="4" w:space="0"/>
         </w:tcBorders>
       </w:tcPr>
     </w:tblStylePr>
@@ -24548,12 +26053,12 @@
         <w:tblBorders/>
       </w:tblPr>
       <w:tcPr>
-        <w:shd w:color="ffffff"/>
+        <w:shd w:val="clear" w:color="ffffff"/>
         <w:tcBorders>
-          <w:top w:val="none"/>
+          <w:top w:val="none" w:color="000000" w:sz="4" w:space="0"/>
           <w:left w:val="single" w:color="000000" w:themeColor="accent5" w:themeTint="9A" w:sz="4" w:space="0"/>
-          <w:bottom w:val="none"/>
-          <w:right w:val="none"/>
+          <w:bottom w:val="none" w:color="000000" w:sz="4" w:space="0"/>
+          <w:right w:val="none" w:color="000000" w:sz="4" w:space="0"/>
         </w:tcBorders>
       </w:tcPr>
     </w:tblStylePr>
@@ -24576,9 +26081,9 @@
         <w:shd w:val="clear" w:color="ffffff" w:themeColor="light1" w:fill="ffffff" w:themeFill="light1"/>
         <w:tcBorders>
           <w:top w:val="single" w:color="000000" w:themeColor="accent5" w:themeTint="9A" w:sz="4" w:space="0"/>
-          <w:left w:val="none"/>
-          <w:bottom w:val="none"/>
-          <w:right w:val="none"/>
+          <w:left w:val="none" w:color="000000" w:sz="4" w:space="0"/>
+          <w:bottom w:val="none" w:color="000000" w:sz="4" w:space="0"/>
+          <w:right w:val="none" w:color="000000" w:sz="4" w:space="0"/>
         </w:tcBorders>
       </w:tcPr>
     </w:tblStylePr>
@@ -24653,9 +26158,9 @@
       </w:tcPr>
     </w:tblStylePr>
   </w:style>
-  <w:style w:type="table" w:styleId="115">
+  <w:style w:type="table" w:styleId="801">
     <w:name w:val="List Table 7 Colorful - Accent 6"/>
-    <w:basedOn w:val="661"/>
+    <w:basedOn w:val="882"/>
     <w:uiPriority w:val="99"/>
     <w:pPr>
       <w:pBdr/>
@@ -24754,11 +26259,11 @@
         <w:tblBorders/>
       </w:tblPr>
       <w:tcPr>
-        <w:shd w:color="ffffff"/>
+        <w:shd w:val="clear" w:color="ffffff"/>
         <w:tcBorders>
-          <w:top w:val="none"/>
-          <w:left w:val="none"/>
-          <w:bottom w:val="none"/>
+          <w:top w:val="none" w:color="000000" w:sz="4" w:space="0"/>
+          <w:left w:val="none" w:color="000000" w:sz="4" w:space="0"/>
+          <w:bottom w:val="none" w:color="000000" w:sz="4" w:space="0"/>
           <w:right w:val="single" w:color="000000" w:themeColor="accent6" w:themeTint="98" w:sz="4" w:space="0"/>
         </w:tcBorders>
       </w:tcPr>
@@ -24781,10 +26286,10 @@
       <w:tcPr>
         <w:shd w:val="clear" w:color="ffffff" w:themeColor="light1" w:fill="ffffff" w:themeFill="light1"/>
         <w:tcBorders>
-          <w:top w:val="none"/>
-          <w:left w:val="none"/>
+          <w:top w:val="none" w:color="000000" w:sz="4" w:space="0"/>
+          <w:left w:val="none" w:color="000000" w:sz="4" w:space="0"/>
           <w:bottom w:val="single" w:color="000000" w:themeColor="accent6" w:themeTint="98" w:sz="4" w:space="0"/>
-          <w:right w:val="none"/>
+          <w:right w:val="none" w:color="000000" w:sz="4" w:space="0"/>
         </w:tcBorders>
       </w:tcPr>
     </w:tblStylePr>
@@ -24804,12 +26309,12 @@
         <w:tblBorders/>
       </w:tblPr>
       <w:tcPr>
-        <w:shd w:color="ffffff"/>
+        <w:shd w:val="clear" w:color="ffffff"/>
         <w:tcBorders>
-          <w:top w:val="none"/>
+          <w:top w:val="none" w:color="000000" w:sz="4" w:space="0"/>
           <w:left w:val="single" w:color="000000" w:themeColor="accent6" w:themeTint="98" w:sz="4" w:space="0"/>
-          <w:bottom w:val="none"/>
-          <w:right w:val="none"/>
+          <w:bottom w:val="none" w:color="000000" w:sz="4" w:space="0"/>
+          <w:right w:val="none" w:color="000000" w:sz="4" w:space="0"/>
         </w:tcBorders>
       </w:tcPr>
     </w:tblStylePr>
@@ -24832,9 +26337,9 @@
         <w:shd w:val="clear" w:color="ffffff" w:themeColor="light1" w:fill="ffffff" w:themeFill="light1"/>
         <w:tcBorders>
           <w:top w:val="single" w:color="000000" w:themeColor="accent6" w:themeTint="98" w:sz="4" w:space="0"/>
-          <w:left w:val="none"/>
-          <w:bottom w:val="none"/>
-          <w:right w:val="none"/>
+          <w:left w:val="none" w:color="000000" w:sz="4" w:space="0"/>
+          <w:bottom w:val="none" w:color="000000" w:sz="4" w:space="0"/>
+          <w:right w:val="none" w:color="000000" w:sz="4" w:space="0"/>
         </w:tcBorders>
       </w:tcPr>
     </w:tblStylePr>
@@ -24909,9 +26414,9 @@
       </w:tcPr>
     </w:tblStylePr>
   </w:style>
-  <w:style w:type="table" w:styleId="116">
+  <w:style w:type="table" w:styleId="802">
     <w:name w:val="Lined - Accent"/>
-    <w:basedOn w:val="661"/>
+    <w:basedOn w:val="882"/>
     <w:uiPriority w:val="99"/>
     <w:pPr>
       <w:pBdr/>
@@ -25146,9 +26651,9 @@
       </w:tcPr>
     </w:tblStylePr>
   </w:style>
-  <w:style w:type="table" w:styleId="117">
+  <w:style w:type="table" w:styleId="803">
     <w:name w:val="Lined - Accent 1"/>
-    <w:basedOn w:val="661"/>
+    <w:basedOn w:val="882"/>
     <w:uiPriority w:val="99"/>
     <w:pPr>
       <w:pBdr/>
@@ -25383,9 +26888,9 @@
       </w:tcPr>
     </w:tblStylePr>
   </w:style>
-  <w:style w:type="table" w:styleId="118">
+  <w:style w:type="table" w:styleId="804">
     <w:name w:val="Lined - Accent 2"/>
-    <w:basedOn w:val="661"/>
+    <w:basedOn w:val="882"/>
     <w:uiPriority w:val="99"/>
     <w:pPr>
       <w:pBdr/>
@@ -25620,9 +27125,9 @@
       </w:tcPr>
     </w:tblStylePr>
   </w:style>
-  <w:style w:type="table" w:styleId="119">
+  <w:style w:type="table" w:styleId="805">
     <w:name w:val="Lined - Accent 3"/>
-    <w:basedOn w:val="661"/>
+    <w:basedOn w:val="882"/>
     <w:uiPriority w:val="99"/>
     <w:pPr>
       <w:pBdr/>
@@ -25857,9 +27362,9 @@
       </w:tcPr>
     </w:tblStylePr>
   </w:style>
-  <w:style w:type="table" w:styleId="120">
+  <w:style w:type="table" w:styleId="806">
     <w:name w:val="Lined - Accent 4"/>
-    <w:basedOn w:val="661"/>
+    <w:basedOn w:val="882"/>
     <w:uiPriority w:val="99"/>
     <w:pPr>
       <w:pBdr/>
@@ -26094,9 +27599,9 @@
       </w:tcPr>
     </w:tblStylePr>
   </w:style>
-  <w:style w:type="table" w:styleId="121">
+  <w:style w:type="table" w:styleId="807">
     <w:name w:val="Lined - Accent 5"/>
-    <w:basedOn w:val="661"/>
+    <w:basedOn w:val="882"/>
     <w:uiPriority w:val="99"/>
     <w:pPr>
       <w:pBdr/>
@@ -26331,9 +27836,9 @@
       </w:tcPr>
     </w:tblStylePr>
   </w:style>
-  <w:style w:type="table" w:styleId="122">
+  <w:style w:type="table" w:styleId="808">
     <w:name w:val="Lined - Accent 6"/>
-    <w:basedOn w:val="661"/>
+    <w:basedOn w:val="882"/>
     <w:uiPriority w:val="99"/>
     <w:pPr>
       <w:pBdr/>
@@ -26568,9 +28073,9 @@
       </w:tcPr>
     </w:tblStylePr>
   </w:style>
-  <w:style w:type="table" w:styleId="123">
+  <w:style w:type="table" w:styleId="809">
     <w:name w:val="Bordered &amp; Lined - Accent"/>
-    <w:basedOn w:val="661"/>
+    <w:basedOn w:val="882"/>
     <w:uiPriority w:val="99"/>
     <w:pPr>
       <w:pBdr/>
@@ -26812,9 +28317,9 @@
       </w:tcPr>
     </w:tblStylePr>
   </w:style>
-  <w:style w:type="table" w:styleId="124">
+  <w:style w:type="table" w:styleId="810">
     <w:name w:val="Bordered &amp; Lined - Accent 1"/>
-    <w:basedOn w:val="661"/>
+    <w:basedOn w:val="882"/>
     <w:uiPriority w:val="99"/>
     <w:pPr>
       <w:pBdr/>
@@ -27056,9 +28561,9 @@
       </w:tcPr>
     </w:tblStylePr>
   </w:style>
-  <w:style w:type="table" w:styleId="125">
+  <w:style w:type="table" w:styleId="811">
     <w:name w:val="Bordered &amp; Lined - Accent 2"/>
-    <w:basedOn w:val="661"/>
+    <w:basedOn w:val="882"/>
     <w:uiPriority w:val="99"/>
     <w:pPr>
       <w:pBdr/>
@@ -27300,9 +28805,9 @@
       </w:tcPr>
     </w:tblStylePr>
   </w:style>
-  <w:style w:type="table" w:styleId="126">
+  <w:style w:type="table" w:styleId="812">
     <w:name w:val="Bordered &amp; Lined - Accent 3"/>
-    <w:basedOn w:val="661"/>
+    <w:basedOn w:val="882"/>
     <w:uiPriority w:val="99"/>
     <w:pPr>
       <w:pBdr/>
@@ -27544,9 +29049,9 @@
       </w:tcPr>
     </w:tblStylePr>
   </w:style>
-  <w:style w:type="table" w:styleId="127">
+  <w:style w:type="table" w:styleId="813">
     <w:name w:val="Bordered &amp; Lined - Accent 4"/>
-    <w:basedOn w:val="661"/>
+    <w:basedOn w:val="882"/>
     <w:uiPriority w:val="99"/>
     <w:pPr>
       <w:pBdr/>
@@ -27788,9 +29293,9 @@
       </w:tcPr>
     </w:tblStylePr>
   </w:style>
-  <w:style w:type="table" w:styleId="128">
+  <w:style w:type="table" w:styleId="814">
     <w:name w:val="Bordered &amp; Lined - Accent 5"/>
-    <w:basedOn w:val="661"/>
+    <w:basedOn w:val="882"/>
     <w:uiPriority w:val="99"/>
     <w:pPr>
       <w:pBdr/>
@@ -28032,9 +29537,9 @@
       </w:tcPr>
     </w:tblStylePr>
   </w:style>
-  <w:style w:type="table" w:styleId="129">
+  <w:style w:type="table" w:styleId="815">
     <w:name w:val="Bordered &amp; Lined - Accent 6"/>
-    <w:basedOn w:val="661"/>
+    <w:basedOn w:val="882"/>
     <w:uiPriority w:val="99"/>
     <w:pPr>
       <w:pBdr/>
@@ -28276,9 +29781,9 @@
       </w:tcPr>
     </w:tblStylePr>
   </w:style>
-  <w:style w:type="table" w:styleId="130">
+  <w:style w:type="table" w:styleId="816">
     <w:name w:val="Bordered"/>
-    <w:basedOn w:val="661"/>
+    <w:basedOn w:val="882"/>
     <w:uiPriority w:val="99"/>
     <w:pPr>
       <w:pBdr/>
@@ -28507,9 +30012,9 @@
       </w:tcPr>
     </w:tblStylePr>
   </w:style>
-  <w:style w:type="table" w:styleId="131">
+  <w:style w:type="table" w:styleId="817">
     <w:name w:val="Bordered - Accent 1"/>
-    <w:basedOn w:val="661"/>
+    <w:basedOn w:val="882"/>
     <w:uiPriority w:val="99"/>
     <w:pPr>
       <w:pBdr/>
@@ -28738,9 +30243,9 @@
       </w:tcPr>
     </w:tblStylePr>
   </w:style>
-  <w:style w:type="table" w:styleId="132">
+  <w:style w:type="table" w:styleId="818">
     <w:name w:val="Bordered - Accent 2"/>
-    <w:basedOn w:val="661"/>
+    <w:basedOn w:val="882"/>
     <w:uiPriority w:val="99"/>
     <w:pPr>
       <w:pBdr/>
@@ -28969,9 +30474,9 @@
       </w:tcPr>
     </w:tblStylePr>
   </w:style>
-  <w:style w:type="table" w:styleId="133">
+  <w:style w:type="table" w:styleId="819">
     <w:name w:val="Bordered - Accent 3"/>
-    <w:basedOn w:val="661"/>
+    <w:basedOn w:val="882"/>
     <w:uiPriority w:val="99"/>
     <w:pPr>
       <w:pBdr/>
@@ -29200,9 +30705,9 @@
       </w:tcPr>
     </w:tblStylePr>
   </w:style>
-  <w:style w:type="table" w:styleId="134">
+  <w:style w:type="table" w:styleId="820">
     <w:name w:val="Bordered - Accent 4"/>
-    <w:basedOn w:val="661"/>
+    <w:basedOn w:val="882"/>
     <w:uiPriority w:val="99"/>
     <w:pPr>
       <w:pBdr/>
@@ -29431,9 +30936,9 @@
       </w:tcPr>
     </w:tblStylePr>
   </w:style>
-  <w:style w:type="table" w:styleId="135">
+  <w:style w:type="table" w:styleId="821">
     <w:name w:val="Bordered - Accent 5"/>
-    <w:basedOn w:val="661"/>
+    <w:basedOn w:val="882"/>
     <w:uiPriority w:val="99"/>
     <w:pPr>
       <w:pBdr/>
@@ -29662,9 +31167,9 @@
       </w:tcPr>
     </w:tblStylePr>
   </w:style>
-  <w:style w:type="table" w:styleId="136">
+  <w:style w:type="table" w:styleId="822">
     <w:name w:val="Bordered - Accent 6"/>
-    <w:basedOn w:val="661"/>
+    <w:basedOn w:val="882"/>
     <w:uiPriority w:val="99"/>
     <w:pPr>
       <w:pBdr/>
@@ -29893,11 +31398,11 @@
       </w:tcPr>
     </w:tblStylePr>
   </w:style>
-  <w:style w:type="paragraph" w:styleId="138">
+  <w:style w:type="paragraph" w:styleId="823">
     <w:name w:val="Heading 1"/>
-    <w:basedOn w:val="660"/>
-    <w:next w:val="660"/>
-    <w:link w:val="149"/>
+    <w:basedOn w:val="881"/>
+    <w:next w:val="881"/>
+    <w:link w:val="833"/>
     <w:uiPriority w:val="9"/>
     <w:qFormat/>
     <w:pPr>
@@ -29915,11 +31420,11 @@
       <w:szCs w:val="40"/>
     </w:rPr>
   </w:style>
-  <w:style w:type="paragraph" w:styleId="139">
+  <w:style w:type="paragraph" w:styleId="824">
     <w:name w:val="Heading 2"/>
-    <w:basedOn w:val="660"/>
-    <w:next w:val="660"/>
-    <w:link w:val="150"/>
+    <w:basedOn w:val="881"/>
+    <w:next w:val="881"/>
+    <w:link w:val="834"/>
     <w:uiPriority w:val="9"/>
     <w:unhideWhenUsed/>
     <w:qFormat/>
@@ -29938,11 +31443,11 @@
       <w:szCs w:val="32"/>
     </w:rPr>
   </w:style>
-  <w:style w:type="paragraph" w:styleId="140">
+  <w:style w:type="paragraph" w:styleId="825">
     <w:name w:val="Heading 3"/>
-    <w:basedOn w:val="660"/>
-    <w:next w:val="660"/>
-    <w:link w:val="151"/>
+    <w:basedOn w:val="881"/>
+    <w:next w:val="881"/>
+    <w:link w:val="835"/>
     <w:uiPriority w:val="9"/>
     <w:unhideWhenUsed/>
     <w:qFormat/>
@@ -29961,11 +31466,11 @@
       <w:szCs w:val="28"/>
     </w:rPr>
   </w:style>
-  <w:style w:type="paragraph" w:styleId="141">
+  <w:style w:type="paragraph" w:styleId="826">
     <w:name w:val="Heading 4"/>
-    <w:basedOn w:val="660"/>
-    <w:next w:val="660"/>
-    <w:link w:val="152"/>
+    <w:basedOn w:val="881"/>
+    <w:next w:val="881"/>
+    <w:link w:val="836"/>
     <w:uiPriority w:val="9"/>
     <w:unhideWhenUsed/>
     <w:qFormat/>
@@ -29984,11 +31489,11 @@
       <w:color w:val="0f4761" w:themeColor="accent1" w:themeShade="BF"/>
     </w:rPr>
   </w:style>
-  <w:style w:type="paragraph" w:styleId="142">
+  <w:style w:type="paragraph" w:styleId="827">
     <w:name w:val="Heading 5"/>
-    <w:basedOn w:val="660"/>
-    <w:next w:val="660"/>
-    <w:link w:val="153"/>
+    <w:basedOn w:val="881"/>
+    <w:next w:val="881"/>
+    <w:link w:val="837"/>
     <w:uiPriority w:val="9"/>
     <w:unhideWhenUsed/>
     <w:qFormat/>
@@ -30005,11 +31510,11 @@
       <w:color w:val="0f4761" w:themeColor="accent1" w:themeShade="BF"/>
     </w:rPr>
   </w:style>
-  <w:style w:type="paragraph" w:styleId="143">
+  <w:style w:type="paragraph" w:styleId="828">
     <w:name w:val="Heading 6"/>
-    <w:basedOn w:val="660"/>
-    <w:next w:val="660"/>
-    <w:link w:val="154"/>
+    <w:basedOn w:val="881"/>
+    <w:next w:val="881"/>
+    <w:link w:val="838"/>
     <w:uiPriority w:val="9"/>
     <w:unhideWhenUsed/>
     <w:qFormat/>
@@ -30028,11 +31533,11 @@
       <w:color w:val="595959" w:themeColor="text1" w:themeTint="A6"/>
     </w:rPr>
   </w:style>
-  <w:style w:type="paragraph" w:styleId="144">
+  <w:style w:type="paragraph" w:styleId="829">
     <w:name w:val="Heading 7"/>
-    <w:basedOn w:val="660"/>
-    <w:next w:val="660"/>
-    <w:link w:val="155"/>
+    <w:basedOn w:val="881"/>
+    <w:next w:val="881"/>
+    <w:link w:val="839"/>
     <w:uiPriority w:val="9"/>
     <w:unhideWhenUsed/>
     <w:qFormat/>
@@ -30049,11 +31554,11 @@
       <w:color w:val="595959" w:themeColor="text1" w:themeTint="A6"/>
     </w:rPr>
   </w:style>
-  <w:style w:type="paragraph" w:styleId="145">
+  <w:style w:type="paragraph" w:styleId="830">
     <w:name w:val="Heading 8"/>
-    <w:basedOn w:val="660"/>
-    <w:next w:val="660"/>
-    <w:link w:val="156"/>
+    <w:basedOn w:val="881"/>
+    <w:next w:val="881"/>
+    <w:link w:val="840"/>
     <w:uiPriority w:val="9"/>
     <w:unhideWhenUsed/>
     <w:qFormat/>
@@ -30072,11 +31577,11 @@
       <w:color w:val="272727" w:themeColor="text1" w:themeTint="D8"/>
     </w:rPr>
   </w:style>
-  <w:style w:type="paragraph" w:styleId="146">
+  <w:style w:type="paragraph" w:styleId="831">
     <w:name w:val="Heading 9"/>
-    <w:basedOn w:val="660"/>
-    <w:next w:val="660"/>
-    <w:link w:val="157"/>
+    <w:basedOn w:val="881"/>
+    <w:next w:val="881"/>
+    <w:link w:val="841"/>
     <w:uiPriority w:val="9"/>
     <w:unhideWhenUsed/>
     <w:qFormat/>
@@ -30095,7 +31600,7 @@
       <w:color w:val="272727" w:themeColor="text1" w:themeTint="D8"/>
     </w:rPr>
   </w:style>
-  <w:style w:type="character" w:styleId="147" w:default="1">
+  <w:style w:type="character" w:styleId="832" w:default="1">
     <w:name w:val="Default Paragraph Font"/>
     <w:uiPriority w:val="1"/>
     <w:semiHidden/>
@@ -30106,10 +31611,10 @@
       <w:ind/>
     </w:pPr>
   </w:style>
-  <w:style w:type="character" w:styleId="149">
+  <w:style w:type="character" w:styleId="833">
     <w:name w:val="Heading 1 Char"/>
-    <w:basedOn w:val="147"/>
-    <w:link w:val="138"/>
+    <w:basedOn w:val="832"/>
+    <w:link w:val="823"/>
     <w:uiPriority w:val="9"/>
     <w:pPr>
       <w:pBdr/>
@@ -30123,10 +31628,10 @@
       <w:szCs w:val="40"/>
     </w:rPr>
   </w:style>
-  <w:style w:type="character" w:styleId="150">
+  <w:style w:type="character" w:styleId="834">
     <w:name w:val="Heading 2 Char"/>
-    <w:basedOn w:val="147"/>
-    <w:link w:val="139"/>
+    <w:basedOn w:val="832"/>
+    <w:link w:val="824"/>
     <w:uiPriority w:val="9"/>
     <w:pPr>
       <w:pBdr/>
@@ -30140,10 +31645,10 @@
       <w:szCs w:val="32"/>
     </w:rPr>
   </w:style>
-  <w:style w:type="character" w:styleId="151">
+  <w:style w:type="character" w:styleId="835">
     <w:name w:val="Heading 3 Char"/>
-    <w:basedOn w:val="147"/>
-    <w:link w:val="140"/>
+    <w:basedOn w:val="832"/>
+    <w:link w:val="825"/>
     <w:uiPriority w:val="9"/>
     <w:pPr>
       <w:pBdr/>
@@ -30157,10 +31662,10 @@
       <w:szCs w:val="28"/>
     </w:rPr>
   </w:style>
-  <w:style w:type="character" w:styleId="152">
+  <w:style w:type="character" w:styleId="836">
     <w:name w:val="Heading 4 Char"/>
-    <w:basedOn w:val="147"/>
-    <w:link w:val="141"/>
+    <w:basedOn w:val="832"/>
+    <w:link w:val="826"/>
     <w:uiPriority w:val="9"/>
     <w:pPr>
       <w:pBdr/>
@@ -30174,10 +31679,10 @@
       <w:color w:val="0f4761" w:themeColor="accent1" w:themeShade="BF"/>
     </w:rPr>
   </w:style>
-  <w:style w:type="character" w:styleId="153">
+  <w:style w:type="character" w:styleId="837">
     <w:name w:val="Heading 5 Char"/>
-    <w:basedOn w:val="147"/>
-    <w:link w:val="142"/>
+    <w:basedOn w:val="832"/>
+    <w:link w:val="827"/>
     <w:uiPriority w:val="9"/>
     <w:pPr>
       <w:pBdr/>
@@ -30189,10 +31694,10 @@
       <w:color w:val="0f4761" w:themeColor="accent1" w:themeShade="BF"/>
     </w:rPr>
   </w:style>
-  <w:style w:type="character" w:styleId="154">
+  <w:style w:type="character" w:styleId="838">
     <w:name w:val="Heading 6 Char"/>
-    <w:basedOn w:val="147"/>
-    <w:link w:val="143"/>
+    <w:basedOn w:val="832"/>
+    <w:link w:val="828"/>
     <w:uiPriority w:val="9"/>
     <w:pPr>
       <w:pBdr/>
@@ -30206,10 +31711,10 @@
       <w:color w:val="595959" w:themeColor="text1" w:themeTint="A6"/>
     </w:rPr>
   </w:style>
-  <w:style w:type="character" w:styleId="155">
+  <w:style w:type="character" w:styleId="839">
     <w:name w:val="Heading 7 Char"/>
-    <w:basedOn w:val="147"/>
-    <w:link w:val="144"/>
+    <w:basedOn w:val="832"/>
+    <w:link w:val="829"/>
     <w:uiPriority w:val="9"/>
     <w:pPr>
       <w:pBdr/>
@@ -30221,10 +31726,10 @@
       <w:color w:val="595959" w:themeColor="text1" w:themeTint="A6"/>
     </w:rPr>
   </w:style>
-  <w:style w:type="character" w:styleId="156">
+  <w:style w:type="character" w:styleId="840">
     <w:name w:val="Heading 8 Char"/>
-    <w:basedOn w:val="147"/>
-    <w:link w:val="145"/>
+    <w:basedOn w:val="832"/>
+    <w:link w:val="830"/>
     <w:uiPriority w:val="9"/>
     <w:pPr>
       <w:pBdr/>
@@ -30238,10 +31743,10 @@
       <w:color w:val="272727" w:themeColor="text1" w:themeTint="D8"/>
     </w:rPr>
   </w:style>
-  <w:style w:type="character" w:styleId="157">
+  <w:style w:type="character" w:styleId="841">
     <w:name w:val="Heading 9 Char"/>
-    <w:basedOn w:val="147"/>
-    <w:link w:val="146"/>
+    <w:basedOn w:val="832"/>
+    <w:link w:val="831"/>
     <w:uiPriority w:val="9"/>
     <w:pPr>
       <w:pBdr/>
@@ -30255,11 +31760,11 @@
       <w:color w:val="272727" w:themeColor="text1" w:themeTint="D8"/>
     </w:rPr>
   </w:style>
-  <w:style w:type="paragraph" w:styleId="158">
+  <w:style w:type="paragraph" w:styleId="842">
     <w:name w:val="Title"/>
-    <w:basedOn w:val="660"/>
-    <w:next w:val="660"/>
-    <w:link w:val="159"/>
+    <w:basedOn w:val="881"/>
+    <w:next w:val="881"/>
+    <w:link w:val="843"/>
     <w:uiPriority w:val="10"/>
     <w:qFormat/>
     <w:pPr>
@@ -30275,10 +31780,10 @@
       <w:szCs w:val="56"/>
     </w:rPr>
   </w:style>
-  <w:style w:type="character" w:styleId="159">
+  <w:style w:type="character" w:styleId="843">
     <w:name w:val="Title Char"/>
-    <w:basedOn w:val="147"/>
-    <w:link w:val="158"/>
+    <w:basedOn w:val="832"/>
+    <w:link w:val="842"/>
     <w:uiPriority w:val="10"/>
     <w:pPr>
       <w:pBdr/>
@@ -30292,11 +31797,11 @@
       <w:szCs w:val="56"/>
     </w:rPr>
   </w:style>
-  <w:style w:type="paragraph" w:styleId="160">
+  <w:style w:type="paragraph" w:styleId="844">
     <w:name w:val="Subtitle"/>
-    <w:basedOn w:val="660"/>
-    <w:next w:val="660"/>
-    <w:link w:val="161"/>
+    <w:basedOn w:val="881"/>
+    <w:next w:val="881"/>
+    <w:link w:val="845"/>
     <w:uiPriority w:val="11"/>
     <w:qFormat/>
     <w:pPr>
@@ -30314,10 +31819,10 @@
       <w:szCs w:val="28"/>
     </w:rPr>
   </w:style>
-  <w:style w:type="character" w:styleId="161">
+  <w:style w:type="character" w:styleId="845">
     <w:name w:val="Subtitle Char"/>
-    <w:basedOn w:val="147"/>
-    <w:link w:val="160"/>
+    <w:basedOn w:val="832"/>
+    <w:link w:val="844"/>
     <w:uiPriority w:val="11"/>
     <w:pPr>
       <w:pBdr/>
@@ -30331,11 +31836,11 @@
       <w:szCs w:val="28"/>
     </w:rPr>
   </w:style>
-  <w:style w:type="paragraph" w:styleId="162">
+  <w:style w:type="paragraph" w:styleId="846">
     <w:name w:val="Quote"/>
-    <w:basedOn w:val="660"/>
-    <w:next w:val="660"/>
-    <w:link w:val="163"/>
+    <w:basedOn w:val="881"/>
+    <w:next w:val="881"/>
+    <w:link w:val="847"/>
     <w:uiPriority w:val="29"/>
     <w:qFormat/>
     <w:pPr>
@@ -30350,10 +31855,10 @@
       <w:color w:val="404040" w:themeColor="text1" w:themeTint="BF"/>
     </w:rPr>
   </w:style>
-  <w:style w:type="character" w:styleId="163">
+  <w:style w:type="character" w:styleId="847">
     <w:name w:val="Quote Char"/>
-    <w:basedOn w:val="147"/>
-    <w:link w:val="162"/>
+    <w:basedOn w:val="832"/>
+    <w:link w:val="846"/>
     <w:uiPriority w:val="29"/>
     <w:pPr>
       <w:pBdr/>
@@ -30366,9 +31871,9 @@
       <w:color w:val="404040" w:themeColor="text1" w:themeTint="BF"/>
     </w:rPr>
   </w:style>
-  <w:style w:type="character" w:styleId="165">
+  <w:style w:type="character" w:styleId="848">
     <w:name w:val="Intense Emphasis"/>
-    <w:basedOn w:val="147"/>
+    <w:basedOn w:val="832"/>
     <w:uiPriority w:val="21"/>
     <w:qFormat/>
     <w:pPr>
@@ -30382,11 +31887,11 @@
       <w:color w:val="0f4761" w:themeColor="accent1" w:themeShade="BF"/>
     </w:rPr>
   </w:style>
-  <w:style w:type="paragraph" w:styleId="166">
+  <w:style w:type="paragraph" w:styleId="849">
     <w:name w:val="Intense Quote"/>
-    <w:basedOn w:val="660"/>
-    <w:next w:val="660"/>
-    <w:link w:val="167"/>
+    <w:basedOn w:val="881"/>
+    <w:next w:val="881"/>
+    <w:link w:val="850"/>
     <w:uiPriority w:val="30"/>
     <w:qFormat/>
     <w:pPr>
@@ -30404,10 +31909,10 @@
       <w:color w:val="0f4761" w:themeColor="accent1" w:themeShade="BF"/>
     </w:rPr>
   </w:style>
-  <w:style w:type="character" w:styleId="167">
+  <w:style w:type="character" w:styleId="850">
     <w:name w:val="Intense Quote Char"/>
-    <w:basedOn w:val="147"/>
-    <w:link w:val="166"/>
+    <w:basedOn w:val="832"/>
+    <w:link w:val="849"/>
     <w:uiPriority w:val="30"/>
     <w:pPr>
       <w:pBdr/>
@@ -30420,9 +31925,9 @@
       <w:color w:val="0f4761" w:themeColor="accent1" w:themeShade="BF"/>
     </w:rPr>
   </w:style>
-  <w:style w:type="character" w:styleId="168">
+  <w:style w:type="character" w:styleId="851">
     <w:name w:val="Intense Reference"/>
-    <w:basedOn w:val="147"/>
+    <w:basedOn w:val="832"/>
     <w:uiPriority w:val="32"/>
     <w:qFormat/>
     <w:pPr>
@@ -30438,9 +31943,9 @@
       <w:spacing w:val="5"/>
     </w:rPr>
   </w:style>
-  <w:style w:type="character" w:styleId="170">
+  <w:style w:type="character" w:styleId="852">
     <w:name w:val="Subtle Emphasis"/>
-    <w:basedOn w:val="147"/>
+    <w:basedOn w:val="832"/>
     <w:uiPriority w:val="19"/>
     <w:qFormat/>
     <w:pPr>
@@ -30454,9 +31959,9 @@
       <w:color w:val="404040" w:themeColor="text1" w:themeTint="BF"/>
     </w:rPr>
   </w:style>
-  <w:style w:type="character" w:styleId="171">
+  <w:style w:type="character" w:styleId="853">
     <w:name w:val="Emphasis"/>
-    <w:basedOn w:val="147"/>
+    <w:basedOn w:val="832"/>
     <w:uiPriority w:val="20"/>
     <w:qFormat/>
     <w:pPr>
@@ -30469,9 +31974,9 @@
       <w:iCs/>
     </w:rPr>
   </w:style>
-  <w:style w:type="character" w:styleId="172">
+  <w:style w:type="character" w:styleId="854">
     <w:name w:val="Strong"/>
-    <w:basedOn w:val="147"/>
+    <w:basedOn w:val="832"/>
     <w:uiPriority w:val="22"/>
     <w:qFormat/>
     <w:pPr>
@@ -30484,9 +31989,9 @@
       <w:bCs/>
     </w:rPr>
   </w:style>
-  <w:style w:type="character" w:styleId="173">
+  <w:style w:type="character" w:styleId="855">
     <w:name w:val="Subtle Reference"/>
-    <w:basedOn w:val="147"/>
+    <w:basedOn w:val="832"/>
     <w:uiPriority w:val="31"/>
     <w:qFormat/>
     <w:pPr>
@@ -30499,9 +32004,9 @@
       <w:color w:val="5a5a5a" w:themeColor="text1" w:themeTint="A5"/>
     </w:rPr>
   </w:style>
-  <w:style w:type="character" w:styleId="174">
+  <w:style w:type="character" w:styleId="856">
     <w:name w:val="Book Title"/>
-    <w:basedOn w:val="147"/>
+    <w:basedOn w:val="832"/>
     <w:uiPriority w:val="33"/>
     <w:qFormat/>
     <w:pPr>
@@ -30517,10 +32022,10 @@
       <w:spacing w:val="5"/>
     </w:rPr>
   </w:style>
-  <w:style w:type="paragraph" w:styleId="175">
+  <w:style w:type="paragraph" w:styleId="857">
     <w:name w:val="Header"/>
-    <w:basedOn w:val="660"/>
-    <w:link w:val="176"/>
+    <w:basedOn w:val="881"/>
+    <w:link w:val="858"/>
     <w:uiPriority w:val="99"/>
     <w:unhideWhenUsed/>
     <w:pPr>
@@ -30533,10 +32038,10 @@
       <w:ind/>
     </w:pPr>
   </w:style>
-  <w:style w:type="character" w:styleId="176">
+  <w:style w:type="character" w:styleId="858">
     <w:name w:val="Header Char"/>
-    <w:basedOn w:val="147"/>
-    <w:link w:val="175"/>
+    <w:basedOn w:val="832"/>
+    <w:link w:val="857"/>
     <w:uiPriority w:val="99"/>
     <w:pPr>
       <w:pBdr/>
@@ -30544,10 +32049,10 @@
       <w:ind/>
     </w:pPr>
   </w:style>
-  <w:style w:type="paragraph" w:styleId="177">
+  <w:style w:type="paragraph" w:styleId="859">
     <w:name w:val="Footer"/>
-    <w:basedOn w:val="660"/>
-    <w:link w:val="178"/>
+    <w:basedOn w:val="881"/>
+    <w:link w:val="860"/>
     <w:uiPriority w:val="99"/>
     <w:unhideWhenUsed/>
     <w:pPr>
@@ -30560,10 +32065,10 @@
       <w:ind/>
     </w:pPr>
   </w:style>
-  <w:style w:type="character" w:styleId="178">
+  <w:style w:type="character" w:styleId="860">
     <w:name w:val="Footer Char"/>
-    <w:basedOn w:val="147"/>
-    <w:link w:val="177"/>
+    <w:basedOn w:val="832"/>
+    <w:link w:val="859"/>
     <w:uiPriority w:val="99"/>
     <w:pPr>
       <w:pBdr/>
@@ -30571,10 +32076,10 @@
       <w:ind/>
     </w:pPr>
   </w:style>
-  <w:style w:type="paragraph" w:styleId="179">
+  <w:style w:type="paragraph" w:styleId="861">
     <w:name w:val="Caption"/>
-    <w:basedOn w:val="660"/>
-    <w:next w:val="660"/>
+    <w:basedOn w:val="881"/>
+    <w:next w:val="881"/>
     <w:uiPriority w:val="35"/>
     <w:unhideWhenUsed/>
     <w:qFormat/>
@@ -30591,10 +32096,10 @@
       <w:szCs w:val="18"/>
     </w:rPr>
   </w:style>
-  <w:style w:type="paragraph" w:styleId="180">
+  <w:style w:type="paragraph" w:styleId="862">
     <w:name w:val="footnote text"/>
-    <w:basedOn w:val="660"/>
-    <w:link w:val="181"/>
+    <w:basedOn w:val="881"/>
+    <w:link w:val="863"/>
     <w:uiPriority w:val="99"/>
     <w:semiHidden/>
     <w:unhideWhenUsed/>
@@ -30608,10 +32113,10 @@
       <w:szCs w:val="20"/>
     </w:rPr>
   </w:style>
-  <w:style w:type="character" w:styleId="181">
+  <w:style w:type="character" w:styleId="863">
     <w:name w:val="Footnote Text Char"/>
-    <w:basedOn w:val="147"/>
-    <w:link w:val="180"/>
+    <w:basedOn w:val="832"/>
+    <w:link w:val="862"/>
     <w:uiPriority w:val="99"/>
     <w:semiHidden/>
     <w:pPr>
@@ -30624,9 +32129,9 @@
       <w:szCs w:val="20"/>
     </w:rPr>
   </w:style>
-  <w:style w:type="character" w:styleId="182">
+  <w:style w:type="character" w:styleId="864">
     <w:name w:val="footnote reference"/>
-    <w:basedOn w:val="147"/>
+    <w:basedOn w:val="832"/>
     <w:uiPriority w:val="99"/>
     <w:semiHidden/>
     <w:unhideWhenUsed/>
@@ -30639,10 +32144,10 @@
       <w:vertAlign w:val="superscript"/>
     </w:rPr>
   </w:style>
-  <w:style w:type="paragraph" w:styleId="183">
+  <w:style w:type="paragraph" w:styleId="865">
     <w:name w:val="endnote text"/>
-    <w:basedOn w:val="660"/>
-    <w:link w:val="184"/>
+    <w:basedOn w:val="881"/>
+    <w:link w:val="866"/>
     <w:uiPriority w:val="99"/>
     <w:semiHidden/>
     <w:unhideWhenUsed/>
@@ -30656,10 +32161,10 @@
       <w:szCs w:val="20"/>
     </w:rPr>
   </w:style>
-  <w:style w:type="character" w:styleId="184">
+  <w:style w:type="character" w:styleId="866">
     <w:name w:val="Endnote Text Char"/>
-    <w:basedOn w:val="147"/>
-    <w:link w:val="183"/>
+    <w:basedOn w:val="832"/>
+    <w:link w:val="865"/>
     <w:uiPriority w:val="99"/>
     <w:semiHidden/>
     <w:pPr>
@@ -30672,9 +32177,9 @@
       <w:szCs w:val="20"/>
     </w:rPr>
   </w:style>
-  <w:style w:type="character" w:styleId="185">
+  <w:style w:type="character" w:styleId="867">
     <w:name w:val="endnote reference"/>
-    <w:basedOn w:val="147"/>
+    <w:basedOn w:val="832"/>
     <w:uiPriority w:val="99"/>
     <w:semiHidden/>
     <w:unhideWhenUsed/>
@@ -30687,9 +32192,9 @@
       <w:vertAlign w:val="superscript"/>
     </w:rPr>
   </w:style>
-  <w:style w:type="character" w:styleId="186">
+  <w:style w:type="character" w:styleId="868">
     <w:name w:val="Hyperlink"/>
-    <w:basedOn w:val="147"/>
+    <w:basedOn w:val="832"/>
     <w:uiPriority w:val="99"/>
     <w:unhideWhenUsed/>
     <w:pPr>
@@ -30702,9 +32207,9 @@
       <w:u w:val="single"/>
     </w:rPr>
   </w:style>
-  <w:style w:type="character" w:styleId="187">
+  <w:style w:type="character" w:styleId="869">
     <w:name w:val="FollowedHyperlink"/>
-    <w:basedOn w:val="147"/>
+    <w:basedOn w:val="832"/>
     <w:uiPriority w:val="99"/>
     <w:semiHidden/>
     <w:unhideWhenUsed/>
@@ -30718,10 +32223,10 @@
       <w:u w:val="single"/>
     </w:rPr>
   </w:style>
-  <w:style w:type="paragraph" w:styleId="188">
+  <w:style w:type="paragraph" w:styleId="870">
     <w:name w:val="toc 1"/>
-    <w:basedOn w:val="660"/>
-    <w:next w:val="660"/>
+    <w:basedOn w:val="881"/>
+    <w:next w:val="881"/>
     <w:uiPriority w:val="39"/>
     <w:unhideWhenUsed/>
     <w:pPr>
@@ -30730,10 +32235,10 @@
       <w:ind/>
     </w:pPr>
   </w:style>
-  <w:style w:type="paragraph" w:styleId="189">
+  <w:style w:type="paragraph" w:styleId="871">
     <w:name w:val="toc 2"/>
-    <w:basedOn w:val="660"/>
-    <w:next w:val="660"/>
+    <w:basedOn w:val="881"/>
+    <w:next w:val="881"/>
     <w:uiPriority w:val="39"/>
     <w:unhideWhenUsed/>
     <w:pPr>
@@ -30742,10 +32247,10 @@
       <w:ind w:left="220"/>
     </w:pPr>
   </w:style>
-  <w:style w:type="paragraph" w:styleId="190">
+  <w:style w:type="paragraph" w:styleId="872">
     <w:name w:val="toc 3"/>
-    <w:basedOn w:val="660"/>
-    <w:next w:val="660"/>
+    <w:basedOn w:val="881"/>
+    <w:next w:val="881"/>
     <w:uiPriority w:val="39"/>
     <w:unhideWhenUsed/>
     <w:pPr>
@@ -30754,10 +32259,10 @@
       <w:ind w:left="440"/>
     </w:pPr>
   </w:style>
-  <w:style w:type="paragraph" w:styleId="191">
+  <w:style w:type="paragraph" w:styleId="873">
     <w:name w:val="toc 4"/>
-    <w:basedOn w:val="660"/>
-    <w:next w:val="660"/>
+    <w:basedOn w:val="881"/>
+    <w:next w:val="881"/>
     <w:uiPriority w:val="39"/>
     <w:unhideWhenUsed/>
     <w:pPr>
@@ -30766,10 +32271,10 @@
       <w:ind w:left="660"/>
     </w:pPr>
   </w:style>
-  <w:style w:type="paragraph" w:styleId="192">
+  <w:style w:type="paragraph" w:styleId="874">
     <w:name w:val="toc 5"/>
-    <w:basedOn w:val="660"/>
-    <w:next w:val="660"/>
+    <w:basedOn w:val="881"/>
+    <w:next w:val="881"/>
     <w:uiPriority w:val="39"/>
     <w:unhideWhenUsed/>
     <w:pPr>
@@ -30778,10 +32283,10 @@
       <w:ind w:left="880"/>
     </w:pPr>
   </w:style>
-  <w:style w:type="paragraph" w:styleId="193">
+  <w:style w:type="paragraph" w:styleId="875">
     <w:name w:val="toc 6"/>
-    <w:basedOn w:val="660"/>
-    <w:next w:val="660"/>
+    <w:basedOn w:val="881"/>
+    <w:next w:val="881"/>
     <w:uiPriority w:val="39"/>
     <w:unhideWhenUsed/>
     <w:pPr>
@@ -30790,10 +32295,10 @@
       <w:ind w:left="1100"/>
     </w:pPr>
   </w:style>
-  <w:style w:type="paragraph" w:styleId="194">
+  <w:style w:type="paragraph" w:styleId="876">
     <w:name w:val="toc 7"/>
-    <w:basedOn w:val="660"/>
-    <w:next w:val="660"/>
+    <w:basedOn w:val="881"/>
+    <w:next w:val="881"/>
     <w:uiPriority w:val="39"/>
     <w:unhideWhenUsed/>
     <w:pPr>
@@ -30802,10 +32307,10 @@
       <w:ind w:left="1320"/>
     </w:pPr>
   </w:style>
-  <w:style w:type="paragraph" w:styleId="195">
+  <w:style w:type="paragraph" w:styleId="877">
     <w:name w:val="toc 8"/>
-    <w:basedOn w:val="660"/>
-    <w:next w:val="660"/>
+    <w:basedOn w:val="881"/>
+    <w:next w:val="881"/>
     <w:uiPriority w:val="39"/>
     <w:unhideWhenUsed/>
     <w:pPr>
@@ -30814,10 +32319,10 @@
       <w:ind w:left="1540"/>
     </w:pPr>
   </w:style>
-  <w:style w:type="paragraph" w:styleId="196">
+  <w:style w:type="paragraph" w:styleId="878">
     <w:name w:val="toc 9"/>
-    <w:basedOn w:val="660"/>
-    <w:next w:val="660"/>
+    <w:basedOn w:val="881"/>
+    <w:next w:val="881"/>
     <w:uiPriority w:val="39"/>
     <w:unhideWhenUsed/>
     <w:pPr>
@@ -30826,7 +32331,7 @@
       <w:ind w:left="1760"/>
     </w:pPr>
   </w:style>
-  <w:style w:type="paragraph" w:styleId="206">
+  <w:style w:type="paragraph" w:styleId="879">
     <w:name w:val="TOC Heading"/>
     <w:uiPriority w:val="39"/>
     <w:unhideWhenUsed/>
@@ -30836,10 +32341,10 @@
       <w:ind/>
     </w:pPr>
   </w:style>
-  <w:style w:type="paragraph" w:styleId="207">
+  <w:style w:type="paragraph" w:styleId="880">
     <w:name w:val="table of figures"/>
-    <w:basedOn w:val="660"/>
-    <w:next w:val="660"/>
+    <w:basedOn w:val="881"/>
+    <w:next w:val="881"/>
     <w:uiPriority w:val="99"/>
     <w:unhideWhenUsed/>
     <w:pPr>
@@ -30848,7 +32353,7 @@
       <w:ind/>
     </w:pPr>
   </w:style>
-  <w:style w:type="paragraph" w:styleId="660" w:default="1">
+  <w:style w:type="paragraph" w:styleId="881" w:default="1">
     <w:name w:val="Normal"/>
     <w:qFormat/>
     <w:pPr>
@@ -30857,7 +32362,7 @@
       <w:ind/>
     </w:pPr>
   </w:style>
-  <w:style w:type="table" w:styleId="661" w:default="1">
+  <w:style w:type="table" w:styleId="882" w:default="1">
     <w:name w:val="Normal Table"/>
     <w:uiPriority w:val="99"/>
     <w:semiHidden/>
@@ -31050,7 +32555,7 @@
       </w:tcPr>
     </w:tblStylePr>
   </w:style>
-  <w:style w:type="numbering" w:styleId="662" w:default="1">
+  <w:style w:type="numbering" w:styleId="883" w:default="1">
     <w:name w:val="No List"/>
     <w:uiPriority w:val="99"/>
     <w:semiHidden/>
@@ -31061,9 +32566,9 @@
       <w:ind/>
     </w:pPr>
   </w:style>
-  <w:style w:type="paragraph" w:styleId="663">
+  <w:style w:type="paragraph" w:styleId="884">
     <w:name w:val="No Spacing"/>
-    <w:basedOn w:val="660"/>
+    <w:basedOn w:val="881"/>
     <w:uiPriority w:val="1"/>
     <w:qFormat/>
     <w:pPr>
@@ -31072,9 +32577,9 @@
       <w:ind/>
     </w:pPr>
   </w:style>
-  <w:style w:type="paragraph" w:styleId="664">
+  <w:style w:type="paragraph" w:styleId="885">
     <w:name w:val="List Paragraph"/>
-    <w:basedOn w:val="660"/>
+    <w:basedOn w:val="881"/>
     <w:uiPriority w:val="34"/>
     <w:qFormat/>
     <w:pPr>

--- a/presentation.docx
+++ b/presentation.docx
@@ -4,7 +4,7 @@
   <w:body>
     <w:p>
       <w:pPr>
-        <w:pStyle w:val="823"/>
+        <w:pStyle w:val="837"/>
         <w:pBdr/>
         <w:spacing/>
         <w:ind/>
@@ -14,12 +14,6 @@
         <w:t xml:space="preserve">Zeitstempel Stephansdom</w:t>
       </w:r>
       <w:r/>
-      <w:r/>
-      <w:r/>
-      <w:r/>
-      <w:r/>
-      <w:r/>
-      <w:r/>
     </w:p>
     <w:p>
       <w:pPr>
@@ -34,19 +28,20 @@
         </w:rPr>
       </w:pPr>
       <w:r>
-        <w:rPr>
-          <w:lang w:val="undefined"/>
-        </w:rPr>
         <w:t xml:space="preserve">Eigenen Server mieten? Domain Name egal?</w:t>
       </w:r>
       <w:r>
         <w:tab/>
       </w:r>
-      <w:r/>
+      <w:r>
+        <w:rPr>
+          <w:highlight w:val="none"/>
+        </w:rPr>
+      </w:r>
     </w:p>
     <w:p>
       <w:pPr>
-        <w:pStyle w:val="885"/>
+        <w:pStyle w:val="899"/>
         <w:numPr>
           <w:ilvl w:val="0"/>
           <w:numId w:val="2"/>
@@ -59,13 +54,11 @@
         <w:ind/>
         <w:rPr>
           <w:highlight w:val="none"/>
-          <w:lang w:val="undefined"/>
         </w:rPr>
       </w:pPr>
       <w:r>
         <w:rPr>
           <w:highlight w:val="none"/>
-          <w:lang w:val="undefined"/>
         </w:rPr>
         <w:t xml:space="preserve">Ja Hetzner; Domain-Name: noch nicht ausgesucht. (wird random sein; aber app-name noch auswählbar)</w:t>
       </w:r>
@@ -74,34 +67,41 @@
           <w:highlight w:val="none"/>
         </w:rPr>
       </w:r>
-    </w:p>
-    <w:p>
-      <w:pPr>
-        <w:pBdr/>
-        <w:spacing/>
-        <w:ind/>
-        <w:rPr>
-          <w:highlight w:val="none"/>
-          <w:lang w:val="undefined"/>
-        </w:rPr>
-      </w:pPr>
       <w:r>
         <w:rPr>
           <w:highlight w:val="none"/>
-          <w:lang w:val="undefined"/>
+        </w:rPr>
+      </w:r>
+    </w:p>
+    <w:p>
+      <w:pPr>
+        <w:pBdr/>
+        <w:spacing/>
+        <w:ind/>
+        <w:rPr>
+          <w:highlight w:val="none"/>
+        </w:rPr>
+      </w:pPr>
+      <w:r>
+        <w:rPr>
+          <w:highlight w:val="none"/>
         </w:rPr>
         <w:t xml:space="preserve">Verhindern, dass jemand von zu Hause aus einstempelt:</w:t>
       </w:r>
       <w:r>
         <w:rPr>
           <w:highlight w:val="none"/>
-          <w:lang w:val="undefined"/>
+        </w:rPr>
+      </w:r>
+      <w:r>
+        <w:rPr>
+          <w:highlight w:val="none"/>
         </w:rPr>
       </w:r>
     </w:p>
     <w:p>
       <w:pPr>
-        <w:pStyle w:val="885"/>
+        <w:pStyle w:val="899"/>
         <w:numPr>
           <w:ilvl w:val="0"/>
           <w:numId w:val="1"/>
@@ -114,16 +114,15 @@
       <w:r>
         <w:rPr>
           <w:highlight w:val="none"/>
-          <w:lang w:val="undefined"/>
         </w:rPr>
         <w:t xml:space="preserve">WLAN-access (IP Adress limiting) only</w:t>
       </w:r>
       <w:r>
         <w:rPr>
           <w:highlight w:val="none"/>
-          <w:lang w:val="undefined"/>
         </w:rPr>
       </w:r>
+      <w:r/>
     </w:p>
     <w:p>
       <w:pPr>
@@ -132,63 +131,34 @@
         <w:ind w:firstLine="0" w:left="0"/>
         <w:rPr>
           <w:highlight w:val="none"/>
-          <w:lang w:val="undefined"/>
         </w:rPr>
       </w:pPr>
       <w:r>
         <w:rPr>
           <w:highlight w:val="none"/>
-          <w:lang w:val="undefined"/>
         </w:rPr>
         <w:t xml:space="preserve">Gibt es eine Datenbank mit Nutzern/ sollen Nutzer neue Accounts anlegen?</w:t>
       </w:r>
       <w:r>
         <w:rPr>
           <w:highlight w:val="none"/>
-          <w:lang w:val="undefined"/>
-        </w:rPr>
-      </w:r>
-      <w:r>
-        <w:rPr>
-          <w:highlight w:val="none"/>
-          <w:lang w:val="undefined"/>
-        </w:rPr>
-      </w:r>
-      <w:r>
-        <w:rPr>
-          <w:highlight w:val="none"/>
-          <w:lang w:val="undefined"/>
         </w:rPr>
         <w:t xml:space="preserve"> Nein</w:t>
       </w:r>
       <w:r>
         <w:rPr>
           <w:highlight w:val="none"/>
-          <w:lang w:val="undefined"/>
         </w:rPr>
       </w:r>
       <w:r>
         <w:rPr>
           <w:highlight w:val="none"/>
-          <w:lang w:val="undefined"/>
-        </w:rPr>
-      </w:r>
-      <w:r>
-        <w:rPr>
-          <w:highlight w:val="none"/>
-          <w:lang w:val="undefined"/>
-        </w:rPr>
-      </w:r>
-      <w:r>
-        <w:rPr>
-          <w:highlight w:val="none"/>
-          <w:lang w:val="undefined"/>
         </w:rPr>
       </w:r>
     </w:p>
     <w:p>
       <w:pPr>
-        <w:pStyle w:val="885"/>
+        <w:pStyle w:val="899"/>
         <w:numPr>
           <w:ilvl w:val="0"/>
           <w:numId w:val="7"/>
@@ -198,20 +168,22 @@
         <w:ind/>
         <w:rPr>
           <w:highlight w:val="none"/>
-          <w:lang w:val="undefined"/>
         </w:rPr>
       </w:pPr>
       <w:r>
         <w:rPr>
           <w:highlight w:val="none"/>
-          <w:lang w:val="undefined"/>
         </w:rPr>
         <w:t xml:space="preserve">Werden dann manuell eingespeist.</w:t>
       </w:r>
       <w:r>
         <w:rPr>
           <w:highlight w:val="none"/>
-          <w:lang w:val="undefined"/>
+        </w:rPr>
+      </w:r>
+      <w:r>
+        <w:rPr>
+          <w:highlight w:val="none"/>
         </w:rPr>
       </w:r>
     </w:p>
@@ -222,44 +194,46 @@
         <w:ind/>
         <w:rPr>
           <w:highlight w:val="none"/>
-          <w:lang w:val="undefined"/>
         </w:rPr>
       </w:pPr>
       <w:r>
-        <w:rPr>
-          <w:lang w:val="undefined"/>
-        </w:rPr>
         <w:t xml:space="preserve">TODO:</w:t>
       </w:r>
-      <w:r/>
-    </w:p>
-    <w:p>
-      <w:pPr>
-        <w:pBdr/>
-        <w:spacing/>
-        <w:ind/>
-        <w:rPr>
-          <w:highlight w:val="none"/>
-          <w:lang w:val="undefined"/>
-        </w:rPr>
-      </w:pPr>
       <w:r>
         <w:rPr>
           <w:highlight w:val="none"/>
-          <w:lang w:val="undefined"/>
+        </w:rPr>
+      </w:r>
+    </w:p>
+    <w:p>
+      <w:pPr>
+        <w:pBdr/>
+        <w:spacing/>
+        <w:ind/>
+        <w:rPr>
+          <w:highlight w:val="none"/>
+        </w:rPr>
+      </w:pPr>
+      <w:r>
+        <w:rPr>
+          <w:highlight w:val="none"/>
         </w:rPr>
         <w:t xml:space="preserve">Allgemein:</w:t>
       </w:r>
       <w:r>
         <w:rPr>
           <w:highlight w:val="none"/>
-          <w:lang w:val="undefined"/>
+        </w:rPr>
+      </w:r>
+      <w:r>
+        <w:rPr>
+          <w:highlight w:val="none"/>
         </w:rPr>
       </w:r>
     </w:p>
     <w:p>
       <w:pPr>
-        <w:pStyle w:val="885"/>
+        <w:pStyle w:val="899"/>
         <w:numPr>
           <w:ilvl w:val="0"/>
           <w:numId w:val="6"/>
@@ -274,7 +248,6 @@
       <w:r>
         <w:rPr>
           <w:highlight w:val="none"/>
-          <w:lang w:val="undefined"/>
         </w:rPr>
       </w:r>
       <w:r>
@@ -288,10 +261,15 @@
           <w:highlight w:val="none"/>
         </w:rPr>
       </w:r>
+      <w:r>
+        <w:rPr>
+          <w:highlight w:val="none"/>
+        </w:rPr>
+      </w:r>
     </w:p>
     <w:p>
       <w:pPr>
-        <w:pStyle w:val="885"/>
+        <w:pStyle w:val="899"/>
         <w:numPr>
           <w:ilvl w:val="0"/>
           <w:numId w:val="6"/>
@@ -319,10 +297,15 @@
           <w:highlight w:val="none"/>
         </w:rPr>
       </w:r>
+      <w:r>
+        <w:rPr>
+          <w:highlight w:val="none"/>
+        </w:rPr>
+      </w:r>
     </w:p>
     <w:p>
       <w:pPr>
-        <w:pStyle w:val="885"/>
+        <w:pStyle w:val="899"/>
         <w:numPr>
           <w:ilvl w:val="0"/>
           <w:numId w:val="6"/>
@@ -350,10 +333,15 @@
           <w:highlight w:val="none"/>
         </w:rPr>
       </w:r>
+      <w:r>
+        <w:rPr>
+          <w:highlight w:val="none"/>
+        </w:rPr>
+      </w:r>
     </w:p>
     <w:p>
       <w:pPr>
-        <w:pStyle w:val="885"/>
+        <w:pStyle w:val="899"/>
         <w:numPr>
           <w:ilvl w:val="0"/>
           <w:numId w:val="6"/>
@@ -381,10 +369,15 @@
           <w:highlight w:val="none"/>
         </w:rPr>
       </w:r>
+      <w:r>
+        <w:rPr>
+          <w:highlight w:val="none"/>
+        </w:rPr>
+      </w:r>
     </w:p>
     <w:p>
       <w:pPr>
-        <w:pStyle w:val="885"/>
+        <w:pStyle w:val="899"/>
         <w:numPr>
           <w:ilvl w:val="0"/>
           <w:numId w:val="6"/>
@@ -412,17 +405,30 @@
           <w:highlight w:val="none"/>
         </w:rPr>
       </w:r>
-      <w:r/>
       <w:r>
         <w:rPr>
           <w:highlight w:val="none"/>
-          <w:lang w:val="undefined"/>
         </w:rPr>
+      </w:r>
+    </w:p>
+    <w:p>
+      <w:pPr>
+        <w:pBdr/>
+        <w:spacing/>
+        <w:ind/>
+        <w:rPr>
+          <w:highlight w:val="none"/>
+        </w:rPr>
+      </w:pPr>
+      <w:r>
+        <w:rPr>
+          <w:highlight w:val="none"/>
+        </w:rPr>
+        <w:t xml:space="preserve">Extra Funktion für User:</w:t>
       </w:r>
       <w:r>
         <w:rPr>
           <w:highlight w:val="none"/>
-          <w:lang w:val="undefined"/>
         </w:rPr>
       </w:r>
       <w:r>
@@ -433,31 +439,7 @@
     </w:p>
     <w:p>
       <w:pPr>
-        <w:pBdr/>
-        <w:spacing/>
-        <w:ind/>
-        <w:rPr>
-          <w:highlight w:val="none"/>
-          <w:lang w:val="undefined"/>
-        </w:rPr>
-      </w:pPr>
-      <w:r>
-        <w:rPr>
-          <w:highlight w:val="none"/>
-          <w:lang w:val="undefined"/>
-        </w:rPr>
-        <w:t xml:space="preserve">Extra Funktion für User:</w:t>
-      </w:r>
-      <w:r>
-        <w:rPr>
-          <w:highlight w:val="none"/>
-          <w:lang w:val="undefined"/>
-        </w:rPr>
-      </w:r>
-    </w:p>
-    <w:p>
-      <w:pPr>
-        <w:pStyle w:val="885"/>
+        <w:pStyle w:val="899"/>
         <w:numPr>
           <w:ilvl w:val="0"/>
           <w:numId w:val="3"/>
@@ -467,26 +449,28 @@
         <w:ind/>
         <w:rPr>
           <w:highlight w:val="none"/>
-          <w:lang w:val="undefined"/>
         </w:rPr>
       </w:pPr>
       <w:r>
         <w:rPr>
           <w:highlight w:val="none"/>
-          <w:lang w:val="undefined"/>
         </w:rPr>
         <w:t xml:space="preserve">Krankenstand melden</w:t>
       </w:r>
       <w:r>
         <w:rPr>
           <w:highlight w:val="none"/>
-          <w:lang w:val="undefined"/>
+        </w:rPr>
+      </w:r>
+      <w:r>
+        <w:rPr>
+          <w:highlight w:val="none"/>
         </w:rPr>
       </w:r>
     </w:p>
     <w:p>
       <w:pPr>
-        <w:pStyle w:val="885"/>
+        <w:pStyle w:val="899"/>
         <w:numPr>
           <w:ilvl w:val="0"/>
           <w:numId w:val="3"/>
@@ -496,20 +480,22 @@
         <w:ind/>
         <w:rPr>
           <w:highlight w:val="none"/>
-          <w:lang w:val="undefined"/>
         </w:rPr>
       </w:pPr>
       <w:r>
         <w:rPr>
           <w:highlight w:val="none"/>
-          <w:lang w:val="undefined"/>
         </w:rPr>
         <w:t xml:space="preserve">Urlaubstand anfragen</w:t>
       </w:r>
       <w:r>
         <w:rPr>
           <w:highlight w:val="none"/>
-          <w:lang w:val="undefined"/>
+        </w:rPr>
+      </w:r>
+      <w:r>
+        <w:rPr>
+          <w:highlight w:val="none"/>
         </w:rPr>
       </w:r>
     </w:p>
@@ -520,26 +506,28 @@
         <w:ind/>
         <w:rPr>
           <w:highlight w:val="none"/>
-          <w:lang w:val="undefined"/>
         </w:rPr>
       </w:pPr>
       <w:r>
         <w:rPr>
           <w:highlight w:val="none"/>
-          <w:lang w:val="undefined"/>
         </w:rPr>
         <w:t xml:space="preserve">Admin Funktionen:</w:t>
       </w:r>
       <w:r>
         <w:rPr>
           <w:highlight w:val="none"/>
-          <w:lang w:val="undefined"/>
+        </w:rPr>
+      </w:r>
+      <w:r>
+        <w:rPr>
+          <w:highlight w:val="none"/>
         </w:rPr>
       </w:r>
     </w:p>
     <w:p>
       <w:pPr>
-        <w:pStyle w:val="885"/>
+        <w:pStyle w:val="899"/>
         <w:numPr>
           <w:ilvl w:val="0"/>
           <w:numId w:val="4"/>
@@ -549,26 +537,28 @@
         <w:ind/>
         <w:rPr>
           <w:highlight w:val="none"/>
-          <w:lang w:val="undefined"/>
         </w:rPr>
       </w:pPr>
       <w:r>
         <w:rPr>
           <w:highlight w:val="none"/>
-          <w:lang w:val="undefined"/>
         </w:rPr>
         <w:t xml:space="preserve">Urlaub genehmigen</w:t>
       </w:r>
       <w:r>
         <w:rPr>
           <w:highlight w:val="none"/>
-          <w:lang w:val="undefined"/>
+        </w:rPr>
+      </w:r>
+      <w:r>
+        <w:rPr>
+          <w:highlight w:val="none"/>
         </w:rPr>
       </w:r>
     </w:p>
     <w:p>
       <w:pPr>
-        <w:pStyle w:val="885"/>
+        <w:pStyle w:val="899"/>
         <w:numPr>
           <w:ilvl w:val="0"/>
           <w:numId w:val="4"/>
@@ -578,20 +568,22 @@
         <w:ind/>
         <w:rPr>
           <w:highlight w:val="none"/>
-          <w:lang w:val="undefined"/>
         </w:rPr>
       </w:pPr>
       <w:r>
         <w:rPr>
           <w:highlight w:val="none"/>
-          <w:lang w:val="undefined"/>
         </w:rPr>
         <w:t xml:space="preserve">Krankenstände und weiteres einsehen</w:t>
       </w:r>
       <w:r>
         <w:rPr>
           <w:highlight w:val="none"/>
-          <w:lang w:val="undefined"/>
+        </w:rPr>
+      </w:r>
+      <w:r>
+        <w:rPr>
+          <w:highlight w:val="none"/>
         </w:rPr>
       </w:r>
     </w:p>
@@ -602,26 +594,28 @@
         <w:ind/>
         <w:rPr>
           <w:highlight w:val="none"/>
-          <w:lang w:val="undefined"/>
         </w:rPr>
       </w:pPr>
       <w:r>
         <w:rPr>
           <w:highlight w:val="none"/>
-          <w:lang w:val="undefined"/>
         </w:rPr>
         <w:t xml:space="preserve">Extra Fenster für admin und user:</w:t>
       </w:r>
       <w:r>
         <w:rPr>
           <w:highlight w:val="none"/>
-          <w:lang w:val="undefined"/>
+        </w:rPr>
+      </w:r>
+      <w:r>
+        <w:rPr>
+          <w:highlight w:val="none"/>
         </w:rPr>
       </w:r>
     </w:p>
     <w:p>
       <w:pPr>
-        <w:pStyle w:val="885"/>
+        <w:pStyle w:val="899"/>
         <w:numPr>
           <w:ilvl w:val="0"/>
           <w:numId w:val="5"/>
@@ -631,13 +625,11 @@
         <w:ind/>
         <w:rPr>
           <w:highlight w:val="none"/>
-          <w:lang w:val="undefined"/>
         </w:rPr>
       </w:pPr>
       <w:r>
         <w:rPr>
           <w:highlight w:val="none"/>
-          <w:lang w:val="undefined"/>
         </w:rPr>
         <w:t xml:space="preserve">Dienstplan anzeigen</w:t>
       </w:r>
@@ -646,11 +638,17 @@
           <w:highlight w:val="none"/>
           <w:lang w:val="undefined"/>
         </w:rPr>
+        <w:t xml:space="preserve"> DONE</w:t>
+      </w:r>
+      <w:r>
+        <w:rPr>
+          <w:highlight w:val="none"/>
+        </w:rPr>
       </w:r>
     </w:p>
     <w:p>
       <w:pPr>
-        <w:pStyle w:val="885"/>
+        <w:pStyle w:val="899"/>
         <w:numPr>
           <w:ilvl w:val="0"/>
           <w:numId w:val="5"/>
@@ -660,29 +658,29 @@
         <w:ind/>
         <w:rPr>
           <w:highlight w:val="none"/>
-          <w:lang w:val="undefined"/>
         </w:rPr>
       </w:pPr>
       <w:r>
         <w:rPr>
           <w:highlight w:val="none"/>
-          <w:lang w:val="undefined"/>
         </w:rPr>
       </w:r>
       <w:r>
         <w:rPr>
           <w:highlight w:val="none"/>
-          <w:lang w:val="undefined"/>
         </w:rPr>
         <w:t xml:space="preserve">Passwort vergessen</w:t>
       </w:r>
       <w:r>
         <w:rPr>
           <w:highlight w:val="none"/>
-          <w:lang w:val="undefined"/>
         </w:rPr>
       </w:r>
-      <w:r/>
+      <w:r>
+        <w:rPr>
+          <w:highlight w:val="none"/>
+        </w:rPr>
+      </w:r>
     </w:p>
     <w:sectPr>
       <w:footnotePr/>
@@ -1968,9 +1966,9 @@
     <w:lsdException w:name="Bibliography" w:uiPriority="37"/>
     <w:lsdException w:name="TOC Heading" w:uiPriority="39" w:qFormat="1"/>
   </w:latentStyles>
-  <w:style w:type="table" w:styleId="697">
+  <w:style w:type="table" w:styleId="711">
     <w:name w:val="Table Grid"/>
-    <w:basedOn w:val="882"/>
+    <w:basedOn w:val="896"/>
     <w:uiPriority w:val="59"/>
     <w:pPr>
       <w:pBdr/>
@@ -2167,9 +2165,9 @@
       </w:tcPr>
     </w:tblStylePr>
   </w:style>
-  <w:style w:type="table" w:styleId="698">
+  <w:style w:type="table" w:styleId="712">
     <w:name w:val="Table Grid Light"/>
-    <w:basedOn w:val="882"/>
+    <w:basedOn w:val="896"/>
     <w:uiPriority w:val="59"/>
     <w:pPr>
       <w:pBdr/>
@@ -2366,9 +2364,9 @@
       </w:tcPr>
     </w:tblStylePr>
   </w:style>
-  <w:style w:type="table" w:styleId="699">
+  <w:style w:type="table" w:styleId="713">
     <w:name w:val="Plain Table 1"/>
-    <w:basedOn w:val="882"/>
+    <w:basedOn w:val="896"/>
     <w:uiPriority w:val="59"/>
     <w:pPr>
       <w:pBdr/>
@@ -2591,9 +2589,9 @@
       </w:tcPr>
     </w:tblStylePr>
   </w:style>
-  <w:style w:type="table" w:styleId="700">
+  <w:style w:type="table" w:styleId="714">
     <w:name w:val="Plain Table 2"/>
-    <w:basedOn w:val="882"/>
+    <w:basedOn w:val="896"/>
     <w:uiPriority w:val="59"/>
     <w:pPr>
       <w:pBdr/>
@@ -2824,9 +2822,9 @@
       </w:tcPr>
     </w:tblStylePr>
   </w:style>
-  <w:style w:type="table" w:styleId="701">
+  <w:style w:type="table" w:styleId="715">
     <w:name w:val="Plain Table 3"/>
-    <w:basedOn w:val="882"/>
+    <w:basedOn w:val="896"/>
     <w:uiPriority w:val="99"/>
     <w:pPr>
       <w:pBdr/>
@@ -3054,9 +3052,9 @@
       </w:tcPr>
     </w:tblStylePr>
   </w:style>
-  <w:style w:type="table" w:styleId="702">
+  <w:style w:type="table" w:styleId="716">
     <w:name w:val="Plain Table 4"/>
-    <w:basedOn w:val="882"/>
+    <w:basedOn w:val="896"/>
     <w:uiPriority w:val="99"/>
     <w:pPr>
       <w:pBdr/>
@@ -3270,9 +3268,9 @@
       </w:tcPr>
     </w:tblStylePr>
   </w:style>
-  <w:style w:type="table" w:styleId="703">
+  <w:style w:type="table" w:styleId="717">
     <w:name w:val="Plain Table 5"/>
-    <w:basedOn w:val="882"/>
+    <w:basedOn w:val="896"/>
     <w:uiPriority w:val="99"/>
     <w:pPr>
       <w:pBdr/>
@@ -3503,9 +3501,9 @@
       </w:tcPr>
     </w:tblStylePr>
   </w:style>
-  <w:style w:type="table" w:styleId="704">
+  <w:style w:type="table" w:styleId="718">
     <w:name w:val="Grid Table 1 Light"/>
-    <w:basedOn w:val="882"/>
+    <w:basedOn w:val="896"/>
     <w:uiPriority w:val="99"/>
     <w:pPr>
       <w:pBdr/>
@@ -3726,9 +3724,9 @@
       </w:tcPr>
     </w:tblStylePr>
   </w:style>
-  <w:style w:type="table" w:styleId="705">
+  <w:style w:type="table" w:styleId="719">
     <w:name w:val="Grid Table 1 Light - Accent 1"/>
-    <w:basedOn w:val="882"/>
+    <w:basedOn w:val="896"/>
     <w:uiPriority w:val="99"/>
     <w:pPr>
       <w:pBdr/>
@@ -3949,9 +3947,9 @@
       </w:tcPr>
     </w:tblStylePr>
   </w:style>
-  <w:style w:type="table" w:styleId="706">
+  <w:style w:type="table" w:styleId="720">
     <w:name w:val="Grid Table 1 Light - Accent 2"/>
-    <w:basedOn w:val="882"/>
+    <w:basedOn w:val="896"/>
     <w:uiPriority w:val="99"/>
     <w:pPr>
       <w:pBdr/>
@@ -4172,9 +4170,9 @@
       </w:tcPr>
     </w:tblStylePr>
   </w:style>
-  <w:style w:type="table" w:styleId="707">
+  <w:style w:type="table" w:styleId="721">
     <w:name w:val="Grid Table 1 Light - Accent 3"/>
-    <w:basedOn w:val="882"/>
+    <w:basedOn w:val="896"/>
     <w:uiPriority w:val="99"/>
     <w:pPr>
       <w:pBdr/>
@@ -4395,9 +4393,9 @@
       </w:tcPr>
     </w:tblStylePr>
   </w:style>
-  <w:style w:type="table" w:styleId="708">
+  <w:style w:type="table" w:styleId="722">
     <w:name w:val="Grid Table 1 Light - Accent 4"/>
-    <w:basedOn w:val="882"/>
+    <w:basedOn w:val="896"/>
     <w:uiPriority w:val="99"/>
     <w:pPr>
       <w:pBdr/>
@@ -4618,9 +4616,9 @@
       </w:tcPr>
     </w:tblStylePr>
   </w:style>
-  <w:style w:type="table" w:styleId="709">
+  <w:style w:type="table" w:styleId="723">
     <w:name w:val="Grid Table 1 Light - Accent 5"/>
-    <w:basedOn w:val="882"/>
+    <w:basedOn w:val="896"/>
     <w:uiPriority w:val="99"/>
     <w:pPr>
       <w:pBdr/>
@@ -4841,9 +4839,9 @@
       </w:tcPr>
     </w:tblStylePr>
   </w:style>
-  <w:style w:type="table" w:styleId="710">
+  <w:style w:type="table" w:styleId="724">
     <w:name w:val="Grid Table 1 Light - Accent 6"/>
-    <w:basedOn w:val="882"/>
+    <w:basedOn w:val="896"/>
     <w:uiPriority w:val="99"/>
     <w:pPr>
       <w:pBdr/>
@@ -5064,9 +5062,9 @@
       </w:tcPr>
     </w:tblStylePr>
   </w:style>
-  <w:style w:type="table" w:styleId="711">
+  <w:style w:type="table" w:styleId="725">
     <w:name w:val="Grid Table 2"/>
-    <w:basedOn w:val="882"/>
+    <w:basedOn w:val="896"/>
     <w:uiPriority w:val="99"/>
     <w:pPr>
       <w:pBdr/>
@@ -5296,9 +5294,9 @@
       </w:tcPr>
     </w:tblStylePr>
   </w:style>
-  <w:style w:type="table" w:styleId="712">
+  <w:style w:type="table" w:styleId="726">
     <w:name w:val="Grid Table 2 - Accent 1"/>
-    <w:basedOn w:val="882"/>
+    <w:basedOn w:val="896"/>
     <w:uiPriority w:val="99"/>
     <w:pPr>
       <w:pBdr/>
@@ -5528,9 +5526,9 @@
       </w:tcPr>
     </w:tblStylePr>
   </w:style>
-  <w:style w:type="table" w:styleId="713">
+  <w:style w:type="table" w:styleId="727">
     <w:name w:val="Grid Table 2 - Accent 2"/>
-    <w:basedOn w:val="882"/>
+    <w:basedOn w:val="896"/>
     <w:uiPriority w:val="99"/>
     <w:pPr>
       <w:pBdr/>
@@ -5760,9 +5758,9 @@
       </w:tcPr>
     </w:tblStylePr>
   </w:style>
-  <w:style w:type="table" w:styleId="714">
+  <w:style w:type="table" w:styleId="728">
     <w:name w:val="Grid Table 2 - Accent 3"/>
-    <w:basedOn w:val="882"/>
+    <w:basedOn w:val="896"/>
     <w:uiPriority w:val="99"/>
     <w:pPr>
       <w:pBdr/>
@@ -5992,9 +5990,9 @@
       </w:tcPr>
     </w:tblStylePr>
   </w:style>
-  <w:style w:type="table" w:styleId="715">
+  <w:style w:type="table" w:styleId="729">
     <w:name w:val="Grid Table 2 - Accent 4"/>
-    <w:basedOn w:val="882"/>
+    <w:basedOn w:val="896"/>
     <w:uiPriority w:val="99"/>
     <w:pPr>
       <w:pBdr/>
@@ -6224,9 +6222,9 @@
       </w:tcPr>
     </w:tblStylePr>
   </w:style>
-  <w:style w:type="table" w:styleId="716">
+  <w:style w:type="table" w:styleId="730">
     <w:name w:val="Grid Table 2 - Accent 5"/>
-    <w:basedOn w:val="882"/>
+    <w:basedOn w:val="896"/>
     <w:uiPriority w:val="99"/>
     <w:pPr>
       <w:pBdr/>
@@ -6456,9 +6454,9 @@
       </w:tcPr>
     </w:tblStylePr>
   </w:style>
-  <w:style w:type="table" w:styleId="717">
+  <w:style w:type="table" w:styleId="731">
     <w:name w:val="Grid Table 2 - Accent 6"/>
-    <w:basedOn w:val="882"/>
+    <w:basedOn w:val="896"/>
     <w:uiPriority w:val="99"/>
     <w:pPr>
       <w:pBdr/>
@@ -6688,9 +6686,9 @@
       </w:tcPr>
     </w:tblStylePr>
   </w:style>
-  <w:style w:type="table" w:styleId="718">
+  <w:style w:type="table" w:styleId="732">
     <w:name w:val="Grid Table 3"/>
-    <w:basedOn w:val="882"/>
+    <w:basedOn w:val="896"/>
     <w:uiPriority w:val="99"/>
     <w:pPr>
       <w:pBdr/>
@@ -6933,9 +6931,9 @@
       </w:tcPr>
     </w:tblStylePr>
   </w:style>
-  <w:style w:type="table" w:styleId="719">
+  <w:style w:type="table" w:styleId="733">
     <w:name w:val="Grid Table 3 - Accent 1"/>
-    <w:basedOn w:val="882"/>
+    <w:basedOn w:val="896"/>
     <w:uiPriority w:val="99"/>
     <w:pPr>
       <w:pBdr/>
@@ -7178,9 +7176,9 @@
       </w:tcPr>
     </w:tblStylePr>
   </w:style>
-  <w:style w:type="table" w:styleId="720">
+  <w:style w:type="table" w:styleId="734">
     <w:name w:val="Grid Table 3 - Accent 2"/>
-    <w:basedOn w:val="882"/>
+    <w:basedOn w:val="896"/>
     <w:uiPriority w:val="99"/>
     <w:pPr>
       <w:pBdr/>
@@ -7423,9 +7421,9 @@
       </w:tcPr>
     </w:tblStylePr>
   </w:style>
-  <w:style w:type="table" w:styleId="721">
+  <w:style w:type="table" w:styleId="735">
     <w:name w:val="Grid Table 3 - Accent 3"/>
-    <w:basedOn w:val="882"/>
+    <w:basedOn w:val="896"/>
     <w:uiPriority w:val="99"/>
     <w:pPr>
       <w:pBdr/>
@@ -7668,9 +7666,9 @@
       </w:tcPr>
     </w:tblStylePr>
   </w:style>
-  <w:style w:type="table" w:styleId="722">
+  <w:style w:type="table" w:styleId="736">
     <w:name w:val="Grid Table 3 - Accent 4"/>
-    <w:basedOn w:val="882"/>
+    <w:basedOn w:val="896"/>
     <w:uiPriority w:val="99"/>
     <w:pPr>
       <w:pBdr/>
@@ -7913,9 +7911,9 @@
       </w:tcPr>
     </w:tblStylePr>
   </w:style>
-  <w:style w:type="table" w:styleId="723">
+  <w:style w:type="table" w:styleId="737">
     <w:name w:val="Grid Table 3 - Accent 5"/>
-    <w:basedOn w:val="882"/>
+    <w:basedOn w:val="896"/>
     <w:uiPriority w:val="99"/>
     <w:pPr>
       <w:pBdr/>
@@ -8158,9 +8156,9 @@
       </w:tcPr>
     </w:tblStylePr>
   </w:style>
-  <w:style w:type="table" w:styleId="724">
+  <w:style w:type="table" w:styleId="738">
     <w:name w:val="Grid Table 3 - Accent 6"/>
-    <w:basedOn w:val="882"/>
+    <w:basedOn w:val="896"/>
     <w:uiPriority w:val="99"/>
     <w:pPr>
       <w:pBdr/>
@@ -8403,9 +8401,9 @@
       </w:tcPr>
     </w:tblStylePr>
   </w:style>
-  <w:style w:type="table" w:styleId="725">
+  <w:style w:type="table" w:styleId="739">
     <w:name w:val="Grid Table 4"/>
-    <w:basedOn w:val="882"/>
+    <w:basedOn w:val="896"/>
     <w:uiPriority w:val="59"/>
     <w:pPr>
       <w:pBdr/>
@@ -8636,9 +8634,9 @@
       </w:tcPr>
     </w:tblStylePr>
   </w:style>
-  <w:style w:type="table" w:styleId="726">
+  <w:style w:type="table" w:styleId="740">
     <w:name w:val="Grid Table 4 - Accent 1"/>
-    <w:basedOn w:val="882"/>
+    <w:basedOn w:val="896"/>
     <w:uiPriority w:val="59"/>
     <w:pPr>
       <w:pBdr/>
@@ -8869,9 +8867,9 @@
       </w:tcPr>
     </w:tblStylePr>
   </w:style>
-  <w:style w:type="table" w:styleId="727">
+  <w:style w:type="table" w:styleId="741">
     <w:name w:val="Grid Table 4 - Accent 2"/>
-    <w:basedOn w:val="882"/>
+    <w:basedOn w:val="896"/>
     <w:uiPriority w:val="59"/>
     <w:pPr>
       <w:pBdr/>
@@ -9102,9 +9100,9 @@
       </w:tcPr>
     </w:tblStylePr>
   </w:style>
-  <w:style w:type="table" w:styleId="728">
+  <w:style w:type="table" w:styleId="742">
     <w:name w:val="Grid Table 4 - Accent 3"/>
-    <w:basedOn w:val="882"/>
+    <w:basedOn w:val="896"/>
     <w:uiPriority w:val="59"/>
     <w:pPr>
       <w:pBdr/>
@@ -9335,9 +9333,9 @@
       </w:tcPr>
     </w:tblStylePr>
   </w:style>
-  <w:style w:type="table" w:styleId="729">
+  <w:style w:type="table" w:styleId="743">
     <w:name w:val="Grid Table 4 - Accent 4"/>
-    <w:basedOn w:val="882"/>
+    <w:basedOn w:val="896"/>
     <w:uiPriority w:val="59"/>
     <w:pPr>
       <w:pBdr/>
@@ -9568,9 +9566,9 @@
       </w:tcPr>
     </w:tblStylePr>
   </w:style>
-  <w:style w:type="table" w:styleId="730">
+  <w:style w:type="table" w:styleId="744">
     <w:name w:val="Grid Table 4 - Accent 5"/>
-    <w:basedOn w:val="882"/>
+    <w:basedOn w:val="896"/>
     <w:uiPriority w:val="59"/>
     <w:pPr>
       <w:pBdr/>
@@ -9801,9 +9799,9 @@
       </w:tcPr>
     </w:tblStylePr>
   </w:style>
-  <w:style w:type="table" w:styleId="731">
+  <w:style w:type="table" w:styleId="745">
     <w:name w:val="Grid Table 4 - Accent 6"/>
-    <w:basedOn w:val="882"/>
+    <w:basedOn w:val="896"/>
     <w:uiPriority w:val="59"/>
     <w:pPr>
       <w:pBdr/>
@@ -10034,9 +10032,9 @@
       </w:tcPr>
     </w:tblStylePr>
   </w:style>
-  <w:style w:type="table" w:styleId="732">
+  <w:style w:type="table" w:styleId="746">
     <w:name w:val="Grid Table 5 Dark"/>
-    <w:basedOn w:val="882"/>
+    <w:basedOn w:val="896"/>
     <w:uiPriority w:val="99"/>
     <w:pPr>
       <w:pBdr/>
@@ -10262,9 +10260,9 @@
       </w:tcPr>
     </w:tblStylePr>
   </w:style>
-  <w:style w:type="table" w:styleId="733">
+  <w:style w:type="table" w:styleId="747">
     <w:name w:val="Grid Table 5 Dark- Accent 1"/>
-    <w:basedOn w:val="882"/>
+    <w:basedOn w:val="896"/>
     <w:uiPriority w:val="99"/>
     <w:pPr>
       <w:pBdr/>
@@ -10490,9 +10488,9 @@
       </w:tcPr>
     </w:tblStylePr>
   </w:style>
-  <w:style w:type="table" w:styleId="734">
+  <w:style w:type="table" w:styleId="748">
     <w:name w:val="Grid Table 5 Dark - Accent 2"/>
-    <w:basedOn w:val="882"/>
+    <w:basedOn w:val="896"/>
     <w:uiPriority w:val="99"/>
     <w:pPr>
       <w:pBdr/>
@@ -10718,9 +10716,9 @@
       </w:tcPr>
     </w:tblStylePr>
   </w:style>
-  <w:style w:type="table" w:styleId="735">
+  <w:style w:type="table" w:styleId="749">
     <w:name w:val="Grid Table 5 Dark - Accent 3"/>
-    <w:basedOn w:val="882"/>
+    <w:basedOn w:val="896"/>
     <w:uiPriority w:val="99"/>
     <w:pPr>
       <w:pBdr/>
@@ -10946,9 +10944,9 @@
       </w:tcPr>
     </w:tblStylePr>
   </w:style>
-  <w:style w:type="table" w:styleId="736">
+  <w:style w:type="table" w:styleId="750">
     <w:name w:val="Grid Table 5 Dark- Accent 4"/>
-    <w:basedOn w:val="882"/>
+    <w:basedOn w:val="896"/>
     <w:uiPriority w:val="99"/>
     <w:pPr>
       <w:pBdr/>
@@ -11174,9 +11172,9 @@
       </w:tcPr>
     </w:tblStylePr>
   </w:style>
-  <w:style w:type="table" w:styleId="737">
+  <w:style w:type="table" w:styleId="751">
     <w:name w:val="Grid Table 5 Dark - Accent 5"/>
-    <w:basedOn w:val="882"/>
+    <w:basedOn w:val="896"/>
     <w:uiPriority w:val="99"/>
     <w:pPr>
       <w:pBdr/>
@@ -11402,9 +11400,9 @@
       </w:tcPr>
     </w:tblStylePr>
   </w:style>
-  <w:style w:type="table" w:styleId="738">
+  <w:style w:type="table" w:styleId="752">
     <w:name w:val="Grid Table 5 Dark - Accent 6"/>
-    <w:basedOn w:val="882"/>
+    <w:basedOn w:val="896"/>
     <w:uiPriority w:val="99"/>
     <w:pPr>
       <w:pBdr/>
@@ -11630,9 +11628,9 @@
       </w:tcPr>
     </w:tblStylePr>
   </w:style>
-  <w:style w:type="table" w:styleId="739">
+  <w:style w:type="table" w:styleId="753">
     <w:name w:val="Grid Table 6 Colorful"/>
-    <w:basedOn w:val="882"/>
+    <w:basedOn w:val="896"/>
     <w:uiPriority w:val="99"/>
     <w:pPr>
       <w:pBdr/>
@@ -11860,9 +11858,9 @@
       </w:tcPr>
     </w:tblStylePr>
   </w:style>
-  <w:style w:type="table" w:styleId="740">
+  <w:style w:type="table" w:styleId="754">
     <w:name w:val="Grid Table 6 Colorful - Accent 1"/>
-    <w:basedOn w:val="882"/>
+    <w:basedOn w:val="896"/>
     <w:uiPriority w:val="99"/>
     <w:pPr>
       <w:pBdr/>
@@ -12090,9 +12088,9 @@
       </w:tcPr>
     </w:tblStylePr>
   </w:style>
-  <w:style w:type="table" w:styleId="741">
+  <w:style w:type="table" w:styleId="755">
     <w:name w:val="Grid Table 6 Colorful - Accent 2"/>
-    <w:basedOn w:val="882"/>
+    <w:basedOn w:val="896"/>
     <w:uiPriority w:val="99"/>
     <w:pPr>
       <w:pBdr/>
@@ -12320,9 +12318,9 @@
       </w:tcPr>
     </w:tblStylePr>
   </w:style>
-  <w:style w:type="table" w:styleId="742">
+  <w:style w:type="table" w:styleId="756">
     <w:name w:val="Grid Table 6 Colorful - Accent 3"/>
-    <w:basedOn w:val="882"/>
+    <w:basedOn w:val="896"/>
     <w:uiPriority w:val="99"/>
     <w:pPr>
       <w:pBdr/>
@@ -12550,9 +12548,9 @@
       </w:tcPr>
     </w:tblStylePr>
   </w:style>
-  <w:style w:type="table" w:styleId="743">
+  <w:style w:type="table" w:styleId="757">
     <w:name w:val="Grid Table 6 Colorful - Accent 4"/>
-    <w:basedOn w:val="882"/>
+    <w:basedOn w:val="896"/>
     <w:uiPriority w:val="99"/>
     <w:pPr>
       <w:pBdr/>
@@ -12780,9 +12778,9 @@
       </w:tcPr>
     </w:tblStylePr>
   </w:style>
-  <w:style w:type="table" w:styleId="744">
+  <w:style w:type="table" w:styleId="758">
     <w:name w:val="Grid Table 6 Colorful - Accent 5"/>
-    <w:basedOn w:val="882"/>
+    <w:basedOn w:val="896"/>
     <w:uiPriority w:val="99"/>
     <w:pPr>
       <w:pBdr/>
@@ -13010,9 +13008,9 @@
       </w:tcPr>
     </w:tblStylePr>
   </w:style>
-  <w:style w:type="table" w:styleId="745">
+  <w:style w:type="table" w:styleId="759">
     <w:name w:val="Grid Table 6 Colorful - Accent 6"/>
-    <w:basedOn w:val="882"/>
+    <w:basedOn w:val="896"/>
     <w:uiPriority w:val="99"/>
     <w:pPr>
       <w:pBdr/>
@@ -13240,9 +13238,9 @@
       </w:tcPr>
     </w:tblStylePr>
   </w:style>
-  <w:style w:type="table" w:styleId="746">
+  <w:style w:type="table" w:styleId="760">
     <w:name w:val="Grid Table 7 Colorful"/>
-    <w:basedOn w:val="882"/>
+    <w:basedOn w:val="896"/>
     <w:uiPriority w:val="99"/>
     <w:pPr>
       <w:pBdr/>
@@ -13494,9 +13492,9 @@
       </w:tcPr>
     </w:tblStylePr>
   </w:style>
-  <w:style w:type="table" w:styleId="747">
+  <w:style w:type="table" w:styleId="761">
     <w:name w:val="Grid Table 7 Colorful - Accent 1"/>
-    <w:basedOn w:val="882"/>
+    <w:basedOn w:val="896"/>
     <w:uiPriority w:val="99"/>
     <w:pPr>
       <w:pBdr/>
@@ -13748,9 +13746,9 @@
       </w:tcPr>
     </w:tblStylePr>
   </w:style>
-  <w:style w:type="table" w:styleId="748">
+  <w:style w:type="table" w:styleId="762">
     <w:name w:val="Grid Table 7 Colorful - Accent 2"/>
-    <w:basedOn w:val="882"/>
+    <w:basedOn w:val="896"/>
     <w:uiPriority w:val="99"/>
     <w:pPr>
       <w:pBdr/>
@@ -14002,9 +14000,9 @@
       </w:tcPr>
     </w:tblStylePr>
   </w:style>
-  <w:style w:type="table" w:styleId="749">
+  <w:style w:type="table" w:styleId="763">
     <w:name w:val="Grid Table 7 Colorful - Accent 3"/>
-    <w:basedOn w:val="882"/>
+    <w:basedOn w:val="896"/>
     <w:uiPriority w:val="99"/>
     <w:pPr>
       <w:pBdr/>
@@ -14256,9 +14254,9 @@
       </w:tcPr>
     </w:tblStylePr>
   </w:style>
-  <w:style w:type="table" w:styleId="750">
+  <w:style w:type="table" w:styleId="764">
     <w:name w:val="Grid Table 7 Colorful - Accent 4"/>
-    <w:basedOn w:val="882"/>
+    <w:basedOn w:val="896"/>
     <w:uiPriority w:val="99"/>
     <w:pPr>
       <w:pBdr/>
@@ -14510,9 +14508,9 @@
       </w:tcPr>
     </w:tblStylePr>
   </w:style>
-  <w:style w:type="table" w:styleId="751">
+  <w:style w:type="table" w:styleId="765">
     <w:name w:val="Grid Table 7 Colorful - Accent 5"/>
-    <w:basedOn w:val="882"/>
+    <w:basedOn w:val="896"/>
     <w:uiPriority w:val="99"/>
     <w:pPr>
       <w:pBdr/>
@@ -14764,9 +14762,9 @@
       </w:tcPr>
     </w:tblStylePr>
   </w:style>
-  <w:style w:type="table" w:styleId="752">
+  <w:style w:type="table" w:styleId="766">
     <w:name w:val="Grid Table 7 Colorful - Accent 6"/>
-    <w:basedOn w:val="882"/>
+    <w:basedOn w:val="896"/>
     <w:uiPriority w:val="99"/>
     <w:pPr>
       <w:pBdr/>
@@ -15018,9 +15016,9 @@
       </w:tcPr>
     </w:tblStylePr>
   </w:style>
-  <w:style w:type="table" w:styleId="753">
+  <w:style w:type="table" w:styleId="767">
     <w:name w:val="List Table 1 Light"/>
-    <w:basedOn w:val="882"/>
+    <w:basedOn w:val="896"/>
     <w:uiPriority w:val="99"/>
     <w:pPr>
       <w:pBdr/>
@@ -15234,9 +15232,9 @@
       </w:tcPr>
     </w:tblStylePr>
   </w:style>
-  <w:style w:type="table" w:styleId="754">
+  <w:style w:type="table" w:styleId="768">
     <w:name w:val="List Table 1 Light - Accent 1"/>
-    <w:basedOn w:val="882"/>
+    <w:basedOn w:val="896"/>
     <w:uiPriority w:val="99"/>
     <w:pPr>
       <w:pBdr/>
@@ -15450,9 +15448,9 @@
       </w:tcPr>
     </w:tblStylePr>
   </w:style>
-  <w:style w:type="table" w:styleId="755">
+  <w:style w:type="table" w:styleId="769">
     <w:name w:val="List Table 1 Light - Accent 2"/>
-    <w:basedOn w:val="882"/>
+    <w:basedOn w:val="896"/>
     <w:uiPriority w:val="99"/>
     <w:pPr>
       <w:pBdr/>
@@ -15666,9 +15664,9 @@
       </w:tcPr>
     </w:tblStylePr>
   </w:style>
-  <w:style w:type="table" w:styleId="756">
+  <w:style w:type="table" w:styleId="770">
     <w:name w:val="List Table 1 Light - Accent 3"/>
-    <w:basedOn w:val="882"/>
+    <w:basedOn w:val="896"/>
     <w:uiPriority w:val="99"/>
     <w:pPr>
       <w:pBdr/>
@@ -15882,9 +15880,9 @@
       </w:tcPr>
     </w:tblStylePr>
   </w:style>
-  <w:style w:type="table" w:styleId="757">
+  <w:style w:type="table" w:styleId="771">
     <w:name w:val="List Table 1 Light - Accent 4"/>
-    <w:basedOn w:val="882"/>
+    <w:basedOn w:val="896"/>
     <w:uiPriority w:val="99"/>
     <w:pPr>
       <w:pBdr/>
@@ -16098,9 +16096,9 @@
       </w:tcPr>
     </w:tblStylePr>
   </w:style>
-  <w:style w:type="table" w:styleId="758">
+  <w:style w:type="table" w:styleId="772">
     <w:name w:val="List Table 1 Light - Accent 5"/>
-    <w:basedOn w:val="882"/>
+    <w:basedOn w:val="896"/>
     <w:uiPriority w:val="99"/>
     <w:pPr>
       <w:pBdr/>
@@ -16314,9 +16312,9 @@
       </w:tcPr>
     </w:tblStylePr>
   </w:style>
-  <w:style w:type="table" w:styleId="759">
+  <w:style w:type="table" w:styleId="773">
     <w:name w:val="List Table 1 Light - Accent 6"/>
-    <w:basedOn w:val="882"/>
+    <w:basedOn w:val="896"/>
     <w:uiPriority w:val="99"/>
     <w:pPr>
       <w:pBdr/>
@@ -16530,9 +16528,9 @@
       </w:tcPr>
     </w:tblStylePr>
   </w:style>
-  <w:style w:type="table" w:styleId="760">
+  <w:style w:type="table" w:styleId="774">
     <w:name w:val="List Table 2"/>
-    <w:basedOn w:val="882"/>
+    <w:basedOn w:val="896"/>
     <w:uiPriority w:val="99"/>
     <w:pPr>
       <w:pBdr/>
@@ -16768,9 +16766,9 @@
       </w:tcPr>
     </w:tblStylePr>
   </w:style>
-  <w:style w:type="table" w:styleId="761">
+  <w:style w:type="table" w:styleId="775">
     <w:name w:val="List Table 2 - Accent 1"/>
-    <w:basedOn w:val="882"/>
+    <w:basedOn w:val="896"/>
     <w:uiPriority w:val="99"/>
     <w:pPr>
       <w:pBdr/>
@@ -17006,9 +17004,9 @@
       </w:tcPr>
     </w:tblStylePr>
   </w:style>
-  <w:style w:type="table" w:styleId="762">
+  <w:style w:type="table" w:styleId="776">
     <w:name w:val="List Table 2 - Accent 2"/>
-    <w:basedOn w:val="882"/>
+    <w:basedOn w:val="896"/>
     <w:uiPriority w:val="99"/>
     <w:pPr>
       <w:pBdr/>
@@ -17244,9 +17242,9 @@
       </w:tcPr>
     </w:tblStylePr>
   </w:style>
-  <w:style w:type="table" w:styleId="763">
+  <w:style w:type="table" w:styleId="777">
     <w:name w:val="List Table 2 - Accent 3"/>
-    <w:basedOn w:val="882"/>
+    <w:basedOn w:val="896"/>
     <w:uiPriority w:val="99"/>
     <w:pPr>
       <w:pBdr/>
@@ -17482,9 +17480,9 @@
       </w:tcPr>
     </w:tblStylePr>
   </w:style>
-  <w:style w:type="table" w:styleId="764">
+  <w:style w:type="table" w:styleId="778">
     <w:name w:val="List Table 2 - Accent 4"/>
-    <w:basedOn w:val="882"/>
+    <w:basedOn w:val="896"/>
     <w:uiPriority w:val="99"/>
     <w:pPr>
       <w:pBdr/>
@@ -17720,9 +17718,9 @@
       </w:tcPr>
     </w:tblStylePr>
   </w:style>
-  <w:style w:type="table" w:styleId="765">
+  <w:style w:type="table" w:styleId="779">
     <w:name w:val="List Table 2 - Accent 5"/>
-    <w:basedOn w:val="882"/>
+    <w:basedOn w:val="896"/>
     <w:uiPriority w:val="99"/>
     <w:pPr>
       <w:pBdr/>
@@ -17958,9 +17956,9 @@
       </w:tcPr>
     </w:tblStylePr>
   </w:style>
-  <w:style w:type="table" w:styleId="766">
+  <w:style w:type="table" w:styleId="780">
     <w:name w:val="List Table 2 - Accent 6"/>
-    <w:basedOn w:val="882"/>
+    <w:basedOn w:val="896"/>
     <w:uiPriority w:val="99"/>
     <w:pPr>
       <w:pBdr/>
@@ -18196,9 +18194,9 @@
       </w:tcPr>
     </w:tblStylePr>
   </w:style>
-  <w:style w:type="table" w:styleId="767">
+  <w:style w:type="table" w:styleId="781">
     <w:name w:val="List Table 3"/>
-    <w:basedOn w:val="882"/>
+    <w:basedOn w:val="896"/>
     <w:uiPriority w:val="99"/>
     <w:pPr>
       <w:pBdr/>
@@ -18424,9 +18422,9 @@
       </w:tcPr>
     </w:tblStylePr>
   </w:style>
-  <w:style w:type="table" w:styleId="768">
+  <w:style w:type="table" w:styleId="782">
     <w:name w:val="List Table 3 - Accent 1"/>
-    <w:basedOn w:val="882"/>
+    <w:basedOn w:val="896"/>
     <w:uiPriority w:val="99"/>
     <w:pPr>
       <w:pBdr/>
@@ -18652,9 +18650,9 @@
       </w:tcPr>
     </w:tblStylePr>
   </w:style>
-  <w:style w:type="table" w:styleId="769">
+  <w:style w:type="table" w:styleId="783">
     <w:name w:val="List Table 3 - Accent 2"/>
-    <w:basedOn w:val="882"/>
+    <w:basedOn w:val="896"/>
     <w:uiPriority w:val="99"/>
     <w:pPr>
       <w:pBdr/>
@@ -18880,9 +18878,9 @@
       </w:tcPr>
     </w:tblStylePr>
   </w:style>
-  <w:style w:type="table" w:styleId="770">
+  <w:style w:type="table" w:styleId="784">
     <w:name w:val="List Table 3 - Accent 3"/>
-    <w:basedOn w:val="882"/>
+    <w:basedOn w:val="896"/>
     <w:uiPriority w:val="99"/>
     <w:pPr>
       <w:pBdr/>
@@ -19108,9 +19106,9 @@
       </w:tcPr>
     </w:tblStylePr>
   </w:style>
-  <w:style w:type="table" w:styleId="771">
+  <w:style w:type="table" w:styleId="785">
     <w:name w:val="List Table 3 - Accent 4"/>
-    <w:basedOn w:val="882"/>
+    <w:basedOn w:val="896"/>
     <w:uiPriority w:val="99"/>
     <w:pPr>
       <w:pBdr/>
@@ -19336,9 +19334,9 @@
       </w:tcPr>
     </w:tblStylePr>
   </w:style>
-  <w:style w:type="table" w:styleId="772">
+  <w:style w:type="table" w:styleId="786">
     <w:name w:val="List Table 3 - Accent 5"/>
-    <w:basedOn w:val="882"/>
+    <w:basedOn w:val="896"/>
     <w:uiPriority w:val="99"/>
     <w:pPr>
       <w:pBdr/>
@@ -19564,9 +19562,9 @@
       </w:tcPr>
     </w:tblStylePr>
   </w:style>
-  <w:style w:type="table" w:styleId="773">
+  <w:style w:type="table" w:styleId="787">
     <w:name w:val="List Table 3 - Accent 6"/>
-    <w:basedOn w:val="882"/>
+    <w:basedOn w:val="896"/>
     <w:uiPriority w:val="99"/>
     <w:pPr>
       <w:pBdr/>
@@ -19792,9 +19790,9 @@
       </w:tcPr>
     </w:tblStylePr>
   </w:style>
-  <w:style w:type="table" w:styleId="774">
+  <w:style w:type="table" w:styleId="788">
     <w:name w:val="List Table 4"/>
-    <w:basedOn w:val="882"/>
+    <w:basedOn w:val="896"/>
     <w:uiPriority w:val="99"/>
     <w:pPr>
       <w:pBdr/>
@@ -20017,9 +20015,9 @@
       </w:tcPr>
     </w:tblStylePr>
   </w:style>
-  <w:style w:type="table" w:styleId="775">
+  <w:style w:type="table" w:styleId="789">
     <w:name w:val="List Table 4 - Accent 1"/>
-    <w:basedOn w:val="882"/>
+    <w:basedOn w:val="896"/>
     <w:uiPriority w:val="99"/>
     <w:pPr>
       <w:pBdr/>
@@ -20242,9 +20240,9 @@
       </w:tcPr>
     </w:tblStylePr>
   </w:style>
-  <w:style w:type="table" w:styleId="776">
+  <w:style w:type="table" w:styleId="790">
     <w:name w:val="List Table 4 - Accent 2"/>
-    <w:basedOn w:val="882"/>
+    <w:basedOn w:val="896"/>
     <w:uiPriority w:val="99"/>
     <w:pPr>
       <w:pBdr/>
@@ -20467,9 +20465,9 @@
       </w:tcPr>
     </w:tblStylePr>
   </w:style>
-  <w:style w:type="table" w:styleId="777">
+  <w:style w:type="table" w:styleId="791">
     <w:name w:val="List Table 4 - Accent 3"/>
-    <w:basedOn w:val="882"/>
+    <w:basedOn w:val="896"/>
     <w:uiPriority w:val="99"/>
     <w:pPr>
       <w:pBdr/>
@@ -20692,9 +20690,9 @@
       </w:tcPr>
     </w:tblStylePr>
   </w:style>
-  <w:style w:type="table" w:styleId="778">
+  <w:style w:type="table" w:styleId="792">
     <w:name w:val="List Table 4 - Accent 4"/>
-    <w:basedOn w:val="882"/>
+    <w:basedOn w:val="896"/>
     <w:uiPriority w:val="99"/>
     <w:pPr>
       <w:pBdr/>
@@ -20917,9 +20915,9 @@
       </w:tcPr>
     </w:tblStylePr>
   </w:style>
-  <w:style w:type="table" w:styleId="779">
+  <w:style w:type="table" w:styleId="793">
     <w:name w:val="List Table 4 - Accent 5"/>
-    <w:basedOn w:val="882"/>
+    <w:basedOn w:val="896"/>
     <w:uiPriority w:val="99"/>
     <w:pPr>
       <w:pBdr/>
@@ -21142,9 +21140,9 @@
       </w:tcPr>
     </w:tblStylePr>
   </w:style>
-  <w:style w:type="table" w:styleId="780">
+  <w:style w:type="table" w:styleId="794">
     <w:name w:val="List Table 4 - Accent 6"/>
-    <w:basedOn w:val="882"/>
+    <w:basedOn w:val="896"/>
     <w:uiPriority w:val="99"/>
     <w:pPr>
       <w:pBdr/>
@@ -21367,9 +21365,9 @@
       </w:tcPr>
     </w:tblStylePr>
   </w:style>
-  <w:style w:type="table" w:styleId="781">
+  <w:style w:type="table" w:styleId="795">
     <w:name w:val="List Table 5 Dark"/>
-    <w:basedOn w:val="882"/>
+    <w:basedOn w:val="896"/>
     <w:uiPriority w:val="99"/>
     <w:pPr>
       <w:pBdr/>
@@ -21609,9 +21607,9 @@
       </w:tcPr>
     </w:tblStylePr>
   </w:style>
-  <w:style w:type="table" w:styleId="782">
+  <w:style w:type="table" w:styleId="796">
     <w:name w:val="List Table 5 Dark - Accent 1"/>
-    <w:basedOn w:val="882"/>
+    <w:basedOn w:val="896"/>
     <w:uiPriority w:val="99"/>
     <w:pPr>
       <w:pBdr/>
@@ -21851,9 +21849,9 @@
       </w:tcPr>
     </w:tblStylePr>
   </w:style>
-  <w:style w:type="table" w:styleId="783">
+  <w:style w:type="table" w:styleId="797">
     <w:name w:val="List Table 5 Dark - Accent 2"/>
-    <w:basedOn w:val="882"/>
+    <w:basedOn w:val="896"/>
     <w:uiPriority w:val="99"/>
     <w:pPr>
       <w:pBdr/>
@@ -22093,9 +22091,9 @@
       </w:tcPr>
     </w:tblStylePr>
   </w:style>
-  <w:style w:type="table" w:styleId="784">
+  <w:style w:type="table" w:styleId="798">
     <w:name w:val="List Table 5 Dark - Accent 3"/>
-    <w:basedOn w:val="882"/>
+    <w:basedOn w:val="896"/>
     <w:uiPriority w:val="99"/>
     <w:pPr>
       <w:pBdr/>
@@ -22335,9 +22333,9 @@
       </w:tcPr>
     </w:tblStylePr>
   </w:style>
-  <w:style w:type="table" w:styleId="785">
+  <w:style w:type="table" w:styleId="799">
     <w:name w:val="List Table 5 Dark - Accent 4"/>
-    <w:basedOn w:val="882"/>
+    <w:basedOn w:val="896"/>
     <w:uiPriority w:val="99"/>
     <w:pPr>
       <w:pBdr/>
@@ -22577,9 +22575,9 @@
       </w:tcPr>
     </w:tblStylePr>
   </w:style>
-  <w:style w:type="table" w:styleId="786">
+  <w:style w:type="table" w:styleId="800">
     <w:name w:val="List Table 5 Dark - Accent 5"/>
-    <w:basedOn w:val="882"/>
+    <w:basedOn w:val="896"/>
     <w:uiPriority w:val="99"/>
     <w:pPr>
       <w:pBdr/>
@@ -22819,9 +22817,9 @@
       </w:tcPr>
     </w:tblStylePr>
   </w:style>
-  <w:style w:type="table" w:styleId="787">
+  <w:style w:type="table" w:styleId="801">
     <w:name w:val="List Table 5 Dark - Accent 6"/>
-    <w:basedOn w:val="882"/>
+    <w:basedOn w:val="896"/>
     <w:uiPriority w:val="99"/>
     <w:pPr>
       <w:pBdr/>
@@ -23061,9 +23059,9 @@
       </w:tcPr>
     </w:tblStylePr>
   </w:style>
-  <w:style w:type="table" w:styleId="788">
+  <w:style w:type="table" w:styleId="802">
     <w:name w:val="List Table 6 Colorful"/>
-    <w:basedOn w:val="882"/>
+    <w:basedOn w:val="896"/>
     <w:uiPriority w:val="99"/>
     <w:pPr>
       <w:pBdr/>
@@ -23284,9 +23282,9 @@
       </w:tcPr>
     </w:tblStylePr>
   </w:style>
-  <w:style w:type="table" w:styleId="789">
+  <w:style w:type="table" w:styleId="803">
     <w:name w:val="List Table 6 Colorful - Accent 1"/>
-    <w:basedOn w:val="882"/>
+    <w:basedOn w:val="896"/>
     <w:uiPriority w:val="99"/>
     <w:pPr>
       <w:pBdr/>
@@ -23507,9 +23505,9 @@
       </w:tcPr>
     </w:tblStylePr>
   </w:style>
-  <w:style w:type="table" w:styleId="790">
+  <w:style w:type="table" w:styleId="804">
     <w:name w:val="List Table 6 Colorful - Accent 2"/>
-    <w:basedOn w:val="882"/>
+    <w:basedOn w:val="896"/>
     <w:uiPriority w:val="99"/>
     <w:pPr>
       <w:pBdr/>
@@ -23730,9 +23728,9 @@
       </w:tcPr>
     </w:tblStylePr>
   </w:style>
-  <w:style w:type="table" w:styleId="791">
+  <w:style w:type="table" w:styleId="805">
     <w:name w:val="List Table 6 Colorful - Accent 3"/>
-    <w:basedOn w:val="882"/>
+    <w:basedOn w:val="896"/>
     <w:uiPriority w:val="99"/>
     <w:pPr>
       <w:pBdr/>
@@ -23953,9 +23951,9 @@
       </w:tcPr>
     </w:tblStylePr>
   </w:style>
-  <w:style w:type="table" w:styleId="792">
+  <w:style w:type="table" w:styleId="806">
     <w:name w:val="List Table 6 Colorful - Accent 4"/>
-    <w:basedOn w:val="882"/>
+    <w:basedOn w:val="896"/>
     <w:uiPriority w:val="99"/>
     <w:pPr>
       <w:pBdr/>
@@ -24176,9 +24174,9 @@
       </w:tcPr>
     </w:tblStylePr>
   </w:style>
-  <w:style w:type="table" w:styleId="793">
+  <w:style w:type="table" w:styleId="807">
     <w:name w:val="List Table 6 Colorful - Accent 5"/>
-    <w:basedOn w:val="882"/>
+    <w:basedOn w:val="896"/>
     <w:uiPriority w:val="99"/>
     <w:pPr>
       <w:pBdr/>
@@ -24399,9 +24397,9 @@
       </w:tcPr>
     </w:tblStylePr>
   </w:style>
-  <w:style w:type="table" w:styleId="794">
+  <w:style w:type="table" w:styleId="808">
     <w:name w:val="List Table 6 Colorful - Accent 6"/>
-    <w:basedOn w:val="882"/>
+    <w:basedOn w:val="896"/>
     <w:uiPriority w:val="99"/>
     <w:pPr>
       <w:pBdr/>
@@ -24622,9 +24620,9 @@
       </w:tcPr>
     </w:tblStylePr>
   </w:style>
-  <w:style w:type="table" w:styleId="795">
+  <w:style w:type="table" w:styleId="809">
     <w:name w:val="List Table 7 Colorful"/>
-    <w:basedOn w:val="882"/>
+    <w:basedOn w:val="896"/>
     <w:uiPriority w:val="99"/>
     <w:pPr>
       <w:pBdr/>
@@ -24878,9 +24876,9 @@
       </w:tcPr>
     </w:tblStylePr>
   </w:style>
-  <w:style w:type="table" w:styleId="796">
+  <w:style w:type="table" w:styleId="810">
     <w:name w:val="List Table 7 Colorful - Accent 1"/>
-    <w:basedOn w:val="882"/>
+    <w:basedOn w:val="896"/>
     <w:uiPriority w:val="99"/>
     <w:pPr>
       <w:pBdr/>
@@ -25134,9 +25132,9 @@
       </w:tcPr>
     </w:tblStylePr>
   </w:style>
-  <w:style w:type="table" w:styleId="797">
+  <w:style w:type="table" w:styleId="811">
     <w:name w:val="List Table 7 Colorful - Accent 2"/>
-    <w:basedOn w:val="882"/>
+    <w:basedOn w:val="896"/>
     <w:uiPriority w:val="99"/>
     <w:pPr>
       <w:pBdr/>
@@ -25390,9 +25388,9 @@
       </w:tcPr>
     </w:tblStylePr>
   </w:style>
-  <w:style w:type="table" w:styleId="798">
+  <w:style w:type="table" w:styleId="812">
     <w:name w:val="List Table 7 Colorful - Accent 3"/>
-    <w:basedOn w:val="882"/>
+    <w:basedOn w:val="896"/>
     <w:uiPriority w:val="99"/>
     <w:pPr>
       <w:pBdr/>
@@ -25646,9 +25644,9 @@
       </w:tcPr>
     </w:tblStylePr>
   </w:style>
-  <w:style w:type="table" w:styleId="799">
+  <w:style w:type="table" w:styleId="813">
     <w:name w:val="List Table 7 Colorful - Accent 4"/>
-    <w:basedOn w:val="882"/>
+    <w:basedOn w:val="896"/>
     <w:uiPriority w:val="99"/>
     <w:pPr>
       <w:pBdr/>
@@ -25902,9 +25900,9 @@
       </w:tcPr>
     </w:tblStylePr>
   </w:style>
-  <w:style w:type="table" w:styleId="800">
+  <w:style w:type="table" w:styleId="814">
     <w:name w:val="List Table 7 Colorful - Accent 5"/>
-    <w:basedOn w:val="882"/>
+    <w:basedOn w:val="896"/>
     <w:uiPriority w:val="99"/>
     <w:pPr>
       <w:pBdr/>
@@ -26158,9 +26156,9 @@
       </w:tcPr>
     </w:tblStylePr>
   </w:style>
-  <w:style w:type="table" w:styleId="801">
+  <w:style w:type="table" w:styleId="815">
     <w:name w:val="List Table 7 Colorful - Accent 6"/>
-    <w:basedOn w:val="882"/>
+    <w:basedOn w:val="896"/>
     <w:uiPriority w:val="99"/>
     <w:pPr>
       <w:pBdr/>
@@ -26414,9 +26412,9 @@
       </w:tcPr>
     </w:tblStylePr>
   </w:style>
-  <w:style w:type="table" w:styleId="802">
+  <w:style w:type="table" w:styleId="816">
     <w:name w:val="Lined - Accent"/>
-    <w:basedOn w:val="882"/>
+    <w:basedOn w:val="896"/>
     <w:uiPriority w:val="99"/>
     <w:pPr>
       <w:pBdr/>
@@ -26651,9 +26649,9 @@
       </w:tcPr>
     </w:tblStylePr>
   </w:style>
-  <w:style w:type="table" w:styleId="803">
+  <w:style w:type="table" w:styleId="817">
     <w:name w:val="Lined - Accent 1"/>
-    <w:basedOn w:val="882"/>
+    <w:basedOn w:val="896"/>
     <w:uiPriority w:val="99"/>
     <w:pPr>
       <w:pBdr/>
@@ -26888,9 +26886,9 @@
       </w:tcPr>
     </w:tblStylePr>
   </w:style>
-  <w:style w:type="table" w:styleId="804">
+  <w:style w:type="table" w:styleId="818">
     <w:name w:val="Lined - Accent 2"/>
-    <w:basedOn w:val="882"/>
+    <w:basedOn w:val="896"/>
     <w:uiPriority w:val="99"/>
     <w:pPr>
       <w:pBdr/>
@@ -27125,9 +27123,9 @@
       </w:tcPr>
     </w:tblStylePr>
   </w:style>
-  <w:style w:type="table" w:styleId="805">
+  <w:style w:type="table" w:styleId="819">
     <w:name w:val="Lined - Accent 3"/>
-    <w:basedOn w:val="882"/>
+    <w:basedOn w:val="896"/>
     <w:uiPriority w:val="99"/>
     <w:pPr>
       <w:pBdr/>
@@ -27362,9 +27360,9 @@
       </w:tcPr>
     </w:tblStylePr>
   </w:style>
-  <w:style w:type="table" w:styleId="806">
+  <w:style w:type="table" w:styleId="820">
     <w:name w:val="Lined - Accent 4"/>
-    <w:basedOn w:val="882"/>
+    <w:basedOn w:val="896"/>
     <w:uiPriority w:val="99"/>
     <w:pPr>
       <w:pBdr/>
@@ -27599,9 +27597,9 @@
       </w:tcPr>
     </w:tblStylePr>
   </w:style>
-  <w:style w:type="table" w:styleId="807">
+  <w:style w:type="table" w:styleId="821">
     <w:name w:val="Lined - Accent 5"/>
-    <w:basedOn w:val="882"/>
+    <w:basedOn w:val="896"/>
     <w:uiPriority w:val="99"/>
     <w:pPr>
       <w:pBdr/>
@@ -27836,9 +27834,9 @@
       </w:tcPr>
     </w:tblStylePr>
   </w:style>
-  <w:style w:type="table" w:styleId="808">
+  <w:style w:type="table" w:styleId="822">
     <w:name w:val="Lined - Accent 6"/>
-    <w:basedOn w:val="882"/>
+    <w:basedOn w:val="896"/>
     <w:uiPriority w:val="99"/>
     <w:pPr>
       <w:pBdr/>
@@ -28073,9 +28071,9 @@
       </w:tcPr>
     </w:tblStylePr>
   </w:style>
-  <w:style w:type="table" w:styleId="809">
+  <w:style w:type="table" w:styleId="823">
     <w:name w:val="Bordered &amp; Lined - Accent"/>
-    <w:basedOn w:val="882"/>
+    <w:basedOn w:val="896"/>
     <w:uiPriority w:val="99"/>
     <w:pPr>
       <w:pBdr/>
@@ -28317,9 +28315,9 @@
       </w:tcPr>
     </w:tblStylePr>
   </w:style>
-  <w:style w:type="table" w:styleId="810">
+  <w:style w:type="table" w:styleId="824">
     <w:name w:val="Bordered &amp; Lined - Accent 1"/>
-    <w:basedOn w:val="882"/>
+    <w:basedOn w:val="896"/>
     <w:uiPriority w:val="99"/>
     <w:pPr>
       <w:pBdr/>
@@ -28561,9 +28559,9 @@
       </w:tcPr>
     </w:tblStylePr>
   </w:style>
-  <w:style w:type="table" w:styleId="811">
+  <w:style w:type="table" w:styleId="825">
     <w:name w:val="Bordered &amp; Lined - Accent 2"/>
-    <w:basedOn w:val="882"/>
+    <w:basedOn w:val="896"/>
     <w:uiPriority w:val="99"/>
     <w:pPr>
       <w:pBdr/>
@@ -28805,9 +28803,9 @@
       </w:tcPr>
     </w:tblStylePr>
   </w:style>
-  <w:style w:type="table" w:styleId="812">
+  <w:style w:type="table" w:styleId="826">
     <w:name w:val="Bordered &amp; Lined - Accent 3"/>
-    <w:basedOn w:val="882"/>
+    <w:basedOn w:val="896"/>
     <w:uiPriority w:val="99"/>
     <w:pPr>
       <w:pBdr/>
@@ -29049,9 +29047,9 @@
       </w:tcPr>
     </w:tblStylePr>
   </w:style>
-  <w:style w:type="table" w:styleId="813">
+  <w:style w:type="table" w:styleId="827">
     <w:name w:val="Bordered &amp; Lined - Accent 4"/>
-    <w:basedOn w:val="882"/>
+    <w:basedOn w:val="896"/>
     <w:uiPriority w:val="99"/>
     <w:pPr>
       <w:pBdr/>
@@ -29293,9 +29291,9 @@
       </w:tcPr>
     </w:tblStylePr>
   </w:style>
-  <w:style w:type="table" w:styleId="814">
+  <w:style w:type="table" w:styleId="828">
     <w:name w:val="Bordered &amp; Lined - Accent 5"/>
-    <w:basedOn w:val="882"/>
+    <w:basedOn w:val="896"/>
     <w:uiPriority w:val="99"/>
     <w:pPr>
       <w:pBdr/>
@@ -29537,9 +29535,9 @@
       </w:tcPr>
     </w:tblStylePr>
   </w:style>
-  <w:style w:type="table" w:styleId="815">
+  <w:style w:type="table" w:styleId="829">
     <w:name w:val="Bordered &amp; Lined - Accent 6"/>
-    <w:basedOn w:val="882"/>
+    <w:basedOn w:val="896"/>
     <w:uiPriority w:val="99"/>
     <w:pPr>
       <w:pBdr/>
@@ -29781,9 +29779,9 @@
       </w:tcPr>
     </w:tblStylePr>
   </w:style>
-  <w:style w:type="table" w:styleId="816">
+  <w:style w:type="table" w:styleId="830">
     <w:name w:val="Bordered"/>
-    <w:basedOn w:val="882"/>
+    <w:basedOn w:val="896"/>
     <w:uiPriority w:val="99"/>
     <w:pPr>
       <w:pBdr/>
@@ -30012,9 +30010,9 @@
       </w:tcPr>
     </w:tblStylePr>
   </w:style>
-  <w:style w:type="table" w:styleId="817">
+  <w:style w:type="table" w:styleId="831">
     <w:name w:val="Bordered - Accent 1"/>
-    <w:basedOn w:val="882"/>
+    <w:basedOn w:val="896"/>
     <w:uiPriority w:val="99"/>
     <w:pPr>
       <w:pBdr/>
@@ -30243,9 +30241,9 @@
       </w:tcPr>
     </w:tblStylePr>
   </w:style>
-  <w:style w:type="table" w:styleId="818">
+  <w:style w:type="table" w:styleId="832">
     <w:name w:val="Bordered - Accent 2"/>
-    <w:basedOn w:val="882"/>
+    <w:basedOn w:val="896"/>
     <w:uiPriority w:val="99"/>
     <w:pPr>
       <w:pBdr/>
@@ -30474,9 +30472,9 @@
       </w:tcPr>
     </w:tblStylePr>
   </w:style>
-  <w:style w:type="table" w:styleId="819">
+  <w:style w:type="table" w:styleId="833">
     <w:name w:val="Bordered - Accent 3"/>
-    <w:basedOn w:val="882"/>
+    <w:basedOn w:val="896"/>
     <w:uiPriority w:val="99"/>
     <w:pPr>
       <w:pBdr/>
@@ -30705,9 +30703,9 @@
       </w:tcPr>
     </w:tblStylePr>
   </w:style>
-  <w:style w:type="table" w:styleId="820">
+  <w:style w:type="table" w:styleId="834">
     <w:name w:val="Bordered - Accent 4"/>
-    <w:basedOn w:val="882"/>
+    <w:basedOn w:val="896"/>
     <w:uiPriority w:val="99"/>
     <w:pPr>
       <w:pBdr/>
@@ -30936,9 +30934,9 @@
       </w:tcPr>
     </w:tblStylePr>
   </w:style>
-  <w:style w:type="table" w:styleId="821">
+  <w:style w:type="table" w:styleId="835">
     <w:name w:val="Bordered - Accent 5"/>
-    <w:basedOn w:val="882"/>
+    <w:basedOn w:val="896"/>
     <w:uiPriority w:val="99"/>
     <w:pPr>
       <w:pBdr/>
@@ -31167,9 +31165,9 @@
       </w:tcPr>
     </w:tblStylePr>
   </w:style>
-  <w:style w:type="table" w:styleId="822">
+  <w:style w:type="table" w:styleId="836">
     <w:name w:val="Bordered - Accent 6"/>
-    <w:basedOn w:val="882"/>
+    <w:basedOn w:val="896"/>
     <w:uiPriority w:val="99"/>
     <w:pPr>
       <w:pBdr/>
@@ -31398,11 +31396,11 @@
       </w:tcPr>
     </w:tblStylePr>
   </w:style>
-  <w:style w:type="paragraph" w:styleId="823">
+  <w:style w:type="paragraph" w:styleId="837">
     <w:name w:val="Heading 1"/>
-    <w:basedOn w:val="881"/>
-    <w:next w:val="881"/>
-    <w:link w:val="833"/>
+    <w:basedOn w:val="895"/>
+    <w:next w:val="895"/>
+    <w:link w:val="847"/>
     <w:uiPriority w:val="9"/>
     <w:qFormat/>
     <w:pPr>
@@ -31420,11 +31418,11 @@
       <w:szCs w:val="40"/>
     </w:rPr>
   </w:style>
-  <w:style w:type="paragraph" w:styleId="824">
+  <w:style w:type="paragraph" w:styleId="838">
     <w:name w:val="Heading 2"/>
-    <w:basedOn w:val="881"/>
-    <w:next w:val="881"/>
-    <w:link w:val="834"/>
+    <w:basedOn w:val="895"/>
+    <w:next w:val="895"/>
+    <w:link w:val="848"/>
     <w:uiPriority w:val="9"/>
     <w:unhideWhenUsed/>
     <w:qFormat/>
@@ -31443,11 +31441,11 @@
       <w:szCs w:val="32"/>
     </w:rPr>
   </w:style>
-  <w:style w:type="paragraph" w:styleId="825">
+  <w:style w:type="paragraph" w:styleId="839">
     <w:name w:val="Heading 3"/>
-    <w:basedOn w:val="881"/>
-    <w:next w:val="881"/>
-    <w:link w:val="835"/>
+    <w:basedOn w:val="895"/>
+    <w:next w:val="895"/>
+    <w:link w:val="849"/>
     <w:uiPriority w:val="9"/>
     <w:unhideWhenUsed/>
     <w:qFormat/>
@@ -31466,11 +31464,11 @@
       <w:szCs w:val="28"/>
     </w:rPr>
   </w:style>
-  <w:style w:type="paragraph" w:styleId="826">
+  <w:style w:type="paragraph" w:styleId="840">
     <w:name w:val="Heading 4"/>
-    <w:basedOn w:val="881"/>
-    <w:next w:val="881"/>
-    <w:link w:val="836"/>
+    <w:basedOn w:val="895"/>
+    <w:next w:val="895"/>
+    <w:link w:val="850"/>
     <w:uiPriority w:val="9"/>
     <w:unhideWhenUsed/>
     <w:qFormat/>
@@ -31489,11 +31487,11 @@
       <w:color w:val="0f4761" w:themeColor="accent1" w:themeShade="BF"/>
     </w:rPr>
   </w:style>
-  <w:style w:type="paragraph" w:styleId="827">
+  <w:style w:type="paragraph" w:styleId="841">
     <w:name w:val="Heading 5"/>
-    <w:basedOn w:val="881"/>
-    <w:next w:val="881"/>
-    <w:link w:val="837"/>
+    <w:basedOn w:val="895"/>
+    <w:next w:val="895"/>
+    <w:link w:val="851"/>
     <w:uiPriority w:val="9"/>
     <w:unhideWhenUsed/>
     <w:qFormat/>
@@ -31510,11 +31508,11 @@
       <w:color w:val="0f4761" w:themeColor="accent1" w:themeShade="BF"/>
     </w:rPr>
   </w:style>
-  <w:style w:type="paragraph" w:styleId="828">
+  <w:style w:type="paragraph" w:styleId="842">
     <w:name w:val="Heading 6"/>
-    <w:basedOn w:val="881"/>
-    <w:next w:val="881"/>
-    <w:link w:val="838"/>
+    <w:basedOn w:val="895"/>
+    <w:next w:val="895"/>
+    <w:link w:val="852"/>
     <w:uiPriority w:val="9"/>
     <w:unhideWhenUsed/>
     <w:qFormat/>
@@ -31533,11 +31531,11 @@
       <w:color w:val="595959" w:themeColor="text1" w:themeTint="A6"/>
     </w:rPr>
   </w:style>
-  <w:style w:type="paragraph" w:styleId="829">
+  <w:style w:type="paragraph" w:styleId="843">
     <w:name w:val="Heading 7"/>
-    <w:basedOn w:val="881"/>
-    <w:next w:val="881"/>
-    <w:link w:val="839"/>
+    <w:basedOn w:val="895"/>
+    <w:next w:val="895"/>
+    <w:link w:val="853"/>
     <w:uiPriority w:val="9"/>
     <w:unhideWhenUsed/>
     <w:qFormat/>
@@ -31554,11 +31552,11 @@
       <w:color w:val="595959" w:themeColor="text1" w:themeTint="A6"/>
     </w:rPr>
   </w:style>
-  <w:style w:type="paragraph" w:styleId="830">
+  <w:style w:type="paragraph" w:styleId="844">
     <w:name w:val="Heading 8"/>
-    <w:basedOn w:val="881"/>
-    <w:next w:val="881"/>
-    <w:link w:val="840"/>
+    <w:basedOn w:val="895"/>
+    <w:next w:val="895"/>
+    <w:link w:val="854"/>
     <w:uiPriority w:val="9"/>
     <w:unhideWhenUsed/>
     <w:qFormat/>
@@ -31577,11 +31575,11 @@
       <w:color w:val="272727" w:themeColor="text1" w:themeTint="D8"/>
     </w:rPr>
   </w:style>
-  <w:style w:type="paragraph" w:styleId="831">
+  <w:style w:type="paragraph" w:styleId="845">
     <w:name w:val="Heading 9"/>
-    <w:basedOn w:val="881"/>
-    <w:next w:val="881"/>
-    <w:link w:val="841"/>
+    <w:basedOn w:val="895"/>
+    <w:next w:val="895"/>
+    <w:link w:val="855"/>
     <w:uiPriority w:val="9"/>
     <w:unhideWhenUsed/>
     <w:qFormat/>
@@ -31600,7 +31598,7 @@
       <w:color w:val="272727" w:themeColor="text1" w:themeTint="D8"/>
     </w:rPr>
   </w:style>
-  <w:style w:type="character" w:styleId="832" w:default="1">
+  <w:style w:type="character" w:styleId="846" w:default="1">
     <w:name w:val="Default Paragraph Font"/>
     <w:uiPriority w:val="1"/>
     <w:semiHidden/>
@@ -31611,10 +31609,10 @@
       <w:ind/>
     </w:pPr>
   </w:style>
-  <w:style w:type="character" w:styleId="833">
+  <w:style w:type="character" w:styleId="847">
     <w:name w:val="Heading 1 Char"/>
-    <w:basedOn w:val="832"/>
-    <w:link w:val="823"/>
+    <w:basedOn w:val="846"/>
+    <w:link w:val="837"/>
     <w:uiPriority w:val="9"/>
     <w:pPr>
       <w:pBdr/>
@@ -31628,10 +31626,10 @@
       <w:szCs w:val="40"/>
     </w:rPr>
   </w:style>
-  <w:style w:type="character" w:styleId="834">
+  <w:style w:type="character" w:styleId="848">
     <w:name w:val="Heading 2 Char"/>
-    <w:basedOn w:val="832"/>
-    <w:link w:val="824"/>
+    <w:basedOn w:val="846"/>
+    <w:link w:val="838"/>
     <w:uiPriority w:val="9"/>
     <w:pPr>
       <w:pBdr/>
@@ -31645,10 +31643,10 @@
       <w:szCs w:val="32"/>
     </w:rPr>
   </w:style>
-  <w:style w:type="character" w:styleId="835">
+  <w:style w:type="character" w:styleId="849">
     <w:name w:val="Heading 3 Char"/>
-    <w:basedOn w:val="832"/>
-    <w:link w:val="825"/>
+    <w:basedOn w:val="846"/>
+    <w:link w:val="839"/>
     <w:uiPriority w:val="9"/>
     <w:pPr>
       <w:pBdr/>
@@ -31662,10 +31660,10 @@
       <w:szCs w:val="28"/>
     </w:rPr>
   </w:style>
-  <w:style w:type="character" w:styleId="836">
+  <w:style w:type="character" w:styleId="850">
     <w:name w:val="Heading 4 Char"/>
-    <w:basedOn w:val="832"/>
-    <w:link w:val="826"/>
+    <w:basedOn w:val="846"/>
+    <w:link w:val="840"/>
     <w:uiPriority w:val="9"/>
     <w:pPr>
       <w:pBdr/>
@@ -31679,10 +31677,10 @@
       <w:color w:val="0f4761" w:themeColor="accent1" w:themeShade="BF"/>
     </w:rPr>
   </w:style>
-  <w:style w:type="character" w:styleId="837">
+  <w:style w:type="character" w:styleId="851">
     <w:name w:val="Heading 5 Char"/>
-    <w:basedOn w:val="832"/>
-    <w:link w:val="827"/>
+    <w:basedOn w:val="846"/>
+    <w:link w:val="841"/>
     <w:uiPriority w:val="9"/>
     <w:pPr>
       <w:pBdr/>
@@ -31694,10 +31692,10 @@
       <w:color w:val="0f4761" w:themeColor="accent1" w:themeShade="BF"/>
     </w:rPr>
   </w:style>
-  <w:style w:type="character" w:styleId="838">
+  <w:style w:type="character" w:styleId="852">
     <w:name w:val="Heading 6 Char"/>
-    <w:basedOn w:val="832"/>
-    <w:link w:val="828"/>
+    <w:basedOn w:val="846"/>
+    <w:link w:val="842"/>
     <w:uiPriority w:val="9"/>
     <w:pPr>
       <w:pBdr/>
@@ -31711,10 +31709,10 @@
       <w:color w:val="595959" w:themeColor="text1" w:themeTint="A6"/>
     </w:rPr>
   </w:style>
-  <w:style w:type="character" w:styleId="839">
+  <w:style w:type="character" w:styleId="853">
     <w:name w:val="Heading 7 Char"/>
-    <w:basedOn w:val="832"/>
-    <w:link w:val="829"/>
+    <w:basedOn w:val="846"/>
+    <w:link w:val="843"/>
     <w:uiPriority w:val="9"/>
     <w:pPr>
       <w:pBdr/>
@@ -31726,10 +31724,10 @@
       <w:color w:val="595959" w:themeColor="text1" w:themeTint="A6"/>
     </w:rPr>
   </w:style>
-  <w:style w:type="character" w:styleId="840">
+  <w:style w:type="character" w:styleId="854">
     <w:name w:val="Heading 8 Char"/>
-    <w:basedOn w:val="832"/>
-    <w:link w:val="830"/>
+    <w:basedOn w:val="846"/>
+    <w:link w:val="844"/>
     <w:uiPriority w:val="9"/>
     <w:pPr>
       <w:pBdr/>
@@ -31743,10 +31741,10 @@
       <w:color w:val="272727" w:themeColor="text1" w:themeTint="D8"/>
     </w:rPr>
   </w:style>
-  <w:style w:type="character" w:styleId="841">
+  <w:style w:type="character" w:styleId="855">
     <w:name w:val="Heading 9 Char"/>
-    <w:basedOn w:val="832"/>
-    <w:link w:val="831"/>
+    <w:basedOn w:val="846"/>
+    <w:link w:val="845"/>
     <w:uiPriority w:val="9"/>
     <w:pPr>
       <w:pBdr/>
@@ -31760,11 +31758,11 @@
       <w:color w:val="272727" w:themeColor="text1" w:themeTint="D8"/>
     </w:rPr>
   </w:style>
-  <w:style w:type="paragraph" w:styleId="842">
+  <w:style w:type="paragraph" w:styleId="856">
     <w:name w:val="Title"/>
-    <w:basedOn w:val="881"/>
-    <w:next w:val="881"/>
-    <w:link w:val="843"/>
+    <w:basedOn w:val="895"/>
+    <w:next w:val="895"/>
+    <w:link w:val="857"/>
     <w:uiPriority w:val="10"/>
     <w:qFormat/>
     <w:pPr>
@@ -31780,10 +31778,10 @@
       <w:szCs w:val="56"/>
     </w:rPr>
   </w:style>
-  <w:style w:type="character" w:styleId="843">
+  <w:style w:type="character" w:styleId="857">
     <w:name w:val="Title Char"/>
-    <w:basedOn w:val="832"/>
-    <w:link w:val="842"/>
+    <w:basedOn w:val="846"/>
+    <w:link w:val="856"/>
     <w:uiPriority w:val="10"/>
     <w:pPr>
       <w:pBdr/>
@@ -31797,11 +31795,11 @@
       <w:szCs w:val="56"/>
     </w:rPr>
   </w:style>
-  <w:style w:type="paragraph" w:styleId="844">
+  <w:style w:type="paragraph" w:styleId="858">
     <w:name w:val="Subtitle"/>
-    <w:basedOn w:val="881"/>
-    <w:next w:val="881"/>
-    <w:link w:val="845"/>
+    <w:basedOn w:val="895"/>
+    <w:next w:val="895"/>
+    <w:link w:val="859"/>
     <w:uiPriority w:val="11"/>
     <w:qFormat/>
     <w:pPr>
@@ -31819,10 +31817,10 @@
       <w:szCs w:val="28"/>
     </w:rPr>
   </w:style>
-  <w:style w:type="character" w:styleId="845">
+  <w:style w:type="character" w:styleId="859">
     <w:name w:val="Subtitle Char"/>
-    <w:basedOn w:val="832"/>
-    <w:link w:val="844"/>
+    <w:basedOn w:val="846"/>
+    <w:link w:val="858"/>
     <w:uiPriority w:val="11"/>
     <w:pPr>
       <w:pBdr/>
@@ -31836,11 +31834,11 @@
       <w:szCs w:val="28"/>
     </w:rPr>
   </w:style>
-  <w:style w:type="paragraph" w:styleId="846">
+  <w:style w:type="paragraph" w:styleId="860">
     <w:name w:val="Quote"/>
-    <w:basedOn w:val="881"/>
-    <w:next w:val="881"/>
-    <w:link w:val="847"/>
+    <w:basedOn w:val="895"/>
+    <w:next w:val="895"/>
+    <w:link w:val="861"/>
     <w:uiPriority w:val="29"/>
     <w:qFormat/>
     <w:pPr>
@@ -31855,10 +31853,10 @@
       <w:color w:val="404040" w:themeColor="text1" w:themeTint="BF"/>
     </w:rPr>
   </w:style>
-  <w:style w:type="character" w:styleId="847">
+  <w:style w:type="character" w:styleId="861">
     <w:name w:val="Quote Char"/>
-    <w:basedOn w:val="832"/>
-    <w:link w:val="846"/>
+    <w:basedOn w:val="846"/>
+    <w:link w:val="860"/>
     <w:uiPriority w:val="29"/>
     <w:pPr>
       <w:pBdr/>
@@ -31871,9 +31869,9 @@
       <w:color w:val="404040" w:themeColor="text1" w:themeTint="BF"/>
     </w:rPr>
   </w:style>
-  <w:style w:type="character" w:styleId="848">
+  <w:style w:type="character" w:styleId="862">
     <w:name w:val="Intense Emphasis"/>
-    <w:basedOn w:val="832"/>
+    <w:basedOn w:val="846"/>
     <w:uiPriority w:val="21"/>
     <w:qFormat/>
     <w:pPr>
@@ -31887,11 +31885,11 @@
       <w:color w:val="0f4761" w:themeColor="accent1" w:themeShade="BF"/>
     </w:rPr>
   </w:style>
-  <w:style w:type="paragraph" w:styleId="849">
+  <w:style w:type="paragraph" w:styleId="863">
     <w:name w:val="Intense Quote"/>
-    <w:basedOn w:val="881"/>
-    <w:next w:val="881"/>
-    <w:link w:val="850"/>
+    <w:basedOn w:val="895"/>
+    <w:next w:val="895"/>
+    <w:link w:val="864"/>
     <w:uiPriority w:val="30"/>
     <w:qFormat/>
     <w:pPr>
@@ -31909,10 +31907,10 @@
       <w:color w:val="0f4761" w:themeColor="accent1" w:themeShade="BF"/>
     </w:rPr>
   </w:style>
-  <w:style w:type="character" w:styleId="850">
+  <w:style w:type="character" w:styleId="864">
     <w:name w:val="Intense Quote Char"/>
-    <w:basedOn w:val="832"/>
-    <w:link w:val="849"/>
+    <w:basedOn w:val="846"/>
+    <w:link w:val="863"/>
     <w:uiPriority w:val="30"/>
     <w:pPr>
       <w:pBdr/>
@@ -31925,9 +31923,9 @@
       <w:color w:val="0f4761" w:themeColor="accent1" w:themeShade="BF"/>
     </w:rPr>
   </w:style>
-  <w:style w:type="character" w:styleId="851">
+  <w:style w:type="character" w:styleId="865">
     <w:name w:val="Intense Reference"/>
-    <w:basedOn w:val="832"/>
+    <w:basedOn w:val="846"/>
     <w:uiPriority w:val="32"/>
     <w:qFormat/>
     <w:pPr>
@@ -31943,9 +31941,9 @@
       <w:spacing w:val="5"/>
     </w:rPr>
   </w:style>
-  <w:style w:type="character" w:styleId="852">
+  <w:style w:type="character" w:styleId="866">
     <w:name w:val="Subtle Emphasis"/>
-    <w:basedOn w:val="832"/>
+    <w:basedOn w:val="846"/>
     <w:uiPriority w:val="19"/>
     <w:qFormat/>
     <w:pPr>
@@ -31959,9 +31957,9 @@
       <w:color w:val="404040" w:themeColor="text1" w:themeTint="BF"/>
     </w:rPr>
   </w:style>
-  <w:style w:type="character" w:styleId="853">
+  <w:style w:type="character" w:styleId="867">
     <w:name w:val="Emphasis"/>
-    <w:basedOn w:val="832"/>
+    <w:basedOn w:val="846"/>
     <w:uiPriority w:val="20"/>
     <w:qFormat/>
     <w:pPr>
@@ -31974,9 +31972,9 @@
       <w:iCs/>
     </w:rPr>
   </w:style>
-  <w:style w:type="character" w:styleId="854">
+  <w:style w:type="character" w:styleId="868">
     <w:name w:val="Strong"/>
-    <w:basedOn w:val="832"/>
+    <w:basedOn w:val="846"/>
     <w:uiPriority w:val="22"/>
     <w:qFormat/>
     <w:pPr>
@@ -31989,9 +31987,9 @@
       <w:bCs/>
     </w:rPr>
   </w:style>
-  <w:style w:type="character" w:styleId="855">
+  <w:style w:type="character" w:styleId="869">
     <w:name w:val="Subtle Reference"/>
-    <w:basedOn w:val="832"/>
+    <w:basedOn w:val="846"/>
     <w:uiPriority w:val="31"/>
     <w:qFormat/>
     <w:pPr>
@@ -32004,9 +32002,9 @@
       <w:color w:val="5a5a5a" w:themeColor="text1" w:themeTint="A5"/>
     </w:rPr>
   </w:style>
-  <w:style w:type="character" w:styleId="856">
+  <w:style w:type="character" w:styleId="870">
     <w:name w:val="Book Title"/>
-    <w:basedOn w:val="832"/>
+    <w:basedOn w:val="846"/>
     <w:uiPriority w:val="33"/>
     <w:qFormat/>
     <w:pPr>
@@ -32022,10 +32020,10 @@
       <w:spacing w:val="5"/>
     </w:rPr>
   </w:style>
-  <w:style w:type="paragraph" w:styleId="857">
+  <w:style w:type="paragraph" w:styleId="871">
     <w:name w:val="Header"/>
-    <w:basedOn w:val="881"/>
-    <w:link w:val="858"/>
+    <w:basedOn w:val="895"/>
+    <w:link w:val="872"/>
     <w:uiPriority w:val="99"/>
     <w:unhideWhenUsed/>
     <w:pPr>
@@ -32038,10 +32036,10 @@
       <w:ind/>
     </w:pPr>
   </w:style>
-  <w:style w:type="character" w:styleId="858">
+  <w:style w:type="character" w:styleId="872">
     <w:name w:val="Header Char"/>
-    <w:basedOn w:val="832"/>
-    <w:link w:val="857"/>
+    <w:basedOn w:val="846"/>
+    <w:link w:val="871"/>
     <w:uiPriority w:val="99"/>
     <w:pPr>
       <w:pBdr/>
@@ -32049,10 +32047,10 @@
       <w:ind/>
     </w:pPr>
   </w:style>
-  <w:style w:type="paragraph" w:styleId="859">
+  <w:style w:type="paragraph" w:styleId="873">
     <w:name w:val="Footer"/>
-    <w:basedOn w:val="881"/>
-    <w:link w:val="860"/>
+    <w:basedOn w:val="895"/>
+    <w:link w:val="874"/>
     <w:uiPriority w:val="99"/>
     <w:unhideWhenUsed/>
     <w:pPr>
@@ -32065,10 +32063,10 @@
       <w:ind/>
     </w:pPr>
   </w:style>
-  <w:style w:type="character" w:styleId="860">
+  <w:style w:type="character" w:styleId="874">
     <w:name w:val="Footer Char"/>
-    <w:basedOn w:val="832"/>
-    <w:link w:val="859"/>
+    <w:basedOn w:val="846"/>
+    <w:link w:val="873"/>
     <w:uiPriority w:val="99"/>
     <w:pPr>
       <w:pBdr/>
@@ -32076,10 +32074,10 @@
       <w:ind/>
     </w:pPr>
   </w:style>
-  <w:style w:type="paragraph" w:styleId="861">
+  <w:style w:type="paragraph" w:styleId="875">
     <w:name w:val="Caption"/>
-    <w:basedOn w:val="881"/>
-    <w:next w:val="881"/>
+    <w:basedOn w:val="895"/>
+    <w:next w:val="895"/>
     <w:uiPriority w:val="35"/>
     <w:unhideWhenUsed/>
     <w:qFormat/>
@@ -32096,10 +32094,10 @@
       <w:szCs w:val="18"/>
     </w:rPr>
   </w:style>
-  <w:style w:type="paragraph" w:styleId="862">
+  <w:style w:type="paragraph" w:styleId="876">
     <w:name w:val="footnote text"/>
-    <w:basedOn w:val="881"/>
-    <w:link w:val="863"/>
+    <w:basedOn w:val="895"/>
+    <w:link w:val="877"/>
     <w:uiPriority w:val="99"/>
     <w:semiHidden/>
     <w:unhideWhenUsed/>
@@ -32113,10 +32111,10 @@
       <w:szCs w:val="20"/>
     </w:rPr>
   </w:style>
-  <w:style w:type="character" w:styleId="863">
+  <w:style w:type="character" w:styleId="877">
     <w:name w:val="Footnote Text Char"/>
-    <w:basedOn w:val="832"/>
-    <w:link w:val="862"/>
+    <w:basedOn w:val="846"/>
+    <w:link w:val="876"/>
     <w:uiPriority w:val="99"/>
     <w:semiHidden/>
     <w:pPr>
@@ -32129,9 +32127,9 @@
       <w:szCs w:val="20"/>
     </w:rPr>
   </w:style>
-  <w:style w:type="character" w:styleId="864">
+  <w:style w:type="character" w:styleId="878">
     <w:name w:val="footnote reference"/>
-    <w:basedOn w:val="832"/>
+    <w:basedOn w:val="846"/>
     <w:uiPriority w:val="99"/>
     <w:semiHidden/>
     <w:unhideWhenUsed/>
@@ -32144,10 +32142,10 @@
       <w:vertAlign w:val="superscript"/>
     </w:rPr>
   </w:style>
-  <w:style w:type="paragraph" w:styleId="865">
+  <w:style w:type="paragraph" w:styleId="879">
     <w:name w:val="endnote text"/>
-    <w:basedOn w:val="881"/>
-    <w:link w:val="866"/>
+    <w:basedOn w:val="895"/>
+    <w:link w:val="880"/>
     <w:uiPriority w:val="99"/>
     <w:semiHidden/>
     <w:unhideWhenUsed/>
@@ -32161,10 +32159,10 @@
       <w:szCs w:val="20"/>
     </w:rPr>
   </w:style>
-  <w:style w:type="character" w:styleId="866">
+  <w:style w:type="character" w:styleId="880">
     <w:name w:val="Endnote Text Char"/>
-    <w:basedOn w:val="832"/>
-    <w:link w:val="865"/>
+    <w:basedOn w:val="846"/>
+    <w:link w:val="879"/>
     <w:uiPriority w:val="99"/>
     <w:semiHidden/>
     <w:pPr>
@@ -32177,9 +32175,9 @@
       <w:szCs w:val="20"/>
     </w:rPr>
   </w:style>
-  <w:style w:type="character" w:styleId="867">
+  <w:style w:type="character" w:styleId="881">
     <w:name w:val="endnote reference"/>
-    <w:basedOn w:val="832"/>
+    <w:basedOn w:val="846"/>
     <w:uiPriority w:val="99"/>
     <w:semiHidden/>
     <w:unhideWhenUsed/>
@@ -32192,9 +32190,9 @@
       <w:vertAlign w:val="superscript"/>
     </w:rPr>
   </w:style>
-  <w:style w:type="character" w:styleId="868">
+  <w:style w:type="character" w:styleId="882">
     <w:name w:val="Hyperlink"/>
-    <w:basedOn w:val="832"/>
+    <w:basedOn w:val="846"/>
     <w:uiPriority w:val="99"/>
     <w:unhideWhenUsed/>
     <w:pPr>
@@ -32207,9 +32205,9 @@
       <w:u w:val="single"/>
     </w:rPr>
   </w:style>
-  <w:style w:type="character" w:styleId="869">
+  <w:style w:type="character" w:styleId="883">
     <w:name w:val="FollowedHyperlink"/>
-    <w:basedOn w:val="832"/>
+    <w:basedOn w:val="846"/>
     <w:uiPriority w:val="99"/>
     <w:semiHidden/>
     <w:unhideWhenUsed/>
@@ -32223,10 +32221,10 @@
       <w:u w:val="single"/>
     </w:rPr>
   </w:style>
-  <w:style w:type="paragraph" w:styleId="870">
+  <w:style w:type="paragraph" w:styleId="884">
     <w:name w:val="toc 1"/>
-    <w:basedOn w:val="881"/>
-    <w:next w:val="881"/>
+    <w:basedOn w:val="895"/>
+    <w:next w:val="895"/>
     <w:uiPriority w:val="39"/>
     <w:unhideWhenUsed/>
     <w:pPr>
@@ -32235,10 +32233,10 @@
       <w:ind/>
     </w:pPr>
   </w:style>
-  <w:style w:type="paragraph" w:styleId="871">
+  <w:style w:type="paragraph" w:styleId="885">
     <w:name w:val="toc 2"/>
-    <w:basedOn w:val="881"/>
-    <w:next w:val="881"/>
+    <w:basedOn w:val="895"/>
+    <w:next w:val="895"/>
     <w:uiPriority w:val="39"/>
     <w:unhideWhenUsed/>
     <w:pPr>
@@ -32247,10 +32245,10 @@
       <w:ind w:left="220"/>
     </w:pPr>
   </w:style>
-  <w:style w:type="paragraph" w:styleId="872">
+  <w:style w:type="paragraph" w:styleId="886">
     <w:name w:val="toc 3"/>
-    <w:basedOn w:val="881"/>
-    <w:next w:val="881"/>
+    <w:basedOn w:val="895"/>
+    <w:next w:val="895"/>
     <w:uiPriority w:val="39"/>
     <w:unhideWhenUsed/>
     <w:pPr>
@@ -32259,10 +32257,10 @@
       <w:ind w:left="440"/>
     </w:pPr>
   </w:style>
-  <w:style w:type="paragraph" w:styleId="873">
+  <w:style w:type="paragraph" w:styleId="887">
     <w:name w:val="toc 4"/>
-    <w:basedOn w:val="881"/>
-    <w:next w:val="881"/>
+    <w:basedOn w:val="895"/>
+    <w:next w:val="895"/>
     <w:uiPriority w:val="39"/>
     <w:unhideWhenUsed/>
     <w:pPr>
@@ -32271,10 +32269,10 @@
       <w:ind w:left="660"/>
     </w:pPr>
   </w:style>
-  <w:style w:type="paragraph" w:styleId="874">
+  <w:style w:type="paragraph" w:styleId="888">
     <w:name w:val="toc 5"/>
-    <w:basedOn w:val="881"/>
-    <w:next w:val="881"/>
+    <w:basedOn w:val="895"/>
+    <w:next w:val="895"/>
     <w:uiPriority w:val="39"/>
     <w:unhideWhenUsed/>
     <w:pPr>
@@ -32283,10 +32281,10 @@
       <w:ind w:left="880"/>
     </w:pPr>
   </w:style>
-  <w:style w:type="paragraph" w:styleId="875">
+  <w:style w:type="paragraph" w:styleId="889">
     <w:name w:val="toc 6"/>
-    <w:basedOn w:val="881"/>
-    <w:next w:val="881"/>
+    <w:basedOn w:val="895"/>
+    <w:next w:val="895"/>
     <w:uiPriority w:val="39"/>
     <w:unhideWhenUsed/>
     <w:pPr>
@@ -32295,10 +32293,10 @@
       <w:ind w:left="1100"/>
     </w:pPr>
   </w:style>
-  <w:style w:type="paragraph" w:styleId="876">
+  <w:style w:type="paragraph" w:styleId="890">
     <w:name w:val="toc 7"/>
-    <w:basedOn w:val="881"/>
-    <w:next w:val="881"/>
+    <w:basedOn w:val="895"/>
+    <w:next w:val="895"/>
     <w:uiPriority w:val="39"/>
     <w:unhideWhenUsed/>
     <w:pPr>
@@ -32307,10 +32305,10 @@
       <w:ind w:left="1320"/>
     </w:pPr>
   </w:style>
-  <w:style w:type="paragraph" w:styleId="877">
+  <w:style w:type="paragraph" w:styleId="891">
     <w:name w:val="toc 8"/>
-    <w:basedOn w:val="881"/>
-    <w:next w:val="881"/>
+    <w:basedOn w:val="895"/>
+    <w:next w:val="895"/>
     <w:uiPriority w:val="39"/>
     <w:unhideWhenUsed/>
     <w:pPr>
@@ -32319,10 +32317,10 @@
       <w:ind w:left="1540"/>
     </w:pPr>
   </w:style>
-  <w:style w:type="paragraph" w:styleId="878">
+  <w:style w:type="paragraph" w:styleId="892">
     <w:name w:val="toc 9"/>
-    <w:basedOn w:val="881"/>
-    <w:next w:val="881"/>
+    <w:basedOn w:val="895"/>
+    <w:next w:val="895"/>
     <w:uiPriority w:val="39"/>
     <w:unhideWhenUsed/>
     <w:pPr>
@@ -32331,7 +32329,7 @@
       <w:ind w:left="1760"/>
     </w:pPr>
   </w:style>
-  <w:style w:type="paragraph" w:styleId="879">
+  <w:style w:type="paragraph" w:styleId="893">
     <w:name w:val="TOC Heading"/>
     <w:uiPriority w:val="39"/>
     <w:unhideWhenUsed/>
@@ -32341,10 +32339,10 @@
       <w:ind/>
     </w:pPr>
   </w:style>
-  <w:style w:type="paragraph" w:styleId="880">
+  <w:style w:type="paragraph" w:styleId="894">
     <w:name w:val="table of figures"/>
-    <w:basedOn w:val="881"/>
-    <w:next w:val="881"/>
+    <w:basedOn w:val="895"/>
+    <w:next w:val="895"/>
     <w:uiPriority w:val="99"/>
     <w:unhideWhenUsed/>
     <w:pPr>
@@ -32353,7 +32351,7 @@
       <w:ind/>
     </w:pPr>
   </w:style>
-  <w:style w:type="paragraph" w:styleId="881" w:default="1">
+  <w:style w:type="paragraph" w:styleId="895" w:default="1">
     <w:name w:val="Normal"/>
     <w:qFormat/>
     <w:pPr>
@@ -32362,7 +32360,7 @@
       <w:ind/>
     </w:pPr>
   </w:style>
-  <w:style w:type="table" w:styleId="882" w:default="1">
+  <w:style w:type="table" w:styleId="896" w:default="1">
     <w:name w:val="Normal Table"/>
     <w:uiPriority w:val="99"/>
     <w:semiHidden/>
@@ -32555,7 +32553,7 @@
       </w:tcPr>
     </w:tblStylePr>
   </w:style>
-  <w:style w:type="numbering" w:styleId="883" w:default="1">
+  <w:style w:type="numbering" w:styleId="897" w:default="1">
     <w:name w:val="No List"/>
     <w:uiPriority w:val="99"/>
     <w:semiHidden/>
@@ -32566,9 +32564,9 @@
       <w:ind/>
     </w:pPr>
   </w:style>
-  <w:style w:type="paragraph" w:styleId="884">
+  <w:style w:type="paragraph" w:styleId="898">
     <w:name w:val="No Spacing"/>
-    <w:basedOn w:val="881"/>
+    <w:basedOn w:val="895"/>
     <w:uiPriority w:val="1"/>
     <w:qFormat/>
     <w:pPr>
@@ -32577,9 +32575,9 @@
       <w:ind/>
     </w:pPr>
   </w:style>
-  <w:style w:type="paragraph" w:styleId="885">
+  <w:style w:type="paragraph" w:styleId="899">
     <w:name w:val="List Paragraph"/>
-    <w:basedOn w:val="881"/>
+    <w:basedOn w:val="895"/>
     <w:uiPriority w:val="34"/>
     <w:qFormat/>
     <w:pPr>
